--- a/diploma/documents/ВКР/ВКР - Соломенников Николай.docx
+++ b/diploma/documents/ВКР/ВКР - Соломенников Николай.docx
@@ -2544,18 +2544,7 @@
                 <w:lang w:eastAsia="ru-RU"/>
                 <w14:ligatures w14:val="none"/>
               </w:rPr>
-              <w:t>азработка системы автоматизированного пополнения онтологической модели кафедры знаниями, извлечёнными из документо</w:t>
-            </w:r>
-            <w:r>
-              <w:rPr>
-                <w:rFonts w:eastAsia="Times New Roman" w:cs="Times New Roman"/>
-                <w:kern w:val="0"/>
-                <w:sz w:val="24"/>
-                <w:szCs w:val="24"/>
-                <w:lang w:eastAsia="ru-RU"/>
-                <w14:ligatures w14:val="none"/>
-              </w:rPr>
-              <w:t>в</w:t>
+              <w:t>азработка системы автоматизированного пополнения онтологической модели кафедры знаниями, извлечёнными из документов</w:t>
             </w:r>
             <w:r>
               <w:rPr>
@@ -9336,6 +9325,7 @@
     <w:p>
       <w:pPr>
         <w:pStyle w:val="1"/>
+        <w:spacing w:line="360" w:lineRule="auto"/>
       </w:pPr>
       <w:bookmarkStart w:id="2" w:name="_Toc199188693"/>
       <w:r>
@@ -9355,19 +9345,14 @@
           <w:szCs w:val="28"/>
         </w:rPr>
       </w:pPr>
-      <w:r>
-        <w:rPr>
-          <w:rFonts w:cs="Times New Roman"/>
-          <w:szCs w:val="28"/>
-        </w:rPr>
-        <w:t xml:space="preserve">Современный </w:t>
-      </w:r>
-      <w:r>
-        <w:rPr>
-          <w:rFonts w:cs="Times New Roman"/>
-          <w:szCs w:val="28"/>
-        </w:rPr>
-        <w:t>рынок предъявляет жесткие требования к повышению эффективности и результативности работы организаций. Успех компании тесно связан с производительностью её сотрудников, поэтому непрерывный мониторинг и анализ их деятельности являются ключевыми факторами. Для достижения поставленных целей необходимо систематически и глубоко анализировать рабочие процессы и показатели эффективности, как индивидуальной, так и коллективной работы. Оценка эффективности может быть проведена по множеству показателей, которые зависят от сферы деятельности, организационной структуры и характера выполняемых работ. К примеру, эффективность можно измерять по учету рабочего времени, включая автоматизированную регистрацию начала и окончания рабочего дня, количеству выполненных заданий, анализу задержанных задач, числу коммитов в системе контроля версий, объему и структуре написанного кода, а также по активности в документации и системах управления знаниями.</w:t>
+      <w:bookmarkStart w:id="3" w:name="_Hlk197456146"/>
+      <w:bookmarkEnd w:id="0"/>
+      <w:r>
+        <w:rPr>
+          <w:rFonts w:cs="Times New Roman"/>
+          <w:szCs w:val="28"/>
+        </w:rPr>
+        <w:t>В условиях цифровизации образовательных и административных процессов в высших учебных заведениях возрастает объём документов, сопровождающих деятельность кафедр. К таким документам относятся заявления обучающихся, индивидуальные задания на практику, отчёты руководителей, ведомости, служебные записки, тезисы и иные документы, содержащие значимые сведения о составе участников учебного процесса, академических активностях и их результатах. Несмотря на наличие этих данных, их практическое использование затруднено вследствие того, что информация представлена преимущественно в слабоструктурированном виде — в форматах электронных текстовых документов и переносимых документов, — не имеет формальной модели представления знаний и не интегрирована в единое хранилище.</w:t>
       </w:r>
     </w:p>
     <w:p>
@@ -9379,14 +9364,15 @@
         <w:rPr>
           <w:rFonts w:cs="Times New Roman"/>
           <w:szCs w:val="28"/>
-        </w:rPr>
-      </w:pPr>
-      <w:r>
-        <w:rPr>
-          <w:rFonts w:cs="Times New Roman"/>
-          <w:szCs w:val="28"/>
-        </w:rPr>
-        <w:t>У каждой компании, а порой даже в разных её отделах, могут существовать собственные специфические требования и методы измерения результативности. Производственные цеха, как правило, ставят во главу угла соблюдение сроков и объёма выполненных работ, в отличие от исследовательских или аналитических отделов, где акцент делается на качестве, оригинальности и глубине разработок. Такая многогранность подходов к оценке эффективности затрудняет унификацию подходов и требует разработки индивидуальных методик для каждой сферы деятельности.</w:t>
+          <w:lang w:val="en-US"/>
+        </w:rPr>
+      </w:pPr>
+      <w:r>
+        <w:rPr>
+          <w:rFonts w:cs="Times New Roman"/>
+          <w:szCs w:val="28"/>
+        </w:rPr>
+        <w:t>Одним из перспективных подходов к решению описанной проблемы является использование онтологических моделей предметной области, позволяющих формализовать знания и обеспечить их семантическую обработку. Онтология явно задаёт классы объектов, их свойства и отношения, что делает возможным выполнение запросов к накопленным знаниям, обнаружение связей между сведениями из разных источников и применение методов автоматизированного логического вывода. Однако наполнение онтологии актуальными данными, извлекаемыми из документов, на практике осуществляется вручную, что требует значительных трудозатрат, подвержено ошибкам и не масштабируется при увеличении объёма документов.</w:t>
       </w:r>
     </w:p>
     <w:p>
@@ -9398,16 +9384,15 @@
         <w:rPr>
           <w:rFonts w:cs="Times New Roman"/>
           <w:szCs w:val="28"/>
-        </w:rPr>
-      </w:pPr>
-      <w:bookmarkStart w:id="3" w:name="_Hlk197458457"/>
-      <w:bookmarkEnd w:id="0"/>
-      <w:r>
-        <w:rPr>
-          <w:rFonts w:cs="Times New Roman"/>
-          <w:szCs w:val="28"/>
-        </w:rPr>
-        <w:t xml:space="preserve">Существующие аналитические системы, как правило, не предоставляют возможности комплексного сбора данных или же ориентированы исключительно на ограниченные сценарии использования. Такие системы часто не обладают достаточной гибкостью в выборе метрик и не позволяют адаптироваться к изменяющимся требованиям бизнеса. Это создаёт значительные неудобства для руководителей и аналитиков, которым приходится </w:t>
+          <w:lang w:val="en-US"/>
+        </w:rPr>
+      </w:pPr>
+      <w:r>
+        <w:rPr>
+          <w:rFonts w:cs="Times New Roman"/>
+          <w:szCs w:val="28"/>
+        </w:rPr>
+        <w:t xml:space="preserve">Существующие методы автоматизированного извлечения информации из документов можно условно разделить на три группы: правила-ориентированные методы, методы на основе обучения с использованием обработки естественного языка [8], методы на основе больших языковых моделей [9]. Правила-ориентированные методы обеспечивают высокую точность и объяснимость при наличии чётко заданных шаблонов извлечения, </w:t>
       </w:r>
       <w:r>
         <w:rPr>
@@ -9415,7 +9400,7 @@
           <w:szCs w:val="28"/>
         </w:rPr>
         <w:lastRenderedPageBreak/>
-        <w:t>работать с разрозненными источниками информации. Например, после анализа данных о времени работы сотрудника, информацию о его задачах приходится извлекать из другой системы, а активность в репозиториях — из третьей. В результате теряется целостность представления, а принятие управленческих решений происходит на основе неполной или устаревшей информации.</w:t>
+        <w:t>однако оказываются неустойчивы к вариативности оформления документов: даже незначительные изменения в структуре документа могут приводить к необходимости переработки правил. Методы на основе обучения позволяют учитывать лингвистические особенности текста и устойчивы к вариативности, однако требуют значительных по объёму размеченных корпусов обучающих данных, что непрактично в условиях ограниченного потока однотипных документов кафедры. Методы на основе больших языковых моделей демонстрируют гибкость в обработке разнородных документов, но характеризуются нестабильностью результатов, ограниченной интерпретируемостью и риском генерации правдоподобно выглядящих, но не соответствующих действительности значений.</w:t>
       </w:r>
     </w:p>
     <w:p>
@@ -9427,30 +9412,35 @@
         <w:rPr>
           <w:rFonts w:cs="Times New Roman"/>
           <w:szCs w:val="28"/>
-        </w:rPr>
-      </w:pPr>
-      <w:r>
-        <w:rPr>
-          <w:rFonts w:cs="Times New Roman"/>
-          <w:szCs w:val="28"/>
-        </w:rPr>
-        <w:t xml:space="preserve">Кроме того, многие системы не позволяют настраивать пользовательские правила анализа данных, игнорируя специфику внутренних бизнес-процессов. Руководство зачастую узнаёт о проблемах уже постфактум, что снижает оперативность реагирования и может привести к снижению эффективности целых подразделений. Повышение прозрачности и </w:t>
-      </w:r>
-      <w:proofErr w:type="spellStart"/>
-      <w:r>
-        <w:rPr>
-          <w:rFonts w:cs="Times New Roman"/>
-          <w:szCs w:val="28"/>
-        </w:rPr>
-        <w:t>предиктивности</w:t>
-      </w:r>
-      <w:proofErr w:type="spellEnd"/>
-      <w:r>
-        <w:rPr>
-          <w:rFonts w:cs="Times New Roman"/>
-          <w:szCs w:val="28"/>
-        </w:rPr>
-        <w:t xml:space="preserve"> рабочих процессов требует создания гибких, настраиваемых и масштабируемых решений, способных адаптироваться под индивидуальные потребности компании.</w:t>
+          <w:lang w:val="en-US"/>
+        </w:rPr>
+      </w:pPr>
+      <w:r>
+        <w:rPr>
+          <w:rFonts w:cs="Times New Roman"/>
+          <w:szCs w:val="28"/>
+        </w:rPr>
+        <w:t>Готовые программные решения, реализующие описанные методы, ориентированы преимущественно на извлечение текстового содержимого и плоской структуры «поле — значение», без привязки к конкретной онтологической модели; кроме того, использование облачных сервисов интеллектуальной обработки документов [20–22] сопряжено с передачей данных внешним поставщикам, что в контексте обработки документов учебно-административного характера, содержащих персональные данные [1], накладывает существенные правовые ограничения.</w:t>
+      </w:r>
+    </w:p>
+    <w:p>
+      <w:pPr>
+        <w:spacing w:line="360" w:lineRule="auto"/>
+        <w:ind w:firstLine="709"/>
+        <w:contextualSpacing/>
+        <w:jc w:val="both"/>
+        <w:rPr>
+          <w:rFonts w:cs="Times New Roman"/>
+          <w:szCs w:val="28"/>
+          <w:lang w:val="en-US"/>
+        </w:rPr>
+      </w:pPr>
+      <w:r>
+        <w:rPr>
+          <w:rFonts w:cs="Times New Roman"/>
+          <w:szCs w:val="28"/>
+        </w:rPr>
+        <w:t>Таким образом, возникает актуальная научно-техническая задача: разработка системы, обеспечивающей автоматизированное извлечение данных из слабоструктурированных документов кафедры и их последующее преобразование в формализованное представление, интегрируемое в онтологическую модель, с возможностью контролируемого ручного вмешательства и сохранением связи каждого извлечённого факта с документом-источником.</w:t>
       </w:r>
     </w:p>
     <w:p>
@@ -9471,25 +9461,16 @@
           <w:bCs/>
           <w:szCs w:val="28"/>
         </w:rPr>
-        <w:t>Цель дипломной работы</w:t>
-      </w:r>
-      <w:r>
-        <w:rPr>
-          <w:rFonts w:cs="Times New Roman"/>
-          <w:szCs w:val="28"/>
-        </w:rPr>
-        <w:t xml:space="preserve"> — </w:t>
-      </w:r>
-      <w:bookmarkStart w:id="4" w:name="_Hlk197461194"/>
-      <w:r>
-        <w:rPr>
-          <w:rFonts w:cs="Times New Roman"/>
-          <w:szCs w:val="28"/>
-        </w:rPr>
-        <w:t>разработка аналитической системы для мониторинга производительности сотрудников на основе методов семантического моделирования рабочих процессов.</w:t>
-      </w:r>
-    </w:p>
-    <w:bookmarkEnd w:id="4"/>
+        <w:t>Цель</w:t>
+      </w:r>
+      <w:r>
+        <w:rPr>
+          <w:rFonts w:cs="Times New Roman"/>
+          <w:szCs w:val="28"/>
+        </w:rPr>
+        <w:t xml:space="preserve"> выпускной квалификационной работы — разработка системы автоматизированного пополнения онтологической модели кафедры знаниями, извлечёнными из документов.</w:t>
+      </w:r>
+    </w:p>
     <w:p>
       <w:pPr>
         <w:spacing w:line="360" w:lineRule="auto"/>
@@ -9501,182 +9482,374 @@
           <w:szCs w:val="28"/>
         </w:rPr>
       </w:pPr>
-      <w:r>
-        <w:rPr>
-          <w:rFonts w:cs="Times New Roman"/>
-          <w:szCs w:val="28"/>
-        </w:rPr>
-        <w:t>Для достижения данной цели были поставлены следующие задачи:</w:t>
-      </w:r>
-    </w:p>
-    <w:p>
-      <w:pPr>
+    </w:p>
+    <w:p>
+      <w:pPr>
+        <w:spacing w:after="0" w:line="360" w:lineRule="auto"/>
+        <w:ind w:firstLine="709"/>
+        <w:contextualSpacing/>
+        <w:jc w:val="both"/>
+        <w:rPr>
+          <w:rFonts w:cs="Times New Roman"/>
+          <w:szCs w:val="28"/>
+        </w:rPr>
+      </w:pPr>
+      <w:r>
+        <w:rPr>
+          <w:rFonts w:cs="Times New Roman"/>
+          <w:szCs w:val="28"/>
+        </w:rPr>
+        <w:lastRenderedPageBreak/>
+        <w:t xml:space="preserve">Для достижения поставленной цели необходимо решить следующие </w:t>
+      </w:r>
+      <w:r>
+        <w:rPr>
+          <w:rFonts w:cs="Times New Roman"/>
+          <w:b/>
+          <w:bCs/>
+          <w:szCs w:val="28"/>
+        </w:rPr>
+        <w:t>задачи</w:t>
+      </w:r>
+      <w:r>
+        <w:rPr>
+          <w:rFonts w:cs="Times New Roman"/>
+          <w:szCs w:val="28"/>
+        </w:rPr>
+        <w:t>:</w:t>
+      </w:r>
+    </w:p>
+    <w:p>
+      <w:pPr>
+        <w:pStyle w:val="a7"/>
         <w:numPr>
           <w:ilvl w:val="0"/>
-          <w:numId w:val="2"/>
+          <w:numId w:val="118"/>
         </w:numPr>
         <w:spacing w:line="360" w:lineRule="auto"/>
-        <w:ind w:left="0" w:firstLine="709"/>
-        <w:contextualSpacing/>
-        <w:jc w:val="both"/>
-        <w:rPr>
-          <w:rFonts w:cs="Times New Roman"/>
-          <w:szCs w:val="28"/>
-        </w:rPr>
-      </w:pPr>
-      <w:r>
-        <w:rPr>
-          <w:rFonts w:cs="Times New Roman"/>
-          <w:szCs w:val="28"/>
-        </w:rPr>
-        <w:t>Сформулировать бизнес-требования к системе.</w:t>
-      </w:r>
-    </w:p>
-    <w:p>
-      <w:pPr>
+        <w:jc w:val="both"/>
+        <w:rPr>
+          <w:rFonts w:cs="Times New Roman"/>
+          <w:szCs w:val="28"/>
+        </w:rPr>
+      </w:pPr>
+      <w:r>
+        <w:rPr>
+          <w:rFonts w:cs="Times New Roman"/>
+          <w:szCs w:val="28"/>
+        </w:rPr>
+        <w:t>провести анализ предметной области, видов документов кафедры, методических подходов к извлечению знаний и существующих программных решений сходного назначения;</w:t>
+      </w:r>
+    </w:p>
+    <w:p>
+      <w:pPr>
+        <w:pStyle w:val="a7"/>
         <w:numPr>
           <w:ilvl w:val="0"/>
-          <w:numId w:val="2"/>
+          <w:numId w:val="118"/>
         </w:numPr>
         <w:spacing w:line="360" w:lineRule="auto"/>
-        <w:ind w:left="0" w:firstLine="709"/>
-        <w:contextualSpacing/>
-        <w:jc w:val="both"/>
-        <w:rPr>
-          <w:rFonts w:cs="Times New Roman"/>
-          <w:szCs w:val="28"/>
-        </w:rPr>
-      </w:pPr>
-      <w:r>
-        <w:rPr>
-          <w:rFonts w:cs="Times New Roman"/>
-          <w:szCs w:val="28"/>
-        </w:rPr>
-        <w:t>Спроектировать архитектуру решения.</w:t>
-      </w:r>
-    </w:p>
-    <w:p>
-      <w:pPr>
+        <w:jc w:val="both"/>
+        <w:rPr>
+          <w:rFonts w:cs="Times New Roman"/>
+          <w:szCs w:val="28"/>
+        </w:rPr>
+      </w:pPr>
+      <w:r>
+        <w:rPr>
+          <w:rFonts w:cs="Times New Roman"/>
+          <w:szCs w:val="28"/>
+        </w:rPr>
+        <w:t>сформулировать функциональные и нефункциональные требования к разрабатываемой системе;</w:t>
+      </w:r>
+    </w:p>
+    <w:p>
+      <w:pPr>
+        <w:pStyle w:val="a7"/>
         <w:numPr>
           <w:ilvl w:val="0"/>
-          <w:numId w:val="2"/>
+          <w:numId w:val="118"/>
         </w:numPr>
         <w:spacing w:line="360" w:lineRule="auto"/>
-        <w:ind w:left="0" w:firstLine="709"/>
-        <w:contextualSpacing/>
-        <w:jc w:val="both"/>
-        <w:rPr>
-          <w:rFonts w:cs="Times New Roman"/>
-          <w:szCs w:val="28"/>
-        </w:rPr>
-      </w:pPr>
-      <w:r>
-        <w:rPr>
-          <w:rFonts w:cs="Times New Roman"/>
-          <w:szCs w:val="28"/>
-        </w:rPr>
-        <w:t>Разработать базу данных.</w:t>
-      </w:r>
-    </w:p>
-    <w:p>
-      <w:pPr>
+        <w:jc w:val="both"/>
+        <w:rPr>
+          <w:rFonts w:cs="Times New Roman"/>
+          <w:szCs w:val="28"/>
+        </w:rPr>
+      </w:pPr>
+      <w:r>
+        <w:rPr>
+          <w:rFonts w:cs="Times New Roman"/>
+          <w:szCs w:val="28"/>
+        </w:rPr>
+        <w:t>спроектировать архитектуру системы, включая унифицированную модель представления документов, конвейер их обработки, механизм шаблонов извлечения, модель идентификации индивидов онтологии и политику интеграции извлечённых знаний в общую модель;</w:t>
+      </w:r>
+    </w:p>
+    <w:p>
+      <w:pPr>
+        <w:pStyle w:val="a7"/>
         <w:numPr>
           <w:ilvl w:val="0"/>
-          <w:numId w:val="2"/>
+          <w:numId w:val="118"/>
         </w:numPr>
         <w:spacing w:line="360" w:lineRule="auto"/>
-        <w:ind w:left="0" w:firstLine="709"/>
-        <w:contextualSpacing/>
-        <w:jc w:val="both"/>
-        <w:rPr>
-          <w:rFonts w:cs="Times New Roman"/>
-          <w:szCs w:val="28"/>
-        </w:rPr>
-      </w:pPr>
-      <w:r>
-        <w:rPr>
-          <w:rFonts w:cs="Times New Roman"/>
-          <w:szCs w:val="28"/>
-        </w:rPr>
-        <w:t xml:space="preserve">Реализовать модуль сбора данных из </w:t>
-      </w:r>
-      <w:proofErr w:type="spellStart"/>
-      <w:r>
-        <w:rPr>
-          <w:rFonts w:cs="Times New Roman"/>
-          <w:szCs w:val="28"/>
-        </w:rPr>
-        <w:t>Git</w:t>
-      </w:r>
-      <w:proofErr w:type="spellEnd"/>
-      <w:r>
-        <w:rPr>
-          <w:rFonts w:cs="Times New Roman"/>
-          <w:szCs w:val="28"/>
-        </w:rPr>
-        <w:t xml:space="preserve">, </w:t>
-      </w:r>
-      <w:proofErr w:type="spellStart"/>
-      <w:r>
-        <w:rPr>
-          <w:rFonts w:cs="Times New Roman"/>
-          <w:szCs w:val="28"/>
-        </w:rPr>
-        <w:t>Kimai</w:t>
-      </w:r>
-      <w:proofErr w:type="spellEnd"/>
-      <w:r>
-        <w:rPr>
-          <w:rFonts w:cs="Times New Roman"/>
-          <w:szCs w:val="28"/>
-        </w:rPr>
-        <w:t xml:space="preserve"> и других источников.</w:t>
-      </w:r>
-    </w:p>
-    <w:p>
-      <w:pPr>
+        <w:jc w:val="both"/>
+        <w:rPr>
+          <w:rFonts w:cs="Times New Roman"/>
+          <w:szCs w:val="28"/>
+        </w:rPr>
+      </w:pPr>
+      <w:r>
+        <w:rPr>
+          <w:rFonts w:cs="Times New Roman"/>
+          <w:szCs w:val="28"/>
+        </w:rPr>
+        <w:t>реализовать разработанную систему с пользовательским графическим интерфейсом;</w:t>
+      </w:r>
+    </w:p>
+    <w:p>
+      <w:pPr>
+        <w:pStyle w:val="a7"/>
         <w:numPr>
           <w:ilvl w:val="0"/>
-          <w:numId w:val="2"/>
+          <w:numId w:val="118"/>
         </w:numPr>
-        <w:spacing w:line="360" w:lineRule="auto"/>
-        <w:ind w:left="0" w:firstLine="709"/>
-        <w:contextualSpacing/>
-        <w:jc w:val="both"/>
-        <w:rPr>
-          <w:rFonts w:cs="Times New Roman"/>
-          <w:szCs w:val="28"/>
-        </w:rPr>
-      </w:pPr>
-      <w:r>
-        <w:rPr>
-          <w:rFonts w:cs="Times New Roman"/>
-          <w:szCs w:val="28"/>
-        </w:rPr>
-        <w:t>Настроить систему проверки правил и уведомлений.</w:t>
-      </w:r>
-    </w:p>
-    <w:p>
-      <w:pPr>
+        <w:spacing w:after="0" w:line="360" w:lineRule="auto"/>
+        <w:jc w:val="both"/>
+        <w:rPr>
+          <w:rFonts w:cs="Times New Roman"/>
+          <w:szCs w:val="28"/>
+        </w:rPr>
+      </w:pPr>
+      <w:r>
+        <w:rPr>
+          <w:rFonts w:cs="Times New Roman"/>
+          <w:szCs w:val="28"/>
+        </w:rPr>
+        <w:t>провести апробацию реализованной системы на реальных документах кафедры и проанализировать её результаты.</w:t>
+      </w:r>
+    </w:p>
+    <w:p>
+      <w:pPr>
+        <w:spacing w:line="360" w:lineRule="auto"/>
+        <w:ind w:firstLine="709"/>
+        <w:contextualSpacing/>
+        <w:jc w:val="both"/>
+        <w:rPr>
+          <w:rFonts w:cs="Times New Roman"/>
+          <w:szCs w:val="28"/>
+        </w:rPr>
+      </w:pPr>
+      <w:r>
+        <w:rPr>
+          <w:rFonts w:cs="Times New Roman"/>
+          <w:b/>
+          <w:bCs/>
+          <w:szCs w:val="28"/>
+        </w:rPr>
+        <w:t>Объектом исследования</w:t>
+      </w:r>
+      <w:r>
+        <w:rPr>
+          <w:rFonts w:cs="Times New Roman"/>
+          <w:szCs w:val="28"/>
+        </w:rPr>
+        <w:t xml:space="preserve"> является процесс извлечения и формализации знаний из документальных источников.</w:t>
+      </w:r>
+    </w:p>
+    <w:p>
+      <w:pPr>
+        <w:spacing w:line="360" w:lineRule="auto"/>
+        <w:ind w:firstLine="709"/>
+        <w:contextualSpacing/>
+        <w:jc w:val="both"/>
+        <w:rPr>
+          <w:rFonts w:cs="Times New Roman"/>
+          <w:szCs w:val="28"/>
+          <w:lang w:val="en-US"/>
+        </w:rPr>
+      </w:pPr>
+      <w:r>
+        <w:rPr>
+          <w:rFonts w:cs="Times New Roman"/>
+          <w:b/>
+          <w:bCs/>
+          <w:szCs w:val="28"/>
+        </w:rPr>
+        <w:t>Предметом исследования</w:t>
+      </w:r>
+      <w:r>
+        <w:rPr>
+          <w:rFonts w:cs="Times New Roman"/>
+          <w:szCs w:val="28"/>
+        </w:rPr>
+        <w:t xml:space="preserve"> являются архитектурные и методические решения, обеспечивающие автоматизированное пополнение онтологической модели на основе данных, полученных из документов учебно-организационной деятельности кафедры.</w:t>
+      </w:r>
+    </w:p>
+    <w:p>
+      <w:pPr>
+        <w:spacing w:after="0" w:line="360" w:lineRule="auto"/>
+        <w:ind w:firstLine="709"/>
+        <w:contextualSpacing/>
+        <w:jc w:val="both"/>
+        <w:rPr>
+          <w:rFonts w:cs="Times New Roman"/>
+          <w:szCs w:val="28"/>
+          <w:lang w:val="en-US"/>
+        </w:rPr>
+      </w:pPr>
+      <w:r>
+        <w:rPr>
+          <w:rFonts w:cs="Times New Roman"/>
+          <w:b/>
+          <w:bCs/>
+          <w:szCs w:val="28"/>
+        </w:rPr>
+        <w:t>Научная новизна</w:t>
+      </w:r>
+      <w:r>
+        <w:rPr>
+          <w:rFonts w:cs="Times New Roman"/>
+          <w:szCs w:val="28"/>
+        </w:rPr>
+        <w:t xml:space="preserve"> работы заключается в разработке нескольких взаимосвязанных решений, отсутствующих в известных аналогах:</w:t>
+      </w:r>
+    </w:p>
+    <w:p>
+      <w:pPr>
+        <w:pStyle w:val="a7"/>
         <w:numPr>
           <w:ilvl w:val="0"/>
-          <w:numId w:val="2"/>
+          <w:numId w:val="119"/>
         </w:numPr>
-        <w:spacing w:line="360" w:lineRule="auto"/>
-        <w:ind w:left="0" w:firstLine="709"/>
-        <w:contextualSpacing/>
-        <w:jc w:val="both"/>
-        <w:rPr>
-          <w:rFonts w:cs="Times New Roman"/>
-          <w:szCs w:val="28"/>
-        </w:rPr>
-      </w:pPr>
-      <w:r>
-        <w:rPr>
-          <w:rFonts w:cs="Times New Roman"/>
-          <w:szCs w:val="28"/>
-        </w:rPr>
-        <w:t>Обеспечить масштабируемость и отказоустойчивость.</w:t>
+        <w:spacing w:after="0" w:line="360" w:lineRule="auto"/>
+        <w:jc w:val="both"/>
+        <w:rPr>
+          <w:rFonts w:cs="Times New Roman"/>
+          <w:szCs w:val="28"/>
+        </w:rPr>
+      </w:pPr>
+      <w:proofErr w:type="spellStart"/>
+      <w:r>
+        <w:rPr>
+          <w:rFonts w:cs="Times New Roman"/>
+          <w:i/>
+          <w:iCs/>
+          <w:szCs w:val="28"/>
+        </w:rPr>
+        <w:t>концептно</w:t>
+      </w:r>
+      <w:proofErr w:type="spellEnd"/>
+      <w:r>
+        <w:rPr>
+          <w:rFonts w:cs="Times New Roman"/>
+          <w:i/>
+          <w:iCs/>
+          <w:szCs w:val="28"/>
+        </w:rPr>
+        <w:t>-ориентированной модели идентификации индивидов онтологии</w:t>
+      </w:r>
+      <w:r>
+        <w:rPr>
+          <w:rFonts w:cs="Times New Roman"/>
+          <w:szCs w:val="28"/>
+        </w:rPr>
+        <w:t>, в которой каждому классу сущностей сопоставлен программный модуль, инкапсулирующий стратегию формирования идентификаторов и набор идентифицирующих литералов; эта модель обеспечивает воспроизводимое и согласованное отождествление одних и тех же сущностей реального мира между разными обрабатываемыми документами;</w:t>
+      </w:r>
+    </w:p>
+    <w:p>
+      <w:pPr>
+        <w:pStyle w:val="a7"/>
+        <w:numPr>
+          <w:ilvl w:val="0"/>
+          <w:numId w:val="119"/>
+        </w:numPr>
+        <w:spacing w:line="360" w:lineRule="auto"/>
+        <w:jc w:val="both"/>
+        <w:rPr>
+          <w:rFonts w:cs="Times New Roman"/>
+          <w:szCs w:val="28"/>
+        </w:rPr>
+      </w:pPr>
+      <w:r>
+        <w:rPr>
+          <w:rFonts w:cs="Times New Roman"/>
+          <w:i/>
+          <w:iCs/>
+          <w:szCs w:val="28"/>
+        </w:rPr>
+        <w:lastRenderedPageBreak/>
+        <w:t>гибридной модели извлечения</w:t>
+      </w:r>
+      <w:r>
+        <w:rPr>
+          <w:rFonts w:cs="Times New Roman"/>
+          <w:szCs w:val="28"/>
+        </w:rPr>
+        <w:t xml:space="preserve"> «детерминированный шаблон плюс коррекция большой языковой моделью», в которой языковая модель используется как проверяющий и корректирующий механизм, а не как первичный источник знаний; такое распределение ролей одновременно обеспечивает воспроизводимость и устойчивость к вариативности оформления документов;</w:t>
+      </w:r>
+    </w:p>
+    <w:p>
+      <w:pPr>
+        <w:pStyle w:val="a7"/>
+        <w:numPr>
+          <w:ilvl w:val="0"/>
+          <w:numId w:val="119"/>
+        </w:numPr>
+        <w:spacing w:line="360" w:lineRule="auto"/>
+        <w:jc w:val="both"/>
+        <w:rPr>
+          <w:rFonts w:cs="Times New Roman"/>
+          <w:szCs w:val="28"/>
+        </w:rPr>
+      </w:pPr>
+      <w:r>
+        <w:rPr>
+          <w:rFonts w:cs="Times New Roman"/>
+          <w:i/>
+          <w:iCs/>
+          <w:szCs w:val="28"/>
+        </w:rPr>
+        <w:t>двухслойной модели редактирования графа знаний</w:t>
+      </w:r>
+      <w:r>
+        <w:rPr>
+          <w:rFonts w:cs="Times New Roman"/>
+          <w:szCs w:val="28"/>
+        </w:rPr>
+        <w:t xml:space="preserve"> «черновик плюс пользовательские правки», в которой ручные правки сохраняются отдельно от результата автоматической сборки и автоматически применяются при повторных обработках, что снимает противоречие между автоматической повторяемостью и возможностью точечного ручного вмешательства;</w:t>
+      </w:r>
+    </w:p>
+    <w:p>
+      <w:pPr>
+        <w:pStyle w:val="a7"/>
+        <w:numPr>
+          <w:ilvl w:val="0"/>
+          <w:numId w:val="119"/>
+        </w:numPr>
+        <w:spacing w:after="0" w:line="360" w:lineRule="auto"/>
+        <w:jc w:val="both"/>
+        <w:rPr>
+          <w:rFonts w:cs="Times New Roman"/>
+          <w:szCs w:val="28"/>
+          <w:lang w:val="en-US"/>
+        </w:rPr>
+      </w:pPr>
+      <w:r>
+        <w:rPr>
+          <w:rFonts w:cs="Times New Roman"/>
+          <w:i/>
+          <w:iCs/>
+          <w:szCs w:val="28"/>
+        </w:rPr>
+        <w:t>политик слияния значений предикатов</w:t>
+      </w:r>
+      <w:r>
+        <w:rPr>
+          <w:rFonts w:cs="Times New Roman"/>
+          <w:szCs w:val="28"/>
+        </w:rPr>
+        <w:t>, заданных декларативно в схеме онтологии в виде аннотаций, что позволяет гибко настраивать поведение интеграции новых фактов в общую модель в зависимости от семантики каждого свойства, без изменения программного кода.</w:t>
       </w:r>
     </w:p>
     <w:p>
@@ -9685,12 +9858,40 @@
         <w:ind w:firstLine="709"/>
         <w:contextualSpacing/>
         <w:jc w:val="both"/>
+        <w:rPr>
+          <w:rFonts w:cs="Times New Roman"/>
+          <w:szCs w:val="28"/>
+          <w:lang w:val="en-US"/>
+        </w:rPr>
+      </w:pPr>
+      <w:r>
         <w:rPr>
           <w:rFonts w:cs="Times New Roman"/>
           <w:b/>
           <w:bCs/>
           <w:szCs w:val="28"/>
         </w:rPr>
+        <w:t>Практическая значимость</w:t>
+      </w:r>
+      <w:r>
+        <w:rPr>
+          <w:rFonts w:cs="Times New Roman"/>
+          <w:szCs w:val="28"/>
+        </w:rPr>
+        <w:t xml:space="preserve"> работы заключается в создании программной системы, применимой на кафедре общей информатики факультета информационных технологий Новосибирского государственного университета. Система обеспечивает автоматизацию ранее выполнявшегося вручную процесса извлечения сведений из документов учебного процесса и их интеграции в общую онтологическую модель, что снижает трудозатраты на работу с документацией, повышает полноту и согласованность накопленных знаний и создаёт основу для последующей аналитической работы с этими знаниями.</w:t>
+      </w:r>
+    </w:p>
+    <w:p>
+      <w:pPr>
+        <w:spacing w:after="0" w:line="360" w:lineRule="auto"/>
+        <w:ind w:firstLine="709"/>
+        <w:contextualSpacing/>
+        <w:jc w:val="both"/>
+        <w:rPr>
+          <w:rFonts w:cs="Times New Roman"/>
+          <w:szCs w:val="28"/>
+          <w:lang w:val="en-US"/>
+        </w:rPr>
       </w:pPr>
       <w:r>
         <w:rPr>
@@ -9699,8 +9900,139 @@
           <w:bCs/>
           <w:szCs w:val="28"/>
         </w:rPr>
-        <w:t>Научная новизна</w:t>
-      </w:r>
+        <w:t>Методы исследования</w:t>
+      </w:r>
+      <w:r>
+        <w:rPr>
+          <w:rFonts w:cs="Times New Roman"/>
+          <w:szCs w:val="28"/>
+        </w:rPr>
+        <w:t>, использованные в рамках работы, включают:</w:t>
+      </w:r>
+    </w:p>
+    <w:p>
+      <w:pPr>
+        <w:pStyle w:val="a7"/>
+        <w:numPr>
+          <w:ilvl w:val="0"/>
+          <w:numId w:val="120"/>
+        </w:numPr>
+        <w:spacing w:line="360" w:lineRule="auto"/>
+        <w:jc w:val="both"/>
+        <w:rPr>
+          <w:rFonts w:cs="Times New Roman"/>
+          <w:szCs w:val="28"/>
+        </w:rPr>
+      </w:pPr>
+      <w:r>
+        <w:rPr>
+          <w:rFonts w:cs="Times New Roman"/>
+          <w:szCs w:val="28"/>
+        </w:rPr>
+        <w:t>анализ предметной области и существующих программных решений;</w:t>
+      </w:r>
+    </w:p>
+    <w:p>
+      <w:pPr>
+        <w:pStyle w:val="a7"/>
+        <w:numPr>
+          <w:ilvl w:val="0"/>
+          <w:numId w:val="120"/>
+        </w:numPr>
+        <w:spacing w:line="360" w:lineRule="auto"/>
+        <w:jc w:val="both"/>
+        <w:rPr>
+          <w:rFonts w:cs="Times New Roman"/>
+          <w:szCs w:val="28"/>
+        </w:rPr>
+      </w:pPr>
+      <w:r>
+        <w:rPr>
+          <w:rFonts w:cs="Times New Roman"/>
+          <w:szCs w:val="28"/>
+        </w:rPr>
+        <w:t>проектирование архитектуры программной системы с применением принципов модульной декомпозиции и разделения ответственности;</w:t>
+      </w:r>
+    </w:p>
+    <w:p>
+      <w:pPr>
+        <w:pStyle w:val="a7"/>
+        <w:numPr>
+          <w:ilvl w:val="0"/>
+          <w:numId w:val="120"/>
+        </w:numPr>
+        <w:spacing w:line="360" w:lineRule="auto"/>
+        <w:jc w:val="both"/>
+        <w:rPr>
+          <w:rFonts w:cs="Times New Roman"/>
+          <w:szCs w:val="28"/>
+        </w:rPr>
+      </w:pPr>
+      <w:r>
+        <w:rPr>
+          <w:rFonts w:cs="Times New Roman"/>
+          <w:szCs w:val="28"/>
+        </w:rPr>
+        <w:lastRenderedPageBreak/>
+        <w:t>синтез и реализацию ключевых компонентов системы на языке программирования общего назначения;</w:t>
+      </w:r>
+    </w:p>
+    <w:p>
+      <w:pPr>
+        <w:pStyle w:val="a7"/>
+        <w:numPr>
+          <w:ilvl w:val="0"/>
+          <w:numId w:val="120"/>
+        </w:numPr>
+        <w:spacing w:line="360" w:lineRule="auto"/>
+        <w:jc w:val="both"/>
+        <w:rPr>
+          <w:rFonts w:cs="Times New Roman"/>
+          <w:szCs w:val="28"/>
+        </w:rPr>
+      </w:pPr>
+      <w:r>
+        <w:rPr>
+          <w:rFonts w:cs="Times New Roman"/>
+          <w:szCs w:val="28"/>
+        </w:rPr>
+        <w:t>разработку формальной модели представления документов и её описание средствами стандартизированных схем;</w:t>
+      </w:r>
+    </w:p>
+    <w:p>
+      <w:pPr>
+        <w:pStyle w:val="a7"/>
+        <w:numPr>
+          <w:ilvl w:val="0"/>
+          <w:numId w:val="120"/>
+        </w:numPr>
+        <w:spacing w:after="0" w:line="360" w:lineRule="auto"/>
+        <w:jc w:val="both"/>
+        <w:rPr>
+          <w:rFonts w:cs="Times New Roman"/>
+          <w:szCs w:val="28"/>
+          <w:lang w:val="en-US"/>
+        </w:rPr>
+      </w:pPr>
+      <w:r>
+        <w:rPr>
+          <w:rFonts w:cs="Times New Roman"/>
+          <w:szCs w:val="28"/>
+        </w:rPr>
+        <w:t>апробацию реализованной системы на реальных документах кафедры с качественной оценкой результатов.</w:t>
+      </w:r>
+    </w:p>
+    <w:p>
+      <w:pPr>
+        <w:spacing w:line="360" w:lineRule="auto"/>
+        <w:ind w:firstLine="709"/>
+        <w:contextualSpacing/>
+        <w:jc w:val="both"/>
+        <w:rPr>
+          <w:rFonts w:cs="Times New Roman"/>
+          <w:szCs w:val="28"/>
+        </w:rPr>
+      </w:pPr>
       <w:r>
         <w:rPr>
           <w:rFonts w:cs="Times New Roman"/>
@@ -9708,192 +10040,6 @@
           <w:bCs/>
           <w:szCs w:val="28"/>
         </w:rPr>
-        <w:t xml:space="preserve"> </w:t>
-      </w:r>
-      <w:r>
-        <w:rPr>
-          <w:rFonts w:cs="Times New Roman"/>
-          <w:b/>
-          <w:bCs/>
-          <w:szCs w:val="28"/>
-        </w:rPr>
-        <w:t xml:space="preserve">работы </w:t>
-      </w:r>
-      <w:r>
-        <w:rPr>
-          <w:rFonts w:cs="Times New Roman"/>
-          <w:szCs w:val="28"/>
-        </w:rPr>
-        <w:t>заключается в применении методов семантического моделирования для мониторинга производительности сотрудников и разработке архитектуры, позволяющей работать с произвольным набором метрик.</w:t>
-      </w:r>
-    </w:p>
-    <w:p>
-      <w:pPr>
-        <w:spacing w:line="360" w:lineRule="auto"/>
-        <w:ind w:firstLine="709"/>
-        <w:contextualSpacing/>
-        <w:jc w:val="both"/>
-        <w:rPr>
-          <w:rFonts w:cs="Times New Roman"/>
-          <w:szCs w:val="28"/>
-        </w:rPr>
-      </w:pPr>
-      <w:r>
-        <w:rPr>
-          <w:rFonts w:cs="Times New Roman"/>
-          <w:b/>
-          <w:bCs/>
-          <w:szCs w:val="28"/>
-        </w:rPr>
-        <w:lastRenderedPageBreak/>
-        <w:t>Практическая ценность проекта</w:t>
-      </w:r>
-      <w:r>
-        <w:rPr>
-          <w:rFonts w:cs="Times New Roman"/>
-          <w:szCs w:val="28"/>
-        </w:rPr>
-        <w:t xml:space="preserve"> заключается в создании универсальной аналитической платформы, обеспечивающей автоматизированный и комплексный сбор данных о деятельности сотрудников. </w:t>
-      </w:r>
-    </w:p>
-    <w:p>
-      <w:pPr>
-        <w:spacing w:line="360" w:lineRule="auto"/>
-        <w:ind w:firstLine="709"/>
-        <w:contextualSpacing/>
-        <w:jc w:val="both"/>
-        <w:rPr>
-          <w:rFonts w:cs="Times New Roman"/>
-          <w:szCs w:val="28"/>
-        </w:rPr>
-      </w:pPr>
-      <w:r>
-        <w:rPr>
-          <w:rFonts w:cs="Times New Roman"/>
-          <w:b/>
-          <w:bCs/>
-          <w:szCs w:val="28"/>
-        </w:rPr>
-        <w:t>Методы исследования</w:t>
-      </w:r>
-      <w:r>
-        <w:rPr>
-          <w:rFonts w:cs="Times New Roman"/>
-          <w:szCs w:val="28"/>
-        </w:rPr>
-        <w:t>, использованные в рамках дипломной работы, включают:</w:t>
-      </w:r>
-    </w:p>
-    <w:p>
-      <w:pPr>
-        <w:numPr>
-          <w:ilvl w:val="0"/>
-          <w:numId w:val="1"/>
-        </w:numPr>
-        <w:spacing w:line="360" w:lineRule="auto"/>
-        <w:ind w:left="0" w:firstLine="709"/>
-        <w:contextualSpacing/>
-        <w:jc w:val="both"/>
-        <w:rPr>
-          <w:rFonts w:cs="Times New Roman"/>
-          <w:szCs w:val="28"/>
-        </w:rPr>
-      </w:pPr>
-      <w:r>
-        <w:rPr>
-          <w:rFonts w:cs="Times New Roman"/>
-          <w:szCs w:val="28"/>
-        </w:rPr>
-        <w:t>Анализ существующих систем поддержки принятия решений;</w:t>
-      </w:r>
-    </w:p>
-    <w:p>
-      <w:pPr>
-        <w:numPr>
-          <w:ilvl w:val="0"/>
-          <w:numId w:val="1"/>
-        </w:numPr>
-        <w:spacing w:line="360" w:lineRule="auto"/>
-        <w:ind w:left="0" w:firstLine="709"/>
-        <w:contextualSpacing/>
-        <w:jc w:val="both"/>
-        <w:rPr>
-          <w:rFonts w:cs="Times New Roman"/>
-          <w:szCs w:val="28"/>
-        </w:rPr>
-      </w:pPr>
-      <w:r>
-        <w:rPr>
-          <w:rFonts w:cs="Times New Roman"/>
-          <w:szCs w:val="28"/>
-        </w:rPr>
-        <w:t>Проектирование архитектуры аналитической системы;</w:t>
-      </w:r>
-    </w:p>
-    <w:p>
-      <w:pPr>
-        <w:numPr>
-          <w:ilvl w:val="0"/>
-          <w:numId w:val="1"/>
-        </w:numPr>
-        <w:spacing w:line="360" w:lineRule="auto"/>
-        <w:ind w:left="0" w:firstLine="709"/>
-        <w:contextualSpacing/>
-        <w:jc w:val="both"/>
-        <w:rPr>
-          <w:rFonts w:cs="Times New Roman"/>
-          <w:szCs w:val="28"/>
-        </w:rPr>
-      </w:pPr>
-      <w:r>
-        <w:rPr>
-          <w:rFonts w:cs="Times New Roman"/>
-          <w:szCs w:val="28"/>
-        </w:rPr>
-        <w:t>Синтез и реализация ключевых компонентов системы;</w:t>
-      </w:r>
-    </w:p>
-    <w:p>
-      <w:pPr>
-        <w:numPr>
-          <w:ilvl w:val="0"/>
-          <w:numId w:val="1"/>
-        </w:numPr>
-        <w:spacing w:line="360" w:lineRule="auto"/>
-        <w:ind w:left="0" w:firstLine="709"/>
-        <w:contextualSpacing/>
-        <w:jc w:val="both"/>
-        <w:rPr>
-          <w:rFonts w:cs="Times New Roman"/>
-          <w:szCs w:val="28"/>
-        </w:rPr>
-      </w:pPr>
-      <w:r>
-        <w:rPr>
-          <w:rFonts w:cs="Times New Roman"/>
-          <w:szCs w:val="28"/>
-        </w:rPr>
-        <w:t>Тестирование, включая функциональное и сравнительное, с целью оценки эффективности решения.</w:t>
-      </w:r>
-    </w:p>
-    <w:p>
-      <w:pPr>
-        <w:spacing w:line="360" w:lineRule="auto"/>
-        <w:ind w:firstLine="709"/>
-        <w:contextualSpacing/>
-        <w:jc w:val="both"/>
-        <w:rPr>
-          <w:rFonts w:cs="Times New Roman"/>
-          <w:szCs w:val="28"/>
-        </w:rPr>
-      </w:pPr>
-      <w:r>
-        <w:rPr>
-          <w:rFonts w:cs="Times New Roman"/>
-          <w:b/>
-          <w:bCs/>
-          <w:szCs w:val="28"/>
-        </w:rPr>
         <w:t>Структура и объём работы.</w:t>
       </w:r>
       <w:r>
@@ -9901,22 +10047,24 @@
           <w:rFonts w:cs="Times New Roman"/>
           <w:szCs w:val="28"/>
         </w:rPr>
-        <w:t xml:space="preserve"> Работа состоит из введения, трёх глав и заключения. В первой главе рассматриваются существующие системы поддержки принятия решений и методы анализа производительности сотрудников. Во второй главе описываются архитектура и алгоритмы, реализованные в разработанной системе, включая механизм сбора данных, настройку метрик и создание правил оповещения. Третья глава посвящена тестированию и анализу эффективности системы, в том числе сравнительному анализу с существующими решениями.</w:t>
-      </w:r>
-      <w:bookmarkStart w:id="5" w:name="_Hlk197456146"/>
-      <w:bookmarkEnd w:id="3"/>
-    </w:p>
-    <w:p>
-      <w:pPr>
-        <w:spacing w:line="360" w:lineRule="auto"/>
-        <w:ind w:firstLine="709"/>
-        <w:contextualSpacing/>
-        <w:jc w:val="both"/>
-        <w:rPr>
-          <w:rFonts w:cs="Times New Roman"/>
-          <w:szCs w:val="28"/>
-        </w:rPr>
-      </w:pPr>
+        <w:t xml:space="preserve"> Работа состоит из введения, трёх глав, заключения, списка использованных источников и приложений. В первой главе рассматриваются устройство онтологических моделей и принципы их пополнения, виды документов кафедры и характерные проблемы извлечения знаний, методические подходы к извлечению информации из слабоструктурированных документов и существующие программные решения сходного назначения; формулируются требования к разрабатываемой системе. Во второй главе излагаются архитектурные и проектные решения, положенные в основу системы: концептуальное разделение слоёв «данные» и «знания», модель унифицированного представления документов, конвейер обработки и его пять стадий, механизм шаблонов извлечения знаний, декларативный язык извлечения значений полей, </w:t>
+      </w:r>
+      <w:proofErr w:type="spellStart"/>
+      <w:r>
+        <w:rPr>
+          <w:rFonts w:cs="Times New Roman"/>
+          <w:szCs w:val="28"/>
+        </w:rPr>
+        <w:t>концептно</w:t>
+      </w:r>
+      <w:proofErr w:type="spellEnd"/>
+      <w:r>
+        <w:rPr>
+          <w:rFonts w:cs="Times New Roman"/>
+          <w:szCs w:val="28"/>
+        </w:rPr>
+        <w:t>-ориентированная модель идентификации индивидов, организация графа фактов и его редактирование пользователем, политика интеграции знаний в общую модель, программная архитектура системы. В третьей главе описываются технические аспекты реализации системы, устройство подсистемы взаимодействия с большой языковой моделью, средства автоматизированной генерации шаблонов, организация хранилища и графического интерфейса, результаты апробации системы и её известные ограничения.</w:t>
+      </w:r>
     </w:p>
     <w:p>
       <w:pPr>
@@ -9941,12 +10089,12 @@
       <w:pPr>
         <w:pStyle w:val="1"/>
       </w:pPr>
-      <w:bookmarkStart w:id="6" w:name="_Toc199188694"/>
+      <w:bookmarkStart w:id="4" w:name="_Toc199188694"/>
       <w:r>
         <w:lastRenderedPageBreak/>
         <w:t>ГЛАВА 1 Анализ предметной области</w:t>
       </w:r>
-      <w:bookmarkEnd w:id="6"/>
+      <w:bookmarkEnd w:id="4"/>
     </w:p>
     <w:p>
       <w:pPr>
@@ -9995,7 +10143,7 @@
       <w:pPr>
         <w:pStyle w:val="2"/>
       </w:pPr>
-      <w:bookmarkStart w:id="7" w:name="_Toc199188695"/>
+      <w:bookmarkStart w:id="5" w:name="_Toc199188695"/>
       <w:r>
         <w:t xml:space="preserve">1.1 </w:t>
       </w:r>
@@ -10005,7 +10153,7 @@
       <w:r>
         <w:t xml:space="preserve"> системы мониторинга</w:t>
       </w:r>
-      <w:bookmarkEnd w:id="7"/>
+      <w:bookmarkEnd w:id="5"/>
     </w:p>
     <w:p>
       <w:pPr>
@@ -11027,11 +11175,11 @@
       <w:pPr>
         <w:pStyle w:val="2"/>
       </w:pPr>
-      <w:bookmarkStart w:id="8" w:name="_Toc199188696"/>
+      <w:bookmarkStart w:id="6" w:name="_Toc199188696"/>
       <w:r>
         <w:t>1.2 Виды метрик производительности</w:t>
       </w:r>
-      <w:bookmarkEnd w:id="8"/>
+      <w:bookmarkEnd w:id="6"/>
     </w:p>
     <w:p>
       <w:pPr>
@@ -11055,11 +11203,11 @@
         <w:contextualSpacing/>
         <w:jc w:val="both"/>
       </w:pPr>
-      <w:bookmarkStart w:id="9" w:name="_Toc199188697"/>
+      <w:bookmarkStart w:id="7" w:name="_Toc199188697"/>
       <w:r>
         <w:t>1.2.1 Количественные метрики</w:t>
       </w:r>
-      <w:bookmarkEnd w:id="9"/>
+      <w:bookmarkEnd w:id="7"/>
     </w:p>
     <w:p>
       <w:pPr>
@@ -11241,7 +11389,7 @@
         <w:t>Может применяться как вспомогательная метрика. Используется для анализа изменений в репозитории или оценки масштабности выполненной работы. Однако эта метрика подвержена манипуляциям и не всегда отражает реальную ценность изменений.</w:t>
       </w:r>
     </w:p>
-    <w:bookmarkEnd w:id="5"/>
+    <w:bookmarkEnd w:id="3"/>
     <w:p>
       <w:pPr>
         <w:spacing w:line="360" w:lineRule="auto"/>
@@ -11369,7 +11517,7 @@
           <w:bCs/>
         </w:rPr>
       </w:pPr>
-      <w:bookmarkStart w:id="10" w:name="_Toc199188698"/>
+      <w:bookmarkStart w:id="8" w:name="_Toc199188698"/>
       <w:r>
         <w:rPr>
           <w:rFonts w:cs="Times New Roman"/>
@@ -11377,7 +11525,7 @@
         </w:rPr>
         <w:t>1.2.2 Качественные метрики</w:t>
       </w:r>
-      <w:bookmarkEnd w:id="10"/>
+      <w:bookmarkEnd w:id="8"/>
     </w:p>
     <w:p>
       <w:pPr>
@@ -11623,7 +11771,7 @@
           <w:bCs/>
         </w:rPr>
       </w:pPr>
-      <w:bookmarkStart w:id="11" w:name="_Toc199188699"/>
+      <w:bookmarkStart w:id="9" w:name="_Toc199188699"/>
       <w:r>
         <w:rPr>
           <w:rFonts w:cs="Times New Roman"/>
@@ -11631,7 +11779,7 @@
         </w:rPr>
         <w:t>1.2.3 Биометрические метрики</w:t>
       </w:r>
-      <w:bookmarkEnd w:id="11"/>
+      <w:bookmarkEnd w:id="9"/>
     </w:p>
     <w:p>
       <w:pPr>
@@ -11840,11 +11988,11 @@
       <w:pPr>
         <w:pStyle w:val="2"/>
       </w:pPr>
-      <w:bookmarkStart w:id="12" w:name="_Toc199188700"/>
+      <w:bookmarkStart w:id="10" w:name="_Toc199188700"/>
       <w:r>
         <w:t>1.3 Модели хранения и анализа метрик</w:t>
       </w:r>
-      <w:bookmarkEnd w:id="12"/>
+      <w:bookmarkEnd w:id="10"/>
     </w:p>
     <w:p>
       <w:pPr>
@@ -11897,14 +12045,14 @@
         <w:contextualSpacing/>
         <w:jc w:val="both"/>
       </w:pPr>
-      <w:bookmarkStart w:id="13" w:name="_Toc199188701"/>
+      <w:bookmarkStart w:id="11" w:name="_Toc199188701"/>
       <w:r>
         <w:t xml:space="preserve">1.3.1 </w:t>
       </w:r>
       <w:r>
         <w:t>Хранение метрик</w:t>
       </w:r>
-      <w:bookmarkEnd w:id="13"/>
+      <w:bookmarkEnd w:id="11"/>
     </w:p>
     <w:p>
       <w:pPr>
@@ -12102,7 +12250,7 @@
         <w:contextualSpacing/>
         <w:jc w:val="both"/>
       </w:pPr>
-      <w:bookmarkStart w:id="14" w:name="_Toc199188702"/>
+      <w:bookmarkStart w:id="12" w:name="_Toc199188702"/>
       <w:r>
         <w:t>1.3.2</w:t>
       </w:r>
@@ -12112,7 +12260,7 @@
       <w:r>
         <w:t>Структура хранения</w:t>
       </w:r>
-      <w:bookmarkEnd w:id="14"/>
+      <w:bookmarkEnd w:id="12"/>
     </w:p>
     <w:p>
       <w:pPr>
@@ -12289,14 +12437,14 @@
         <w:contextualSpacing/>
         <w:jc w:val="both"/>
       </w:pPr>
-      <w:bookmarkStart w:id="15" w:name="_Toc199188703"/>
+      <w:bookmarkStart w:id="13" w:name="_Toc199188703"/>
       <w:r>
         <w:t xml:space="preserve">1.3.3 </w:t>
       </w:r>
       <w:r>
         <w:t>Использование внешних данных</w:t>
       </w:r>
-      <w:bookmarkEnd w:id="15"/>
+      <w:bookmarkEnd w:id="13"/>
     </w:p>
     <w:p>
       <w:pPr>
@@ -12521,14 +12669,14 @@
         <w:contextualSpacing/>
         <w:jc w:val="both"/>
       </w:pPr>
-      <w:bookmarkStart w:id="16" w:name="_Toc199188704"/>
+      <w:bookmarkStart w:id="14" w:name="_Toc199188704"/>
       <w:r>
         <w:t xml:space="preserve">1.3.4 </w:t>
       </w:r>
       <w:r>
         <w:t>Преимущества выбранного подхода</w:t>
       </w:r>
-      <w:bookmarkEnd w:id="16"/>
+      <w:bookmarkEnd w:id="14"/>
     </w:p>
     <w:p>
       <w:pPr>
@@ -12698,11 +12846,11 @@
       <w:pPr>
         <w:pStyle w:val="2"/>
       </w:pPr>
-      <w:bookmarkStart w:id="17" w:name="_Toc199188705"/>
+      <w:bookmarkStart w:id="15" w:name="_Toc199188705"/>
       <w:r>
         <w:t>1.4 Анализ требований к системе мониторинга</w:t>
       </w:r>
-      <w:bookmarkEnd w:id="17"/>
+      <w:bookmarkEnd w:id="15"/>
     </w:p>
     <w:p>
       <w:pPr>
@@ -12735,7 +12883,7 @@
           <w:bCs/>
         </w:rPr>
       </w:pPr>
-      <w:bookmarkStart w:id="18" w:name="_Toc199188706"/>
+      <w:bookmarkStart w:id="16" w:name="_Toc199188706"/>
       <w:r>
         <w:rPr>
           <w:rFonts w:cs="Times New Roman"/>
@@ -12743,7 +12891,7 @@
         </w:rPr>
         <w:t>1.4.1 Функциональные требования</w:t>
       </w:r>
-      <w:bookmarkEnd w:id="18"/>
+      <w:bookmarkEnd w:id="16"/>
     </w:p>
     <w:p>
       <w:pPr>
@@ -13230,7 +13378,7 @@
           <w:bCs/>
         </w:rPr>
       </w:pPr>
-      <w:bookmarkStart w:id="19" w:name="_Toc199188707"/>
+      <w:bookmarkStart w:id="17" w:name="_Toc199188707"/>
       <w:r>
         <w:rPr>
           <w:rFonts w:cs="Times New Roman"/>
@@ -13238,7 +13386,7 @@
         </w:rPr>
         <w:t>1.4.2 Нефункциональные требования</w:t>
       </w:r>
-      <w:bookmarkEnd w:id="19"/>
+      <w:bookmarkEnd w:id="17"/>
     </w:p>
     <w:p>
       <w:pPr>
@@ -13496,7 +13644,7 @@
           <w:bCs/>
         </w:rPr>
       </w:pPr>
-      <w:bookmarkStart w:id="20" w:name="_Toc199188708"/>
+      <w:bookmarkStart w:id="18" w:name="_Toc199188708"/>
       <w:r>
         <w:rPr>
           <w:rFonts w:cs="Times New Roman"/>
@@ -13504,7 +13652,7 @@
         </w:rPr>
         <w:t>1.4.3 Пользовательские роли</w:t>
       </w:r>
-      <w:bookmarkEnd w:id="20"/>
+      <w:bookmarkEnd w:id="18"/>
     </w:p>
     <w:p>
       <w:pPr>
@@ -13666,7 +13814,7 @@
           <w:bCs/>
         </w:rPr>
       </w:pPr>
-      <w:bookmarkStart w:id="21" w:name="_Toc199188709"/>
+      <w:bookmarkStart w:id="19" w:name="_Toc199188709"/>
       <w:r>
         <w:rPr>
           <w:rFonts w:cs="Times New Roman"/>
@@ -13674,7 +13822,7 @@
         </w:rPr>
         <w:t>1.4.4 Обоснование требований</w:t>
       </w:r>
-      <w:bookmarkEnd w:id="21"/>
+      <w:bookmarkEnd w:id="19"/>
     </w:p>
     <w:p>
       <w:pPr>
@@ -13825,7 +13973,7 @@
       <w:pPr>
         <w:pStyle w:val="1"/>
       </w:pPr>
-      <w:bookmarkStart w:id="22" w:name="_Toc199188710"/>
+      <w:bookmarkStart w:id="20" w:name="_Toc199188710"/>
       <w:r>
         <w:lastRenderedPageBreak/>
         <w:t>Г</w:t>
@@ -13836,156 +13984,156 @@
       <w:r>
         <w:t xml:space="preserve"> 2 Проектирование системы</w:t>
       </w:r>
+      <w:bookmarkEnd w:id="20"/>
+    </w:p>
+    <w:p>
+      <w:pPr>
+        <w:spacing w:line="360" w:lineRule="auto"/>
+        <w:ind w:firstLine="709"/>
+        <w:contextualSpacing/>
+        <w:jc w:val="both"/>
+        <w:rPr>
+          <w:rFonts w:cs="Times New Roman"/>
+          <w:szCs w:val="28"/>
+        </w:rPr>
+      </w:pPr>
+      <w:r>
+        <w:rPr>
+          <w:rFonts w:cs="Times New Roman"/>
+          <w:szCs w:val="28"/>
+        </w:rPr>
+        <w:t>Проектирование системы мониторинга рабочих процессов является ключевым этапом разработки, определяющим архитектуру решения, выбор технологий и общую логику взаимодействия компонентов. На данном этапе формируются технические и структурные решения, обеспечивающие надёжность, масштабируемость, гибкость и адаптируемость системы к различным условиям эксплуатации и бизнес-требованиям.</w:t>
+      </w:r>
+    </w:p>
+    <w:p>
+      <w:pPr>
+        <w:spacing w:line="360" w:lineRule="auto"/>
+        <w:ind w:firstLine="709"/>
+        <w:contextualSpacing/>
+        <w:jc w:val="both"/>
+        <w:rPr>
+          <w:rFonts w:cs="Times New Roman"/>
+          <w:szCs w:val="28"/>
+        </w:rPr>
+      </w:pPr>
+      <w:r>
+        <w:rPr>
+          <w:rFonts w:cs="Times New Roman"/>
+          <w:szCs w:val="28"/>
+        </w:rPr>
+        <w:t xml:space="preserve">Целью проектирования является создание архитектурной модели, обеспечивающей сбор, обработку, хранение и визуализацию метрик производительности сотрудников, а также реализацию механизмов оповещения и отчётности. Важной задачей также является обеспечение возможности интеграции с внешними сервисами, такими как системы контроля задач (например, </w:t>
+      </w:r>
+      <w:proofErr w:type="spellStart"/>
+      <w:r>
+        <w:rPr>
+          <w:rFonts w:cs="Times New Roman"/>
+          <w:szCs w:val="28"/>
+        </w:rPr>
+        <w:t>GitLab</w:t>
+      </w:r>
+      <w:proofErr w:type="spellEnd"/>
+      <w:r>
+        <w:rPr>
+          <w:rFonts w:cs="Times New Roman"/>
+          <w:szCs w:val="28"/>
+        </w:rPr>
+        <w:t xml:space="preserve">), учёта времени (например, </w:t>
+      </w:r>
+      <w:proofErr w:type="spellStart"/>
+      <w:r>
+        <w:rPr>
+          <w:rFonts w:cs="Times New Roman"/>
+          <w:szCs w:val="28"/>
+        </w:rPr>
+        <w:t>Kimai</w:t>
+      </w:r>
+      <w:proofErr w:type="spellEnd"/>
+      <w:r>
+        <w:rPr>
+          <w:rFonts w:cs="Times New Roman"/>
+          <w:szCs w:val="28"/>
+        </w:rPr>
+        <w:t>), мессенджеры (Telegram) и BI-платформы.</w:t>
+      </w:r>
+    </w:p>
+    <w:p>
+      <w:pPr>
+        <w:spacing w:line="360" w:lineRule="auto"/>
+        <w:ind w:firstLine="709"/>
+        <w:contextualSpacing/>
+        <w:jc w:val="both"/>
+        <w:rPr>
+          <w:rFonts w:cs="Times New Roman"/>
+          <w:szCs w:val="28"/>
+        </w:rPr>
+      </w:pPr>
+      <w:r>
+        <w:rPr>
+          <w:rFonts w:cs="Times New Roman"/>
+          <w:szCs w:val="28"/>
+        </w:rPr>
+        <w:t>В данной главе рассматриваются общая архитектура системы, структура базы данных, описание ключевых модулей, используемые технологии, а также логика взаимодействия между компонентами. Отдельное внимание уделено вопросам масштабируемости, безопасности и обеспечению отказоустойчивости.</w:t>
+      </w:r>
+    </w:p>
+    <w:p>
+      <w:pPr>
+        <w:pStyle w:val="2"/>
+      </w:pPr>
+      <w:bookmarkStart w:id="21" w:name="_Toc199188711"/>
+      <w:r>
+        <w:t>2.1 Архитектура системы</w:t>
+      </w:r>
+      <w:bookmarkEnd w:id="21"/>
+    </w:p>
+    <w:p>
+      <w:pPr>
+        <w:spacing w:line="360" w:lineRule="auto"/>
+        <w:ind w:firstLine="709"/>
+        <w:contextualSpacing/>
+        <w:jc w:val="both"/>
+        <w:rPr>
+          <w:rFonts w:cs="Times New Roman"/>
+          <w:szCs w:val="28"/>
+        </w:rPr>
+      </w:pPr>
+      <w:r>
+        <w:rPr>
+          <w:rFonts w:cs="Times New Roman"/>
+          <w:szCs w:val="28"/>
+        </w:rPr>
+        <w:t>В рамках разработки аналитической системы мониторинга производительности сотрудников была выбрана модульная архитектура, обеспечивающая гибкость</w:t>
+      </w:r>
+      <w:r>
+        <w:rPr>
+          <w:rFonts w:cs="Times New Roman"/>
+          <w:szCs w:val="28"/>
+        </w:rPr>
+        <w:t xml:space="preserve"> и </w:t>
+      </w:r>
+      <w:r>
+        <w:rPr>
+          <w:rFonts w:cs="Times New Roman"/>
+          <w:szCs w:val="28"/>
+        </w:rPr>
+        <w:t>масштабируемость. Каждый компонент системы выполняет строго определённую функцию и может модифицироваться или масштабироваться независимо от остальных.</w:t>
+      </w:r>
+    </w:p>
+    <w:p>
+      <w:pPr>
+        <w:pStyle w:val="3"/>
+        <w:spacing w:line="360" w:lineRule="auto"/>
+        <w:ind w:firstLine="709"/>
+        <w:contextualSpacing/>
+        <w:jc w:val="both"/>
+      </w:pPr>
+      <w:bookmarkStart w:id="22" w:name="_Toc199188712"/>
+      <w:r>
+        <w:t>2.1.</w:t>
+      </w:r>
+      <w:r>
+        <w:t>1 Модульная структура системы</w:t>
+      </w:r>
       <w:bookmarkEnd w:id="22"/>
-    </w:p>
-    <w:p>
-      <w:pPr>
-        <w:spacing w:line="360" w:lineRule="auto"/>
-        <w:ind w:firstLine="709"/>
-        <w:contextualSpacing/>
-        <w:jc w:val="both"/>
-        <w:rPr>
-          <w:rFonts w:cs="Times New Roman"/>
-          <w:szCs w:val="28"/>
-        </w:rPr>
-      </w:pPr>
-      <w:r>
-        <w:rPr>
-          <w:rFonts w:cs="Times New Roman"/>
-          <w:szCs w:val="28"/>
-        </w:rPr>
-        <w:t>Проектирование системы мониторинга рабочих процессов является ключевым этапом разработки, определяющим архитектуру решения, выбор технологий и общую логику взаимодействия компонентов. На данном этапе формируются технические и структурные решения, обеспечивающие надёжность, масштабируемость, гибкость и адаптируемость системы к различным условиям эксплуатации и бизнес-требованиям.</w:t>
-      </w:r>
-    </w:p>
-    <w:p>
-      <w:pPr>
-        <w:spacing w:line="360" w:lineRule="auto"/>
-        <w:ind w:firstLine="709"/>
-        <w:contextualSpacing/>
-        <w:jc w:val="both"/>
-        <w:rPr>
-          <w:rFonts w:cs="Times New Roman"/>
-          <w:szCs w:val="28"/>
-        </w:rPr>
-      </w:pPr>
-      <w:r>
-        <w:rPr>
-          <w:rFonts w:cs="Times New Roman"/>
-          <w:szCs w:val="28"/>
-        </w:rPr>
-        <w:t xml:space="preserve">Целью проектирования является создание архитектурной модели, обеспечивающей сбор, обработку, хранение и визуализацию метрик производительности сотрудников, а также реализацию механизмов оповещения и отчётности. Важной задачей также является обеспечение возможности интеграции с внешними сервисами, такими как системы контроля задач (например, </w:t>
-      </w:r>
-      <w:proofErr w:type="spellStart"/>
-      <w:r>
-        <w:rPr>
-          <w:rFonts w:cs="Times New Roman"/>
-          <w:szCs w:val="28"/>
-        </w:rPr>
-        <w:t>GitLab</w:t>
-      </w:r>
-      <w:proofErr w:type="spellEnd"/>
-      <w:r>
-        <w:rPr>
-          <w:rFonts w:cs="Times New Roman"/>
-          <w:szCs w:val="28"/>
-        </w:rPr>
-        <w:t xml:space="preserve">), учёта времени (например, </w:t>
-      </w:r>
-      <w:proofErr w:type="spellStart"/>
-      <w:r>
-        <w:rPr>
-          <w:rFonts w:cs="Times New Roman"/>
-          <w:szCs w:val="28"/>
-        </w:rPr>
-        <w:t>Kimai</w:t>
-      </w:r>
-      <w:proofErr w:type="spellEnd"/>
-      <w:r>
-        <w:rPr>
-          <w:rFonts w:cs="Times New Roman"/>
-          <w:szCs w:val="28"/>
-        </w:rPr>
-        <w:t>), мессенджеры (Telegram) и BI-платформы.</w:t>
-      </w:r>
-    </w:p>
-    <w:p>
-      <w:pPr>
-        <w:spacing w:line="360" w:lineRule="auto"/>
-        <w:ind w:firstLine="709"/>
-        <w:contextualSpacing/>
-        <w:jc w:val="both"/>
-        <w:rPr>
-          <w:rFonts w:cs="Times New Roman"/>
-          <w:szCs w:val="28"/>
-        </w:rPr>
-      </w:pPr>
-      <w:r>
-        <w:rPr>
-          <w:rFonts w:cs="Times New Roman"/>
-          <w:szCs w:val="28"/>
-        </w:rPr>
-        <w:t>В данной главе рассматриваются общая архитектура системы, структура базы данных, описание ключевых модулей, используемые технологии, а также логика взаимодействия между компонентами. Отдельное внимание уделено вопросам масштабируемости, безопасности и обеспечению отказоустойчивости.</w:t>
-      </w:r>
-    </w:p>
-    <w:p>
-      <w:pPr>
-        <w:pStyle w:val="2"/>
-      </w:pPr>
-      <w:bookmarkStart w:id="23" w:name="_Toc199188711"/>
-      <w:r>
-        <w:t>2.1 Архитектура системы</w:t>
-      </w:r>
-      <w:bookmarkEnd w:id="23"/>
-    </w:p>
-    <w:p>
-      <w:pPr>
-        <w:spacing w:line="360" w:lineRule="auto"/>
-        <w:ind w:firstLine="709"/>
-        <w:contextualSpacing/>
-        <w:jc w:val="both"/>
-        <w:rPr>
-          <w:rFonts w:cs="Times New Roman"/>
-          <w:szCs w:val="28"/>
-        </w:rPr>
-      </w:pPr>
-      <w:r>
-        <w:rPr>
-          <w:rFonts w:cs="Times New Roman"/>
-          <w:szCs w:val="28"/>
-        </w:rPr>
-        <w:t>В рамках разработки аналитической системы мониторинга производительности сотрудников была выбрана модульная архитектура, обеспечивающая гибкость</w:t>
-      </w:r>
-      <w:r>
-        <w:rPr>
-          <w:rFonts w:cs="Times New Roman"/>
-          <w:szCs w:val="28"/>
-        </w:rPr>
-        <w:t xml:space="preserve"> и </w:t>
-      </w:r>
-      <w:r>
-        <w:rPr>
-          <w:rFonts w:cs="Times New Roman"/>
-          <w:szCs w:val="28"/>
-        </w:rPr>
-        <w:t>масштабируемость. Каждый компонент системы выполняет строго определённую функцию и может модифицироваться или масштабироваться независимо от остальных.</w:t>
-      </w:r>
-    </w:p>
-    <w:p>
-      <w:pPr>
-        <w:pStyle w:val="3"/>
-        <w:spacing w:line="360" w:lineRule="auto"/>
-        <w:ind w:firstLine="709"/>
-        <w:contextualSpacing/>
-        <w:jc w:val="both"/>
-      </w:pPr>
-      <w:bookmarkStart w:id="24" w:name="_Toc199188712"/>
-      <w:r>
-        <w:t>2.1.</w:t>
-      </w:r>
-      <w:r>
-        <w:t>1 Модульная структура системы</w:t>
-      </w:r>
-      <w:bookmarkEnd w:id="24"/>
     </w:p>
     <w:p>
       <w:pPr>
@@ -14379,14 +14527,14 @@
         <w:contextualSpacing/>
         <w:jc w:val="both"/>
       </w:pPr>
-      <w:bookmarkStart w:id="25" w:name="_Toc199188713"/>
+      <w:bookmarkStart w:id="23" w:name="_Toc199188713"/>
       <w:r>
         <w:t>2.1.</w:t>
       </w:r>
       <w:r>
         <w:t>2 Взаимодействие между модулями</w:t>
       </w:r>
-      <w:bookmarkEnd w:id="25"/>
+      <w:bookmarkEnd w:id="23"/>
     </w:p>
     <w:p>
       <w:pPr>
@@ -14767,7 +14915,7 @@
         <w:contextualSpacing/>
         <w:jc w:val="both"/>
       </w:pPr>
-      <w:bookmarkStart w:id="26" w:name="_Toc199188714"/>
+      <w:bookmarkStart w:id="24" w:name="_Toc199188714"/>
       <w:r>
         <w:lastRenderedPageBreak/>
         <w:t>2.1.</w:t>
@@ -14775,7 +14923,7 @@
       <w:r>
         <w:t>3 Расширяемость архитектуры</w:t>
       </w:r>
-      <w:bookmarkEnd w:id="26"/>
+      <w:bookmarkEnd w:id="24"/>
     </w:p>
     <w:p>
       <w:pPr>
@@ -14959,11 +15107,11 @@
       <w:pPr>
         <w:pStyle w:val="2"/>
       </w:pPr>
-      <w:bookmarkStart w:id="27" w:name="_Toc199188715"/>
+      <w:bookmarkStart w:id="25" w:name="_Toc199188715"/>
       <w:r>
         <w:t>2.2 Проектирование базы данных</w:t>
       </w:r>
-      <w:bookmarkEnd w:id="27"/>
+      <w:bookmarkEnd w:id="25"/>
     </w:p>
     <w:p>
       <w:pPr>
@@ -17156,7 +17304,7 @@
       <w:pPr>
         <w:pStyle w:val="2"/>
       </w:pPr>
-      <w:bookmarkStart w:id="28" w:name="_Toc199188716"/>
+      <w:bookmarkStart w:id="26" w:name="_Toc199188716"/>
       <w:r>
         <w:t xml:space="preserve">2.3 </w:t>
       </w:r>
@@ -17166,7 +17314,7 @@
       <w:r>
         <w:t xml:space="preserve"> с внешними системами</w:t>
       </w:r>
-      <w:bookmarkEnd w:id="28"/>
+      <w:bookmarkEnd w:id="26"/>
     </w:p>
     <w:p>
       <w:pPr>
@@ -17244,7 +17392,7 @@
         <w:contextualSpacing/>
         <w:jc w:val="both"/>
       </w:pPr>
-      <w:bookmarkStart w:id="29" w:name="_Toc199188717"/>
+      <w:bookmarkStart w:id="27" w:name="_Toc199188717"/>
       <w:r>
         <w:lastRenderedPageBreak/>
         <w:t>2.3.</w:t>
@@ -17252,7 +17400,7 @@
       <w:r>
         <w:t>1 Распознавание лиц</w:t>
       </w:r>
-      <w:bookmarkEnd w:id="29"/>
+      <w:bookmarkEnd w:id="27"/>
     </w:p>
     <w:p>
       <w:pPr>
@@ -17366,7 +17514,7 @@
         <w:contextualSpacing/>
         <w:jc w:val="both"/>
       </w:pPr>
-      <w:bookmarkStart w:id="30" w:name="_Toc199188718"/>
+      <w:bookmarkStart w:id="28" w:name="_Toc199188718"/>
       <w:r>
         <w:t>2.3.</w:t>
       </w:r>
@@ -17381,7 +17529,7 @@
       <w:r>
         <w:t xml:space="preserve"> API</w:t>
       </w:r>
-      <w:bookmarkEnd w:id="30"/>
+      <w:bookmarkEnd w:id="28"/>
     </w:p>
     <w:p>
       <w:pPr>
@@ -17595,14 +17743,14 @@
         <w:contextualSpacing/>
         <w:jc w:val="both"/>
       </w:pPr>
-      <w:bookmarkStart w:id="31" w:name="_Toc199188719"/>
+      <w:bookmarkStart w:id="29" w:name="_Toc199188719"/>
       <w:r>
         <w:t>2.3.</w:t>
       </w:r>
       <w:r>
         <w:t>3 Активность в Telegram</w:t>
       </w:r>
-      <w:bookmarkEnd w:id="31"/>
+      <w:bookmarkEnd w:id="29"/>
     </w:p>
     <w:p>
       <w:pPr>
@@ -17720,7 +17868,7 @@
         <w:contextualSpacing/>
         <w:jc w:val="both"/>
       </w:pPr>
-      <w:bookmarkStart w:id="32" w:name="_Toc199188720"/>
+      <w:bookmarkStart w:id="30" w:name="_Toc199188720"/>
       <w:r>
         <w:t>2.3.</w:t>
       </w:r>
@@ -17735,7 +17883,7 @@
       <w:r>
         <w:t xml:space="preserve"> (учёт времени)</w:t>
       </w:r>
-      <w:bookmarkEnd w:id="32"/>
+      <w:bookmarkEnd w:id="30"/>
     </w:p>
     <w:p>
       <w:pPr>
@@ -18295,11 +18443,11 @@
       <w:pPr>
         <w:pStyle w:val="2"/>
       </w:pPr>
-      <w:bookmarkStart w:id="33" w:name="_Toc199188721"/>
+      <w:bookmarkStart w:id="31" w:name="_Toc199188721"/>
       <w:r>
         <w:t>2.4 Модуль правил и уведомлений</w:t>
       </w:r>
-      <w:bookmarkEnd w:id="33"/>
+      <w:bookmarkEnd w:id="31"/>
     </w:p>
     <w:p>
       <w:pPr>
@@ -18328,14 +18476,14 @@
         <w:contextualSpacing/>
         <w:jc w:val="both"/>
       </w:pPr>
-      <w:bookmarkStart w:id="34" w:name="_Toc199188722"/>
+      <w:bookmarkStart w:id="32" w:name="_Toc199188722"/>
       <w:r>
         <w:t xml:space="preserve">2.4.1 </w:t>
       </w:r>
       <w:r>
         <w:t>Хранение и структура правил</w:t>
       </w:r>
-      <w:bookmarkEnd w:id="34"/>
+      <w:bookmarkEnd w:id="32"/>
     </w:p>
     <w:p>
       <w:pPr>
@@ -18576,7 +18724,7 @@
         <w:contextualSpacing/>
         <w:jc w:val="both"/>
       </w:pPr>
-      <w:bookmarkStart w:id="35" w:name="_Toc199188723"/>
+      <w:bookmarkStart w:id="33" w:name="_Toc199188723"/>
       <w:r>
         <w:rPr>
           <w:rStyle w:val="30"/>
@@ -18604,7 +18752,7 @@
       <w:r>
         <w:t>Выполнение условий и генерация уведомлений</w:t>
       </w:r>
-      <w:bookmarkEnd w:id="35"/>
+      <w:bookmarkEnd w:id="33"/>
     </w:p>
     <w:p>
       <w:pPr>
@@ -18748,7 +18896,7 @@
         <w:contextualSpacing/>
         <w:jc w:val="both"/>
       </w:pPr>
-      <w:bookmarkStart w:id="36" w:name="_Toc199188724"/>
+      <w:bookmarkStart w:id="34" w:name="_Toc199188724"/>
       <w:r>
         <w:t>2.4.</w:t>
       </w:r>
@@ -18758,7 +18906,7 @@
       <w:r>
         <w:t>Примеры типовых правил</w:t>
       </w:r>
-      <w:bookmarkEnd w:id="36"/>
+      <w:bookmarkEnd w:id="34"/>
     </w:p>
     <w:p>
       <w:pPr>
@@ -18869,7 +19017,7 @@
         <w:contextualSpacing/>
         <w:jc w:val="both"/>
       </w:pPr>
-      <w:bookmarkStart w:id="37" w:name="_Toc199188725"/>
+      <w:bookmarkStart w:id="35" w:name="_Toc199188725"/>
       <w:r>
         <w:t>2.4.4</w:t>
       </w:r>
@@ -18879,7 +19027,7 @@
       <w:r>
         <w:t>Масштабируемость и расширение</w:t>
       </w:r>
-      <w:bookmarkEnd w:id="37"/>
+      <w:bookmarkEnd w:id="35"/>
     </w:p>
     <w:p>
       <w:pPr>
@@ -18927,7 +19075,7 @@
       <w:pPr>
         <w:pStyle w:val="2"/>
       </w:pPr>
-      <w:bookmarkStart w:id="38" w:name="_Toc199188726"/>
+      <w:bookmarkStart w:id="36" w:name="_Toc199188726"/>
       <w:r>
         <w:t xml:space="preserve">2.5 Модуль </w:t>
       </w:r>
@@ -18937,7 +19085,7 @@
       <w:r>
         <w:t xml:space="preserve"> отчётов</w:t>
       </w:r>
-      <w:bookmarkEnd w:id="38"/>
+      <w:bookmarkEnd w:id="36"/>
     </w:p>
     <w:p>
       <w:pPr>
@@ -18985,14 +19133,14 @@
         <w:contextualSpacing/>
         <w:jc w:val="both"/>
       </w:pPr>
-      <w:bookmarkStart w:id="39" w:name="_Toc199188727"/>
+      <w:bookmarkStart w:id="37" w:name="_Toc199188727"/>
       <w:r>
         <w:t xml:space="preserve">2.5.1 </w:t>
       </w:r>
       <w:r>
         <w:t>Основные функции модуля</w:t>
       </w:r>
-      <w:bookmarkEnd w:id="39"/>
+      <w:bookmarkEnd w:id="37"/>
     </w:p>
     <w:p>
       <w:pPr>
@@ -19118,14 +19266,14 @@
         <w:contextualSpacing/>
         <w:jc w:val="both"/>
       </w:pPr>
-      <w:bookmarkStart w:id="40" w:name="_Toc199188728"/>
+      <w:bookmarkStart w:id="38" w:name="_Toc199188728"/>
       <w:r>
         <w:t xml:space="preserve">2.5.2 </w:t>
       </w:r>
       <w:r>
         <w:t>Автоматизация формирования</w:t>
       </w:r>
-      <w:bookmarkEnd w:id="40"/>
+      <w:bookmarkEnd w:id="38"/>
     </w:p>
     <w:p>
       <w:pPr>
@@ -19426,14 +19574,14 @@
         <w:contextualSpacing/>
         <w:jc w:val="both"/>
       </w:pPr>
-      <w:bookmarkStart w:id="41" w:name="_Toc199188729"/>
+      <w:bookmarkStart w:id="39" w:name="_Toc199188729"/>
       <w:r>
         <w:t xml:space="preserve">2.5.3 </w:t>
       </w:r>
       <w:r>
         <w:t>Шаблонные варианты отчётов</w:t>
       </w:r>
-      <w:bookmarkEnd w:id="41"/>
+      <w:bookmarkEnd w:id="39"/>
     </w:p>
     <w:p>
       <w:pPr>
@@ -19658,14 +19806,14 @@
         <w:contextualSpacing/>
         <w:jc w:val="both"/>
       </w:pPr>
-      <w:bookmarkStart w:id="42" w:name="_Toc199188730"/>
+      <w:bookmarkStart w:id="40" w:name="_Toc199188730"/>
       <w:r>
         <w:t xml:space="preserve">2.5.4 </w:t>
       </w:r>
       <w:r>
         <w:t>Техническая реализация</w:t>
       </w:r>
-      <w:bookmarkEnd w:id="42"/>
+      <w:bookmarkEnd w:id="40"/>
     </w:p>
     <w:p>
       <w:pPr>
@@ -20782,14 +20930,14 @@
         <w:contextualSpacing/>
         <w:jc w:val="both"/>
       </w:pPr>
-      <w:bookmarkStart w:id="43" w:name="_Toc199188731"/>
+      <w:bookmarkStart w:id="41" w:name="_Toc199188731"/>
       <w:r>
         <w:t xml:space="preserve">2.5.5 </w:t>
       </w:r>
       <w:r>
         <w:t>Интеграция с BI-системами</w:t>
       </w:r>
-      <w:bookmarkEnd w:id="43"/>
+      <w:bookmarkEnd w:id="41"/>
     </w:p>
     <w:p>
       <w:pPr>
@@ -20997,7 +21145,7 @@
       <w:pPr>
         <w:pStyle w:val="2"/>
       </w:pPr>
-      <w:bookmarkStart w:id="44" w:name="_Toc199188732"/>
+      <w:bookmarkStart w:id="42" w:name="_Toc199188732"/>
       <w:r>
         <w:lastRenderedPageBreak/>
         <w:t xml:space="preserve">2.6 </w:t>
@@ -21005,17 +21153,17 @@
       <w:r>
         <w:t>Модуль для работы с семантической моделью структуры организации</w:t>
       </w:r>
-      <w:bookmarkEnd w:id="44"/>
+      <w:bookmarkEnd w:id="42"/>
     </w:p>
     <w:p>
       <w:pPr>
         <w:pStyle w:val="3"/>
       </w:pPr>
-      <w:bookmarkStart w:id="45" w:name="_Toc199188733"/>
+      <w:bookmarkStart w:id="43" w:name="_Toc199188733"/>
       <w:r>
         <w:t>2.6.1 Обоснование использования семантического моделирования</w:t>
       </w:r>
-      <w:bookmarkEnd w:id="45"/>
+      <w:bookmarkEnd w:id="43"/>
     </w:p>
     <w:p>
       <w:pPr>
@@ -21198,11 +21346,11 @@
       <w:pPr>
         <w:pStyle w:val="3"/>
       </w:pPr>
-      <w:bookmarkStart w:id="46" w:name="_Toc199188734"/>
+      <w:bookmarkStart w:id="44" w:name="_Toc199188734"/>
       <w:r>
         <w:t>2.6.2 Архитектура онтологии и модель сущностей</w:t>
       </w:r>
-      <w:bookmarkEnd w:id="46"/>
+      <w:bookmarkEnd w:id="44"/>
     </w:p>
     <w:p>
       <w:pPr>
@@ -21456,11 +21604,11 @@
       <w:pPr>
         <w:pStyle w:val="3"/>
       </w:pPr>
-      <w:bookmarkStart w:id="47" w:name="_Toc199188735"/>
+      <w:bookmarkStart w:id="45" w:name="_Toc199188735"/>
       <w:r>
         <w:t>2.6.3 Генерация правил из семантической модели</w:t>
       </w:r>
-      <w:bookmarkEnd w:id="47"/>
+      <w:bookmarkEnd w:id="45"/>
     </w:p>
     <w:p>
       <w:pPr>
@@ -22021,11 +22169,11 @@
       <w:pPr>
         <w:pStyle w:val="3"/>
       </w:pPr>
-      <w:bookmarkStart w:id="48" w:name="_Toc199188736"/>
+      <w:bookmarkStart w:id="46" w:name="_Toc199188736"/>
       <w:r>
         <w:t>2.6.4 Роль семантической модели в архитектуре системы</w:t>
       </w:r>
-      <w:bookmarkEnd w:id="48"/>
+      <w:bookmarkEnd w:id="46"/>
     </w:p>
     <w:p>
       <w:pPr>
@@ -22592,7 +22740,7 @@
       <w:pPr>
         <w:pStyle w:val="1"/>
       </w:pPr>
-      <w:bookmarkStart w:id="49" w:name="_Toc199188737"/>
+      <w:bookmarkStart w:id="47" w:name="_Toc199188737"/>
       <w:r>
         <w:lastRenderedPageBreak/>
         <w:t>Г</w:t>
@@ -22603,7 +22751,7 @@
       <w:r>
         <w:t xml:space="preserve"> 3 Реализация системы</w:t>
       </w:r>
-      <w:bookmarkEnd w:id="49"/>
+      <w:bookmarkEnd w:id="47"/>
     </w:p>
     <w:p>
       <w:pPr>
@@ -22647,11 +22795,11 @@
       <w:pPr>
         <w:pStyle w:val="2"/>
       </w:pPr>
-      <w:bookmarkStart w:id="50" w:name="_Toc199188738"/>
+      <w:bookmarkStart w:id="48" w:name="_Toc199188738"/>
       <w:r>
         <w:t>3.1 Бэкенд на Java</w:t>
       </w:r>
-      <w:bookmarkEnd w:id="50"/>
+      <w:bookmarkEnd w:id="48"/>
     </w:p>
     <w:p>
       <w:pPr>
@@ -23258,11 +23406,11 @@
       <w:pPr>
         <w:pStyle w:val="2"/>
       </w:pPr>
-      <w:bookmarkStart w:id="51" w:name="_Toc199188739"/>
+      <w:bookmarkStart w:id="49" w:name="_Toc199188739"/>
       <w:r>
         <w:t>3.2 Интеграция с Telegram</w:t>
       </w:r>
-      <w:bookmarkEnd w:id="51"/>
+      <w:bookmarkEnd w:id="49"/>
     </w:p>
     <w:p>
       <w:pPr>
@@ -23562,7 +23710,7 @@
           <w:rFonts w:eastAsiaTheme="minorHAnsi"/>
         </w:rPr>
       </w:pPr>
-      <w:bookmarkStart w:id="52" w:name="_Toc199188740"/>
+      <w:bookmarkStart w:id="50" w:name="_Toc199188740"/>
       <w:r>
         <w:rPr>
           <w:szCs w:val="28"/>
@@ -23578,7 +23726,7 @@
       <w:r>
         <w:t>данных</w:t>
       </w:r>
-      <w:bookmarkEnd w:id="52"/>
+      <w:bookmarkEnd w:id="50"/>
     </w:p>
     <w:p>
       <w:pPr>
@@ -24362,7 +24510,7 @@
       <w:pPr>
         <w:pStyle w:val="2"/>
       </w:pPr>
-      <w:bookmarkStart w:id="53" w:name="_Toc199188741"/>
+      <w:bookmarkStart w:id="51" w:name="_Toc199188741"/>
       <w:r>
         <w:t xml:space="preserve">3.4 Реализация </w:t>
       </w:r>
@@ -24378,7 +24526,7 @@
       <w:r>
         <w:t xml:space="preserve"> для работы с семантической моделью структуры организации</w:t>
       </w:r>
-      <w:bookmarkEnd w:id="53"/>
+      <w:bookmarkEnd w:id="51"/>
     </w:p>
     <w:p>
       <w:pPr>
@@ -24408,11 +24556,11 @@
         <w:contextualSpacing/>
         <w:jc w:val="both"/>
       </w:pPr>
-      <w:bookmarkStart w:id="54" w:name="_Toc199188742"/>
+      <w:bookmarkStart w:id="52" w:name="_Toc199188742"/>
       <w:r>
         <w:t>3.4.1 Хранение и загрузка OWL-модели</w:t>
       </w:r>
-      <w:bookmarkEnd w:id="54"/>
+      <w:bookmarkEnd w:id="52"/>
     </w:p>
     <w:p>
       <w:r>
@@ -24592,11 +24740,11 @@
         <w:contextualSpacing/>
         <w:jc w:val="both"/>
       </w:pPr>
-      <w:bookmarkStart w:id="55" w:name="_Toc199188743"/>
+      <w:bookmarkStart w:id="53" w:name="_Toc199188743"/>
       <w:r>
         <w:t>3.4.2 Извлечение данных и построение правил</w:t>
       </w:r>
-      <w:bookmarkEnd w:id="55"/>
+      <w:bookmarkEnd w:id="53"/>
     </w:p>
     <w:p>
       <w:pPr>
@@ -24808,11 +24956,11 @@
         <w:contextualSpacing/>
         <w:jc w:val="both"/>
       </w:pPr>
-      <w:bookmarkStart w:id="56" w:name="_Toc199188744"/>
+      <w:bookmarkStart w:id="54" w:name="_Toc199188744"/>
       <w:r>
         <w:t>3.4.3 Обновление модели и валидация</w:t>
       </w:r>
-      <w:bookmarkEnd w:id="56"/>
+      <w:bookmarkEnd w:id="54"/>
     </w:p>
     <w:p>
       <w:pPr>
@@ -24964,11 +25112,11 @@
         <w:contextualSpacing/>
         <w:jc w:val="both"/>
       </w:pPr>
-      <w:bookmarkStart w:id="57" w:name="_Toc199188745"/>
+      <w:bookmarkStart w:id="55" w:name="_Toc199188745"/>
       <w:r>
         <w:t>3.4.4 Расширение модели и добавление метрик</w:t>
       </w:r>
-      <w:bookmarkEnd w:id="57"/>
+      <w:bookmarkEnd w:id="55"/>
     </w:p>
     <w:p>
       <w:pPr>
@@ -25137,7 +25285,7 @@
       <w:pPr>
         <w:pStyle w:val="2"/>
       </w:pPr>
-      <w:bookmarkStart w:id="58" w:name="_Toc199188746"/>
+      <w:bookmarkStart w:id="56" w:name="_Toc199188746"/>
       <w:r>
         <w:t>3.</w:t>
       </w:r>
@@ -25147,7 +25295,7 @@
       <w:r>
         <w:t xml:space="preserve"> Анализ результатов</w:t>
       </w:r>
-      <w:bookmarkEnd w:id="58"/>
+      <w:bookmarkEnd w:id="56"/>
     </w:p>
     <w:p>
       <w:pPr>
@@ -25184,7 +25332,7 @@
         <w:contextualSpacing/>
         <w:jc w:val="both"/>
       </w:pPr>
-      <w:bookmarkStart w:id="59" w:name="_Toc199188747"/>
+      <w:bookmarkStart w:id="57" w:name="_Toc199188747"/>
       <w:r>
         <w:t>3.</w:t>
       </w:r>
@@ -25194,7 +25342,7 @@
       <w:r>
         <w:t>.1 Проверка функциональных возможностей</w:t>
       </w:r>
-      <w:bookmarkEnd w:id="59"/>
+      <w:bookmarkEnd w:id="57"/>
     </w:p>
     <w:p>
       <w:pPr>
@@ -25384,7 +25532,7 @@
         <w:contextualSpacing/>
         <w:jc w:val="both"/>
       </w:pPr>
-      <w:bookmarkStart w:id="60" w:name="_Toc199188748"/>
+      <w:bookmarkStart w:id="58" w:name="_Toc199188748"/>
       <w:r>
         <w:lastRenderedPageBreak/>
         <w:t>3.</w:t>
@@ -25395,7 +25543,7 @@
       <w:r>
         <w:t>.2 Соответствие нефункциональным требованиям</w:t>
       </w:r>
-      <w:bookmarkEnd w:id="60"/>
+      <w:bookmarkEnd w:id="58"/>
     </w:p>
     <w:p>
       <w:pPr>
@@ -25624,7 +25772,7 @@
       <w:pPr>
         <w:pStyle w:val="2"/>
       </w:pPr>
-      <w:bookmarkStart w:id="61" w:name="_Toc199188749"/>
+      <w:bookmarkStart w:id="59" w:name="_Toc199188749"/>
       <w:r>
         <w:t>3.</w:t>
       </w:r>
@@ -25634,7 +25782,7 @@
       <w:r>
         <w:t xml:space="preserve"> Возможности масштабирования системы</w:t>
       </w:r>
-      <w:bookmarkEnd w:id="61"/>
+      <w:bookmarkEnd w:id="59"/>
     </w:p>
     <w:p>
       <w:pPr>
@@ -25663,7 +25811,7 @@
         <w:contextualSpacing/>
         <w:jc w:val="both"/>
       </w:pPr>
-      <w:bookmarkStart w:id="62" w:name="_Toc199188750"/>
+      <w:bookmarkStart w:id="60" w:name="_Toc199188750"/>
       <w:r>
         <w:lastRenderedPageBreak/>
         <w:t>3.</w:t>
@@ -25674,7 +25822,7 @@
       <w:r>
         <w:t>.1 Горизонтальное масштабирование модулей</w:t>
       </w:r>
-      <w:bookmarkEnd w:id="62"/>
+      <w:bookmarkEnd w:id="60"/>
     </w:p>
     <w:p>
       <w:pPr>
@@ -25852,7 +26000,7 @@
         <w:contextualSpacing/>
         <w:jc w:val="both"/>
       </w:pPr>
-      <w:bookmarkStart w:id="63" w:name="_Toc199188751"/>
+      <w:bookmarkStart w:id="61" w:name="_Toc199188751"/>
       <w:r>
         <w:t>3.</w:t>
       </w:r>
@@ -25870,7 +26018,7 @@
       <w:r>
         <w:t xml:space="preserve"> и запросы "на лету"</w:t>
       </w:r>
-      <w:bookmarkEnd w:id="63"/>
+      <w:bookmarkEnd w:id="61"/>
     </w:p>
     <w:p>
       <w:pPr>
@@ -25995,7 +26143,7 @@
         <w:contextualSpacing/>
         <w:jc w:val="both"/>
       </w:pPr>
-      <w:bookmarkStart w:id="64" w:name="_Toc199188752"/>
+      <w:bookmarkStart w:id="62" w:name="_Toc199188752"/>
       <w:r>
         <w:lastRenderedPageBreak/>
         <w:t>3.</w:t>
@@ -26006,7 +26154,7 @@
       <w:r>
         <w:t>.3 Добавление новых интеграций</w:t>
       </w:r>
-      <w:bookmarkEnd w:id="64"/>
+      <w:bookmarkEnd w:id="62"/>
     </w:p>
     <w:p>
       <w:pPr>
@@ -26294,7 +26442,7 @@
       <w:pPr>
         <w:pStyle w:val="2"/>
       </w:pPr>
-      <w:bookmarkStart w:id="65" w:name="_Toc199188753"/>
+      <w:bookmarkStart w:id="63" w:name="_Toc199188753"/>
       <w:r>
         <w:t>3.</w:t>
       </w:r>
@@ -26304,7 +26452,7 @@
       <w:r>
         <w:t xml:space="preserve"> Безопасность и разграничение доступа</w:t>
       </w:r>
-      <w:bookmarkEnd w:id="65"/>
+      <w:bookmarkEnd w:id="63"/>
     </w:p>
     <w:p>
       <w:pPr>
@@ -26333,7 +26481,7 @@
         <w:contextualSpacing/>
         <w:jc w:val="both"/>
       </w:pPr>
-      <w:bookmarkStart w:id="66" w:name="_Toc199188754"/>
+      <w:bookmarkStart w:id="64" w:name="_Toc199188754"/>
       <w:r>
         <w:t>3.</w:t>
       </w:r>
@@ -26343,7 +26491,7 @@
       <w:r>
         <w:t>1 Аутентификация и авторизация пользователей</w:t>
       </w:r>
-      <w:bookmarkEnd w:id="66"/>
+      <w:bookmarkEnd w:id="64"/>
     </w:p>
     <w:p>
       <w:pPr>
@@ -26581,7 +26729,7 @@
         <w:contextualSpacing/>
         <w:jc w:val="both"/>
       </w:pPr>
-      <w:bookmarkStart w:id="67" w:name="_Toc199188755"/>
+      <w:bookmarkStart w:id="65" w:name="_Toc199188755"/>
       <w:r>
         <w:t>3.</w:t>
       </w:r>
@@ -26591,7 +26739,7 @@
       <w:r>
         <w:t>.2 Защита каналов связи и действий в системе</w:t>
       </w:r>
-      <w:bookmarkEnd w:id="67"/>
+      <w:bookmarkEnd w:id="65"/>
     </w:p>
     <w:p>
       <w:pPr>
@@ -26802,7 +26950,7 @@
           <w:szCs w:val="28"/>
         </w:rPr>
       </w:pPr>
-      <w:bookmarkStart w:id="68" w:name="_Toc199188756"/>
+      <w:bookmarkStart w:id="66" w:name="_Toc199188756"/>
       <w:r>
         <w:lastRenderedPageBreak/>
         <w:t>3.</w:t>
@@ -26813,7 +26961,7 @@
       <w:r>
         <w:t xml:space="preserve"> Потенциал внедрения искусственного интеллекта</w:t>
       </w:r>
-      <w:bookmarkEnd w:id="68"/>
+      <w:bookmarkEnd w:id="66"/>
     </w:p>
     <w:p>
       <w:pPr>
@@ -26842,7 +26990,7 @@
         <w:contextualSpacing/>
         <w:jc w:val="both"/>
       </w:pPr>
-      <w:bookmarkStart w:id="69" w:name="_Toc199188757"/>
+      <w:bookmarkStart w:id="67" w:name="_Toc199188757"/>
       <w:r>
         <w:t>3.</w:t>
       </w:r>
@@ -26852,7 +27000,7 @@
       <w:r>
         <w:t>.1 Предиктивная аналитика продуктивности</w:t>
       </w:r>
-      <w:bookmarkEnd w:id="69"/>
+      <w:bookmarkEnd w:id="67"/>
     </w:p>
     <w:p>
       <w:pPr>
@@ -26988,7 +27136,7 @@
         <w:contextualSpacing/>
         <w:jc w:val="both"/>
       </w:pPr>
-      <w:bookmarkStart w:id="70" w:name="_Toc199188758"/>
+      <w:bookmarkStart w:id="68" w:name="_Toc199188758"/>
       <w:r>
         <w:t>3.</w:t>
       </w:r>
@@ -26998,7 +27146,7 @@
       <w:r>
         <w:t>.2 Кластеризация и выявление аномалий</w:t>
       </w:r>
-      <w:bookmarkEnd w:id="70"/>
+      <w:bookmarkEnd w:id="68"/>
     </w:p>
     <w:p>
       <w:pPr>
@@ -27124,7 +27272,7 @@
         <w:contextualSpacing/>
         <w:jc w:val="both"/>
       </w:pPr>
-      <w:bookmarkStart w:id="71" w:name="_Toc199188759"/>
+      <w:bookmarkStart w:id="69" w:name="_Toc199188759"/>
       <w:r>
         <w:t>3.</w:t>
       </w:r>
@@ -27134,7 +27282,7 @@
       <w:r>
         <w:t>.3 Интеллектуальная генерация рекомендаций</w:t>
       </w:r>
-      <w:bookmarkEnd w:id="71"/>
+      <w:bookmarkEnd w:id="69"/>
     </w:p>
     <w:p>
       <w:pPr>
@@ -27273,12 +27421,12 @@
         <w:contextualSpacing/>
         <w:jc w:val="both"/>
       </w:pPr>
-      <w:bookmarkStart w:id="72" w:name="_Toc199188760"/>
+      <w:bookmarkStart w:id="70" w:name="_Toc199188760"/>
       <w:r>
         <w:lastRenderedPageBreak/>
         <w:t>ЗАКЛЮЧЕНИЕ</w:t>
       </w:r>
-      <w:bookmarkEnd w:id="72"/>
+      <w:bookmarkEnd w:id="70"/>
     </w:p>
     <w:p>
       <w:pPr>
@@ -27923,7 +28071,16 @@
         <w:t>___ »___________20</w:t>
       </w:r>
       <w:r>
-        <w:t xml:space="preserve">25 </w:t>
+        <w:t>2</w:t>
+      </w:r>
+      <w:r>
+        <w:rPr>
+          <w:lang w:val="en-US"/>
+        </w:rPr>
+        <w:t>6</w:t>
+      </w:r>
+      <w:r>
+        <w:t xml:space="preserve"> </w:t>
       </w:r>
       <w:r>
         <w:t xml:space="preserve">г. </w:t>
@@ -27950,12 +28107,12 @@
       <w:pPr>
         <w:pStyle w:val="1"/>
       </w:pPr>
-      <w:bookmarkStart w:id="73" w:name="_Toc199188761"/>
+      <w:bookmarkStart w:id="71" w:name="_Toc199188761"/>
       <w:r>
         <w:lastRenderedPageBreak/>
         <w:t>СПИСОК ИСТОЧНИКОВ</w:t>
       </w:r>
-      <w:bookmarkEnd w:id="73"/>
+      <w:bookmarkEnd w:id="71"/>
     </w:p>
     <w:p>
       <w:pPr>
@@ -34104,6 +34261,95 @@
     </w:lvl>
   </w:abstractNum>
   <w:abstractNum w:abstractNumId="34" w15:restartNumberingAfterBreak="0">
+    <w:nsid w:val="27436FB8"/>
+    <w:multiLevelType w:val="hybridMultilevel"/>
+    <w:tmpl w:val="35BCC17A"/>
+    <w:lvl w:ilvl="0" w:tplc="DB0CEA76">
+      <w:start w:val="1"/>
+      <w:numFmt w:val="decimal"/>
+      <w:lvlText w:val="%1."/>
+      <w:lvlJc w:val="left"/>
+      <w:pPr>
+        <w:ind w:left="1105" w:hanging="396"/>
+      </w:pPr>
+      <w:rPr>
+        <w:rFonts w:hint="default"/>
+      </w:rPr>
+    </w:lvl>
+    <w:lvl w:ilvl="1" w:tplc="04190019" w:tentative="1">
+      <w:start w:val="1"/>
+      <w:numFmt w:val="lowerLetter"/>
+      <w:lvlText w:val="%2."/>
+      <w:lvlJc w:val="left"/>
+      <w:pPr>
+        <w:ind w:left="1789" w:hanging="360"/>
+      </w:pPr>
+    </w:lvl>
+    <w:lvl w:ilvl="2" w:tplc="0419001B" w:tentative="1">
+      <w:start w:val="1"/>
+      <w:numFmt w:val="lowerRoman"/>
+      <w:lvlText w:val="%3."/>
+      <w:lvlJc w:val="right"/>
+      <w:pPr>
+        <w:ind w:left="2509" w:hanging="180"/>
+      </w:pPr>
+    </w:lvl>
+    <w:lvl w:ilvl="3" w:tplc="0419000F" w:tentative="1">
+      <w:start w:val="1"/>
+      <w:numFmt w:val="decimal"/>
+      <w:lvlText w:val="%4."/>
+      <w:lvlJc w:val="left"/>
+      <w:pPr>
+        <w:ind w:left="3229" w:hanging="360"/>
+      </w:pPr>
+    </w:lvl>
+    <w:lvl w:ilvl="4" w:tplc="04190019" w:tentative="1">
+      <w:start w:val="1"/>
+      <w:numFmt w:val="lowerLetter"/>
+      <w:lvlText w:val="%5."/>
+      <w:lvlJc w:val="left"/>
+      <w:pPr>
+        <w:ind w:left="3949" w:hanging="360"/>
+      </w:pPr>
+    </w:lvl>
+    <w:lvl w:ilvl="5" w:tplc="0419001B" w:tentative="1">
+      <w:start w:val="1"/>
+      <w:numFmt w:val="lowerRoman"/>
+      <w:lvlText w:val="%6."/>
+      <w:lvlJc w:val="right"/>
+      <w:pPr>
+        <w:ind w:left="4669" w:hanging="180"/>
+      </w:pPr>
+    </w:lvl>
+    <w:lvl w:ilvl="6" w:tplc="0419000F" w:tentative="1">
+      <w:start w:val="1"/>
+      <w:numFmt w:val="decimal"/>
+      <w:lvlText w:val="%7."/>
+      <w:lvlJc w:val="left"/>
+      <w:pPr>
+        <w:ind w:left="5389" w:hanging="360"/>
+      </w:pPr>
+    </w:lvl>
+    <w:lvl w:ilvl="7" w:tplc="04190019" w:tentative="1">
+      <w:start w:val="1"/>
+      <w:numFmt w:val="lowerLetter"/>
+      <w:lvlText w:val="%8."/>
+      <w:lvlJc w:val="left"/>
+      <w:pPr>
+        <w:ind w:left="6109" w:hanging="360"/>
+      </w:pPr>
+    </w:lvl>
+    <w:lvl w:ilvl="8" w:tplc="0419001B" w:tentative="1">
+      <w:start w:val="1"/>
+      <w:numFmt w:val="lowerRoman"/>
+      <w:lvlText w:val="%9."/>
+      <w:lvlJc w:val="right"/>
+      <w:pPr>
+        <w:ind w:left="6829" w:hanging="180"/>
+      </w:pPr>
+    </w:lvl>
+  </w:abstractNum>
+  <w:abstractNum w:abstractNumId="35" w15:restartNumberingAfterBreak="0">
     <w:nsid w:val="29433983"/>
     <w:multiLevelType w:val="multilevel"/>
     <w:tmpl w:val="3FB4371A"/>
@@ -34252,7 +34498,7 @@
       </w:rPr>
     </w:lvl>
   </w:abstractNum>
-  <w:abstractNum w:abstractNumId="35" w15:restartNumberingAfterBreak="0">
+  <w:abstractNum w:abstractNumId="36" w15:restartNumberingAfterBreak="0">
     <w:nsid w:val="2B773730"/>
     <w:multiLevelType w:val="multilevel"/>
     <w:tmpl w:val="CE540F84"/>
@@ -34401,7 +34647,7 @@
       </w:rPr>
     </w:lvl>
   </w:abstractNum>
-  <w:abstractNum w:abstractNumId="36" w15:restartNumberingAfterBreak="0">
+  <w:abstractNum w:abstractNumId="37" w15:restartNumberingAfterBreak="0">
     <w:nsid w:val="2C0C7FF6"/>
     <w:multiLevelType w:val="multilevel"/>
     <w:tmpl w:val="B1709322"/>
@@ -34550,7 +34796,7 @@
       </w:rPr>
     </w:lvl>
   </w:abstractNum>
-  <w:abstractNum w:abstractNumId="37" w15:restartNumberingAfterBreak="0">
+  <w:abstractNum w:abstractNumId="38" w15:restartNumberingAfterBreak="0">
     <w:nsid w:val="2C8072F1"/>
     <w:multiLevelType w:val="multilevel"/>
     <w:tmpl w:val="BC5EDABA"/>
@@ -34667,7 +34913,7 @@
       </w:pPr>
     </w:lvl>
   </w:abstractNum>
-  <w:abstractNum w:abstractNumId="38" w15:restartNumberingAfterBreak="0">
+  <w:abstractNum w:abstractNumId="39" w15:restartNumberingAfterBreak="0">
     <w:nsid w:val="2D65315A"/>
     <w:multiLevelType w:val="multilevel"/>
     <w:tmpl w:val="06204DEE"/>
@@ -34780,7 +35026,7 @@
       </w:pPr>
     </w:lvl>
   </w:abstractNum>
-  <w:abstractNum w:abstractNumId="39" w15:restartNumberingAfterBreak="0">
+  <w:abstractNum w:abstractNumId="40" w15:restartNumberingAfterBreak="0">
     <w:nsid w:val="318860B7"/>
     <w:multiLevelType w:val="multilevel"/>
     <w:tmpl w:val="4AC03E12"/>
@@ -34929,7 +35175,7 @@
       </w:rPr>
     </w:lvl>
   </w:abstractNum>
-  <w:abstractNum w:abstractNumId="40" w15:restartNumberingAfterBreak="0">
+  <w:abstractNum w:abstractNumId="41" w15:restartNumberingAfterBreak="0">
     <w:nsid w:val="32674ED3"/>
     <w:multiLevelType w:val="multilevel"/>
     <w:tmpl w:val="581C80A2"/>
@@ -35078,7 +35324,7 @@
       </w:rPr>
     </w:lvl>
   </w:abstractNum>
-  <w:abstractNum w:abstractNumId="41" w15:restartNumberingAfterBreak="0">
+  <w:abstractNum w:abstractNumId="42" w15:restartNumberingAfterBreak="0">
     <w:nsid w:val="32883A8A"/>
     <w:multiLevelType w:val="multilevel"/>
     <w:tmpl w:val="E7F2E404"/>
@@ -35227,7 +35473,7 @@
       </w:rPr>
     </w:lvl>
   </w:abstractNum>
-  <w:abstractNum w:abstractNumId="42" w15:restartNumberingAfterBreak="0">
+  <w:abstractNum w:abstractNumId="43" w15:restartNumberingAfterBreak="0">
     <w:nsid w:val="32BF1602"/>
     <w:multiLevelType w:val="multilevel"/>
     <w:tmpl w:val="0226D22A"/>
@@ -35376,7 +35622,7 @@
       </w:rPr>
     </w:lvl>
   </w:abstractNum>
-  <w:abstractNum w:abstractNumId="43" w15:restartNumberingAfterBreak="0">
+  <w:abstractNum w:abstractNumId="44" w15:restartNumberingAfterBreak="0">
     <w:nsid w:val="379748EE"/>
     <w:multiLevelType w:val="multilevel"/>
     <w:tmpl w:val="0C9E7966"/>
@@ -35525,7 +35771,7 @@
       </w:rPr>
     </w:lvl>
   </w:abstractNum>
-  <w:abstractNum w:abstractNumId="44" w15:restartNumberingAfterBreak="0">
+  <w:abstractNum w:abstractNumId="45" w15:restartNumberingAfterBreak="0">
     <w:nsid w:val="37AD1917"/>
     <w:multiLevelType w:val="multilevel"/>
     <w:tmpl w:val="70F00C88"/>
@@ -35674,7 +35920,7 @@
       </w:rPr>
     </w:lvl>
   </w:abstractNum>
-  <w:abstractNum w:abstractNumId="45" w15:restartNumberingAfterBreak="0">
+  <w:abstractNum w:abstractNumId="46" w15:restartNumberingAfterBreak="0">
     <w:nsid w:val="38026931"/>
     <w:multiLevelType w:val="multilevel"/>
     <w:tmpl w:val="AB347304"/>
@@ -35823,7 +36069,7 @@
       </w:rPr>
     </w:lvl>
   </w:abstractNum>
-  <w:abstractNum w:abstractNumId="46" w15:restartNumberingAfterBreak="0">
+  <w:abstractNum w:abstractNumId="47" w15:restartNumberingAfterBreak="0">
     <w:nsid w:val="39036225"/>
     <w:multiLevelType w:val="multilevel"/>
     <w:tmpl w:val="F5BE2414"/>
@@ -35972,7 +36218,7 @@
       </w:rPr>
     </w:lvl>
   </w:abstractNum>
-  <w:abstractNum w:abstractNumId="47" w15:restartNumberingAfterBreak="0">
+  <w:abstractNum w:abstractNumId="48" w15:restartNumberingAfterBreak="0">
     <w:nsid w:val="392C1873"/>
     <w:multiLevelType w:val="multilevel"/>
     <w:tmpl w:val="74380F5A"/>
@@ -36121,7 +36367,7 @@
       </w:rPr>
     </w:lvl>
   </w:abstractNum>
-  <w:abstractNum w:abstractNumId="48" w15:restartNumberingAfterBreak="0">
+  <w:abstractNum w:abstractNumId="49" w15:restartNumberingAfterBreak="0">
     <w:nsid w:val="3A3C439C"/>
     <w:multiLevelType w:val="multilevel"/>
     <w:tmpl w:val="0D2CA93C"/>
@@ -36270,7 +36516,7 @@
       </w:rPr>
     </w:lvl>
   </w:abstractNum>
-  <w:abstractNum w:abstractNumId="49" w15:restartNumberingAfterBreak="0">
+  <w:abstractNum w:abstractNumId="50" w15:restartNumberingAfterBreak="0">
     <w:nsid w:val="3A574FAF"/>
     <w:multiLevelType w:val="multilevel"/>
     <w:tmpl w:val="7F10FA06"/>
@@ -36419,7 +36665,7 @@
       </w:rPr>
     </w:lvl>
   </w:abstractNum>
-  <w:abstractNum w:abstractNumId="50" w15:restartNumberingAfterBreak="0">
+  <w:abstractNum w:abstractNumId="51" w15:restartNumberingAfterBreak="0">
     <w:nsid w:val="3A917A1D"/>
     <w:multiLevelType w:val="multilevel"/>
     <w:tmpl w:val="E130A47C"/>
@@ -36532,7 +36778,7 @@
       </w:pPr>
     </w:lvl>
   </w:abstractNum>
-  <w:abstractNum w:abstractNumId="51" w15:restartNumberingAfterBreak="0">
+  <w:abstractNum w:abstractNumId="52" w15:restartNumberingAfterBreak="0">
     <w:nsid w:val="3B7525B1"/>
     <w:multiLevelType w:val="multilevel"/>
     <w:tmpl w:val="553E7DFE"/>
@@ -36681,7 +36927,7 @@
       </w:rPr>
     </w:lvl>
   </w:abstractNum>
-  <w:abstractNum w:abstractNumId="52" w15:restartNumberingAfterBreak="0">
+  <w:abstractNum w:abstractNumId="53" w15:restartNumberingAfterBreak="0">
     <w:nsid w:val="3C106F4C"/>
     <w:multiLevelType w:val="multilevel"/>
     <w:tmpl w:val="09A454AC"/>
@@ -36830,7 +37076,7 @@
       </w:rPr>
     </w:lvl>
   </w:abstractNum>
-  <w:abstractNum w:abstractNumId="53" w15:restartNumberingAfterBreak="0">
+  <w:abstractNum w:abstractNumId="54" w15:restartNumberingAfterBreak="0">
     <w:nsid w:val="3E201369"/>
     <w:multiLevelType w:val="multilevel"/>
     <w:tmpl w:val="89C83DF2"/>
@@ -36979,7 +37225,7 @@
       </w:rPr>
     </w:lvl>
   </w:abstractNum>
-  <w:abstractNum w:abstractNumId="54" w15:restartNumberingAfterBreak="0">
+  <w:abstractNum w:abstractNumId="55" w15:restartNumberingAfterBreak="0">
     <w:nsid w:val="3F6971BC"/>
     <w:multiLevelType w:val="multilevel"/>
     <w:tmpl w:val="FC62C0A0"/>
@@ -37128,7 +37374,7 @@
       </w:rPr>
     </w:lvl>
   </w:abstractNum>
-  <w:abstractNum w:abstractNumId="55" w15:restartNumberingAfterBreak="0">
+  <w:abstractNum w:abstractNumId="56" w15:restartNumberingAfterBreak="0">
     <w:nsid w:val="410D48E9"/>
     <w:multiLevelType w:val="multilevel"/>
     <w:tmpl w:val="C9E4CB6E"/>
@@ -37277,7 +37523,7 @@
       </w:rPr>
     </w:lvl>
   </w:abstractNum>
-  <w:abstractNum w:abstractNumId="56" w15:restartNumberingAfterBreak="0">
+  <w:abstractNum w:abstractNumId="57" w15:restartNumberingAfterBreak="0">
     <w:nsid w:val="412A1DF6"/>
     <w:multiLevelType w:val="multilevel"/>
     <w:tmpl w:val="168AFB6E"/>
@@ -37426,7 +37672,7 @@
       </w:rPr>
     </w:lvl>
   </w:abstractNum>
-  <w:abstractNum w:abstractNumId="57" w15:restartNumberingAfterBreak="0">
+  <w:abstractNum w:abstractNumId="58" w15:restartNumberingAfterBreak="0">
     <w:nsid w:val="41B331FD"/>
     <w:multiLevelType w:val="multilevel"/>
     <w:tmpl w:val="F09E69AA"/>
@@ -37575,7 +37821,206 @@
       </w:rPr>
     </w:lvl>
   </w:abstractNum>
-  <w:abstractNum w:abstractNumId="58" w15:restartNumberingAfterBreak="0">
+  <w:abstractNum w:abstractNumId="59" w15:restartNumberingAfterBreak="0">
+    <w:nsid w:val="42531BCB"/>
+    <w:multiLevelType w:val="hybridMultilevel"/>
+    <w:tmpl w:val="C58409B4"/>
+    <w:lvl w:ilvl="0" w:tplc="0419000F">
+      <w:start w:val="1"/>
+      <w:numFmt w:val="decimal"/>
+      <w:lvlText w:val="%1."/>
+      <w:lvlJc w:val="left"/>
+      <w:pPr>
+        <w:ind w:left="1429" w:hanging="360"/>
+      </w:pPr>
+    </w:lvl>
+    <w:lvl w:ilvl="1" w:tplc="04190019" w:tentative="1">
+      <w:start w:val="1"/>
+      <w:numFmt w:val="lowerLetter"/>
+      <w:lvlText w:val="%2."/>
+      <w:lvlJc w:val="left"/>
+      <w:pPr>
+        <w:ind w:left="2149" w:hanging="360"/>
+      </w:pPr>
+    </w:lvl>
+    <w:lvl w:ilvl="2" w:tplc="0419001B" w:tentative="1">
+      <w:start w:val="1"/>
+      <w:numFmt w:val="lowerRoman"/>
+      <w:lvlText w:val="%3."/>
+      <w:lvlJc w:val="right"/>
+      <w:pPr>
+        <w:ind w:left="2869" w:hanging="180"/>
+      </w:pPr>
+    </w:lvl>
+    <w:lvl w:ilvl="3" w:tplc="0419000F" w:tentative="1">
+      <w:start w:val="1"/>
+      <w:numFmt w:val="decimal"/>
+      <w:lvlText w:val="%4."/>
+      <w:lvlJc w:val="left"/>
+      <w:pPr>
+        <w:ind w:left="3589" w:hanging="360"/>
+      </w:pPr>
+    </w:lvl>
+    <w:lvl w:ilvl="4" w:tplc="04190019" w:tentative="1">
+      <w:start w:val="1"/>
+      <w:numFmt w:val="lowerLetter"/>
+      <w:lvlText w:val="%5."/>
+      <w:lvlJc w:val="left"/>
+      <w:pPr>
+        <w:ind w:left="4309" w:hanging="360"/>
+      </w:pPr>
+    </w:lvl>
+    <w:lvl w:ilvl="5" w:tplc="0419001B" w:tentative="1">
+      <w:start w:val="1"/>
+      <w:numFmt w:val="lowerRoman"/>
+      <w:lvlText w:val="%6."/>
+      <w:lvlJc w:val="right"/>
+      <w:pPr>
+        <w:ind w:left="5029" w:hanging="180"/>
+      </w:pPr>
+    </w:lvl>
+    <w:lvl w:ilvl="6" w:tplc="0419000F" w:tentative="1">
+      <w:start w:val="1"/>
+      <w:numFmt w:val="decimal"/>
+      <w:lvlText w:val="%7."/>
+      <w:lvlJc w:val="left"/>
+      <w:pPr>
+        <w:ind w:left="5749" w:hanging="360"/>
+      </w:pPr>
+    </w:lvl>
+    <w:lvl w:ilvl="7" w:tplc="04190019" w:tentative="1">
+      <w:start w:val="1"/>
+      <w:numFmt w:val="lowerLetter"/>
+      <w:lvlText w:val="%8."/>
+      <w:lvlJc w:val="left"/>
+      <w:pPr>
+        <w:ind w:left="6469" w:hanging="360"/>
+      </w:pPr>
+    </w:lvl>
+    <w:lvl w:ilvl="8" w:tplc="0419001B" w:tentative="1">
+      <w:start w:val="1"/>
+      <w:numFmt w:val="lowerRoman"/>
+      <w:lvlText w:val="%9."/>
+      <w:lvlJc w:val="right"/>
+      <w:pPr>
+        <w:ind w:left="7189" w:hanging="180"/>
+      </w:pPr>
+    </w:lvl>
+  </w:abstractNum>
+  <w:abstractNum w:abstractNumId="60" w15:restartNumberingAfterBreak="0">
+    <w:nsid w:val="4350166C"/>
+    <w:multiLevelType w:val="hybridMultilevel"/>
+    <w:tmpl w:val="E198183E"/>
+    <w:lvl w:ilvl="0" w:tplc="04190001">
+      <w:start w:val="1"/>
+      <w:numFmt w:val="bullet"/>
+      <w:lvlText w:val=""/>
+      <w:lvlJc w:val="left"/>
+      <w:pPr>
+        <w:ind w:left="1069" w:hanging="360"/>
+      </w:pPr>
+      <w:rPr>
+        <w:rFonts w:ascii="Symbol" w:hAnsi="Symbol" w:hint="default"/>
+      </w:rPr>
+    </w:lvl>
+    <w:lvl w:ilvl="1" w:tplc="04190003" w:tentative="1">
+      <w:start w:val="1"/>
+      <w:numFmt w:val="bullet"/>
+      <w:lvlText w:val="o"/>
+      <w:lvlJc w:val="left"/>
+      <w:pPr>
+        <w:ind w:left="1789" w:hanging="360"/>
+      </w:pPr>
+      <w:rPr>
+        <w:rFonts w:ascii="Courier New" w:hAnsi="Courier New" w:cs="Courier New" w:hint="default"/>
+      </w:rPr>
+    </w:lvl>
+    <w:lvl w:ilvl="2" w:tplc="04190005" w:tentative="1">
+      <w:start w:val="1"/>
+      <w:numFmt w:val="bullet"/>
+      <w:lvlText w:val=""/>
+      <w:lvlJc w:val="left"/>
+      <w:pPr>
+        <w:ind w:left="2509" w:hanging="360"/>
+      </w:pPr>
+      <w:rPr>
+        <w:rFonts w:ascii="Wingdings" w:hAnsi="Wingdings" w:hint="default"/>
+      </w:rPr>
+    </w:lvl>
+    <w:lvl w:ilvl="3" w:tplc="04190001" w:tentative="1">
+      <w:start w:val="1"/>
+      <w:numFmt w:val="bullet"/>
+      <w:lvlText w:val=""/>
+      <w:lvlJc w:val="left"/>
+      <w:pPr>
+        <w:ind w:left="3229" w:hanging="360"/>
+      </w:pPr>
+      <w:rPr>
+        <w:rFonts w:ascii="Symbol" w:hAnsi="Symbol" w:hint="default"/>
+      </w:rPr>
+    </w:lvl>
+    <w:lvl w:ilvl="4" w:tplc="04190003" w:tentative="1">
+      <w:start w:val="1"/>
+      <w:numFmt w:val="bullet"/>
+      <w:lvlText w:val="o"/>
+      <w:lvlJc w:val="left"/>
+      <w:pPr>
+        <w:ind w:left="3949" w:hanging="360"/>
+      </w:pPr>
+      <w:rPr>
+        <w:rFonts w:ascii="Courier New" w:hAnsi="Courier New" w:cs="Courier New" w:hint="default"/>
+      </w:rPr>
+    </w:lvl>
+    <w:lvl w:ilvl="5" w:tplc="04190005" w:tentative="1">
+      <w:start w:val="1"/>
+      <w:numFmt w:val="bullet"/>
+      <w:lvlText w:val=""/>
+      <w:lvlJc w:val="left"/>
+      <w:pPr>
+        <w:ind w:left="4669" w:hanging="360"/>
+      </w:pPr>
+      <w:rPr>
+        <w:rFonts w:ascii="Wingdings" w:hAnsi="Wingdings" w:hint="default"/>
+      </w:rPr>
+    </w:lvl>
+    <w:lvl w:ilvl="6" w:tplc="04190001" w:tentative="1">
+      <w:start w:val="1"/>
+      <w:numFmt w:val="bullet"/>
+      <w:lvlText w:val=""/>
+      <w:lvlJc w:val="left"/>
+      <w:pPr>
+        <w:ind w:left="5389" w:hanging="360"/>
+      </w:pPr>
+      <w:rPr>
+        <w:rFonts w:ascii="Symbol" w:hAnsi="Symbol" w:hint="default"/>
+      </w:rPr>
+    </w:lvl>
+    <w:lvl w:ilvl="7" w:tplc="04190003" w:tentative="1">
+      <w:start w:val="1"/>
+      <w:numFmt w:val="bullet"/>
+      <w:lvlText w:val="o"/>
+      <w:lvlJc w:val="left"/>
+      <w:pPr>
+        <w:ind w:left="6109" w:hanging="360"/>
+      </w:pPr>
+      <w:rPr>
+        <w:rFonts w:ascii="Courier New" w:hAnsi="Courier New" w:cs="Courier New" w:hint="default"/>
+      </w:rPr>
+    </w:lvl>
+    <w:lvl w:ilvl="8" w:tplc="04190005" w:tentative="1">
+      <w:start w:val="1"/>
+      <w:numFmt w:val="bullet"/>
+      <w:lvlText w:val=""/>
+      <w:lvlJc w:val="left"/>
+      <w:pPr>
+        <w:ind w:left="6829" w:hanging="360"/>
+      </w:pPr>
+      <w:rPr>
+        <w:rFonts w:ascii="Wingdings" w:hAnsi="Wingdings" w:hint="default"/>
+      </w:rPr>
+    </w:lvl>
+  </w:abstractNum>
+  <w:abstractNum w:abstractNumId="61" w15:restartNumberingAfterBreak="0">
     <w:nsid w:val="45482B70"/>
     <w:multiLevelType w:val="multilevel"/>
     <w:tmpl w:val="333CDD0E"/>
@@ -37724,7 +38169,7 @@
       </w:rPr>
     </w:lvl>
   </w:abstractNum>
-  <w:abstractNum w:abstractNumId="59" w15:restartNumberingAfterBreak="0">
+  <w:abstractNum w:abstractNumId="62" w15:restartNumberingAfterBreak="0">
     <w:nsid w:val="45D3054B"/>
     <w:multiLevelType w:val="multilevel"/>
     <w:tmpl w:val="7BDC4E9E"/>
@@ -37873,7 +38318,7 @@
       </w:rPr>
     </w:lvl>
   </w:abstractNum>
-  <w:abstractNum w:abstractNumId="60" w15:restartNumberingAfterBreak="0">
+  <w:abstractNum w:abstractNumId="63" w15:restartNumberingAfterBreak="0">
     <w:nsid w:val="45DB1C39"/>
     <w:multiLevelType w:val="multilevel"/>
     <w:tmpl w:val="DEF26EB2"/>
@@ -37986,7 +38431,7 @@
       </w:pPr>
     </w:lvl>
   </w:abstractNum>
-  <w:abstractNum w:abstractNumId="61" w15:restartNumberingAfterBreak="0">
+  <w:abstractNum w:abstractNumId="64" w15:restartNumberingAfterBreak="0">
     <w:nsid w:val="45F343F6"/>
     <w:multiLevelType w:val="multilevel"/>
     <w:tmpl w:val="F6D27A30"/>
@@ -38135,7 +38580,7 @@
       </w:rPr>
     </w:lvl>
   </w:abstractNum>
-  <w:abstractNum w:abstractNumId="62" w15:restartNumberingAfterBreak="0">
+  <w:abstractNum w:abstractNumId="65" w15:restartNumberingAfterBreak="0">
     <w:nsid w:val="48D73566"/>
     <w:multiLevelType w:val="multilevel"/>
     <w:tmpl w:val="786E9F0E"/>
@@ -38284,7 +38729,7 @@
       </w:rPr>
     </w:lvl>
   </w:abstractNum>
-  <w:abstractNum w:abstractNumId="63" w15:restartNumberingAfterBreak="0">
+  <w:abstractNum w:abstractNumId="66" w15:restartNumberingAfterBreak="0">
     <w:nsid w:val="48D97A4E"/>
     <w:multiLevelType w:val="multilevel"/>
     <w:tmpl w:val="CF822706"/>
@@ -38433,7 +38878,7 @@
       </w:rPr>
     </w:lvl>
   </w:abstractNum>
-  <w:abstractNum w:abstractNumId="64" w15:restartNumberingAfterBreak="0">
+  <w:abstractNum w:abstractNumId="67" w15:restartNumberingAfterBreak="0">
     <w:nsid w:val="49504A6E"/>
     <w:multiLevelType w:val="multilevel"/>
     <w:tmpl w:val="3AFC2492"/>
@@ -38546,7 +38991,7 @@
       </w:pPr>
     </w:lvl>
   </w:abstractNum>
-  <w:abstractNum w:abstractNumId="65" w15:restartNumberingAfterBreak="0">
+  <w:abstractNum w:abstractNumId="68" w15:restartNumberingAfterBreak="0">
     <w:nsid w:val="4AEC02AC"/>
     <w:multiLevelType w:val="multilevel"/>
     <w:tmpl w:val="6922AAF4"/>
@@ -38695,7 +39140,7 @@
       </w:rPr>
     </w:lvl>
   </w:abstractNum>
-  <w:abstractNum w:abstractNumId="66" w15:restartNumberingAfterBreak="0">
+  <w:abstractNum w:abstractNumId="69" w15:restartNumberingAfterBreak="0">
     <w:nsid w:val="4D347EEB"/>
     <w:multiLevelType w:val="multilevel"/>
     <w:tmpl w:val="B608E670"/>
@@ -38844,7 +39289,7 @@
       </w:rPr>
     </w:lvl>
   </w:abstractNum>
-  <w:abstractNum w:abstractNumId="67" w15:restartNumberingAfterBreak="0">
+  <w:abstractNum w:abstractNumId="70" w15:restartNumberingAfterBreak="0">
     <w:nsid w:val="4DE62F44"/>
     <w:multiLevelType w:val="multilevel"/>
     <w:tmpl w:val="1E4C9896"/>
@@ -38993,7 +39438,7 @@
       </w:rPr>
     </w:lvl>
   </w:abstractNum>
-  <w:abstractNum w:abstractNumId="68" w15:restartNumberingAfterBreak="0">
+  <w:abstractNum w:abstractNumId="71" w15:restartNumberingAfterBreak="0">
     <w:nsid w:val="4ED57927"/>
     <w:multiLevelType w:val="hybridMultilevel"/>
     <w:tmpl w:val="F09EA61C"/>
@@ -39133,7 +39578,7 @@
       </w:rPr>
     </w:lvl>
   </w:abstractNum>
-  <w:abstractNum w:abstractNumId="69" w15:restartNumberingAfterBreak="0">
+  <w:abstractNum w:abstractNumId="72" w15:restartNumberingAfterBreak="0">
     <w:nsid w:val="4F8A3105"/>
     <w:multiLevelType w:val="multilevel"/>
     <w:tmpl w:val="8B9A388C"/>
@@ -39282,7 +39727,7 @@
       </w:rPr>
     </w:lvl>
   </w:abstractNum>
-  <w:abstractNum w:abstractNumId="70" w15:restartNumberingAfterBreak="0">
+  <w:abstractNum w:abstractNumId="73" w15:restartNumberingAfterBreak="0">
     <w:nsid w:val="4FF358A8"/>
     <w:multiLevelType w:val="multilevel"/>
     <w:tmpl w:val="F01022DC"/>
@@ -39431,7 +39876,7 @@
       </w:rPr>
     </w:lvl>
   </w:abstractNum>
-  <w:abstractNum w:abstractNumId="71" w15:restartNumberingAfterBreak="0">
+  <w:abstractNum w:abstractNumId="74" w15:restartNumberingAfterBreak="0">
     <w:nsid w:val="50226B9E"/>
     <w:multiLevelType w:val="multilevel"/>
     <w:tmpl w:val="B6F086CA"/>
@@ -39580,7 +40025,7 @@
       </w:rPr>
     </w:lvl>
   </w:abstractNum>
-  <w:abstractNum w:abstractNumId="72" w15:restartNumberingAfterBreak="0">
+  <w:abstractNum w:abstractNumId="75" w15:restartNumberingAfterBreak="0">
     <w:nsid w:val="522C29A2"/>
     <w:multiLevelType w:val="multilevel"/>
     <w:tmpl w:val="C9D0B914"/>
@@ -39729,7 +40174,7 @@
       </w:rPr>
     </w:lvl>
   </w:abstractNum>
-  <w:abstractNum w:abstractNumId="73" w15:restartNumberingAfterBreak="0">
+  <w:abstractNum w:abstractNumId="76" w15:restartNumberingAfterBreak="0">
     <w:nsid w:val="536F0026"/>
     <w:multiLevelType w:val="multilevel"/>
     <w:tmpl w:val="DE7836C6"/>
@@ -39878,7 +40323,7 @@
       </w:rPr>
     </w:lvl>
   </w:abstractNum>
-  <w:abstractNum w:abstractNumId="74" w15:restartNumberingAfterBreak="0">
+  <w:abstractNum w:abstractNumId="77" w15:restartNumberingAfterBreak="0">
     <w:nsid w:val="5689044E"/>
     <w:multiLevelType w:val="multilevel"/>
     <w:tmpl w:val="C6CAA6F4"/>
@@ -40027,7 +40472,7 @@
       </w:rPr>
     </w:lvl>
   </w:abstractNum>
-  <w:abstractNum w:abstractNumId="75" w15:restartNumberingAfterBreak="0">
+  <w:abstractNum w:abstractNumId="78" w15:restartNumberingAfterBreak="0">
     <w:nsid w:val="575237C0"/>
     <w:multiLevelType w:val="multilevel"/>
     <w:tmpl w:val="21FAB742"/>
@@ -40176,7 +40621,7 @@
       </w:rPr>
     </w:lvl>
   </w:abstractNum>
-  <w:abstractNum w:abstractNumId="76" w15:restartNumberingAfterBreak="0">
+  <w:abstractNum w:abstractNumId="79" w15:restartNumberingAfterBreak="0">
     <w:nsid w:val="58480972"/>
     <w:multiLevelType w:val="multilevel"/>
     <w:tmpl w:val="339C671A"/>
@@ -40325,7 +40770,7 @@
       </w:rPr>
     </w:lvl>
   </w:abstractNum>
-  <w:abstractNum w:abstractNumId="77" w15:restartNumberingAfterBreak="0">
+  <w:abstractNum w:abstractNumId="80" w15:restartNumberingAfterBreak="0">
     <w:nsid w:val="587B3336"/>
     <w:multiLevelType w:val="multilevel"/>
     <w:tmpl w:val="BC54666A"/>
@@ -40474,7 +40919,7 @@
       </w:rPr>
     </w:lvl>
   </w:abstractNum>
-  <w:abstractNum w:abstractNumId="78" w15:restartNumberingAfterBreak="0">
+  <w:abstractNum w:abstractNumId="81" w15:restartNumberingAfterBreak="0">
     <w:nsid w:val="5906171E"/>
     <w:multiLevelType w:val="multilevel"/>
     <w:tmpl w:val="0272397C"/>
@@ -40623,7 +41068,7 @@
       </w:rPr>
     </w:lvl>
   </w:abstractNum>
-  <w:abstractNum w:abstractNumId="79" w15:restartNumberingAfterBreak="0">
+  <w:abstractNum w:abstractNumId="82" w15:restartNumberingAfterBreak="0">
     <w:nsid w:val="5A82084F"/>
     <w:multiLevelType w:val="multilevel"/>
     <w:tmpl w:val="FC8E9F98"/>
@@ -40772,7 +41217,7 @@
       </w:rPr>
     </w:lvl>
   </w:abstractNum>
-  <w:abstractNum w:abstractNumId="80" w15:restartNumberingAfterBreak="0">
+  <w:abstractNum w:abstractNumId="83" w15:restartNumberingAfterBreak="0">
     <w:nsid w:val="5A9266CA"/>
     <w:multiLevelType w:val="multilevel"/>
     <w:tmpl w:val="4D901090"/>
@@ -40885,7 +41330,7 @@
       </w:pPr>
     </w:lvl>
   </w:abstractNum>
-  <w:abstractNum w:abstractNumId="81" w15:restartNumberingAfterBreak="0">
+  <w:abstractNum w:abstractNumId="84" w15:restartNumberingAfterBreak="0">
     <w:nsid w:val="5BB63174"/>
     <w:multiLevelType w:val="multilevel"/>
     <w:tmpl w:val="FB00E158"/>
@@ -41034,7 +41479,7 @@
       </w:rPr>
     </w:lvl>
   </w:abstractNum>
-  <w:abstractNum w:abstractNumId="82" w15:restartNumberingAfterBreak="0">
+  <w:abstractNum w:abstractNumId="85" w15:restartNumberingAfterBreak="0">
     <w:nsid w:val="5D3869E0"/>
     <w:multiLevelType w:val="multilevel"/>
     <w:tmpl w:val="02EC6672"/>
@@ -41183,7 +41628,7 @@
       </w:rPr>
     </w:lvl>
   </w:abstractNum>
-  <w:abstractNum w:abstractNumId="83" w15:restartNumberingAfterBreak="0">
+  <w:abstractNum w:abstractNumId="86" w15:restartNumberingAfterBreak="0">
     <w:nsid w:val="5E3D02FB"/>
     <w:multiLevelType w:val="multilevel"/>
     <w:tmpl w:val="E7DC7718"/>
@@ -41332,7 +41777,7 @@
       </w:rPr>
     </w:lvl>
   </w:abstractNum>
-  <w:abstractNum w:abstractNumId="84" w15:restartNumberingAfterBreak="0">
+  <w:abstractNum w:abstractNumId="87" w15:restartNumberingAfterBreak="0">
     <w:nsid w:val="5FB02DDD"/>
     <w:multiLevelType w:val="multilevel"/>
     <w:tmpl w:val="837A401E"/>
@@ -41481,7 +41926,7 @@
       </w:rPr>
     </w:lvl>
   </w:abstractNum>
-  <w:abstractNum w:abstractNumId="85" w15:restartNumberingAfterBreak="0">
+  <w:abstractNum w:abstractNumId="88" w15:restartNumberingAfterBreak="0">
     <w:nsid w:val="5FD37A20"/>
     <w:multiLevelType w:val="multilevel"/>
     <w:tmpl w:val="D7CEB6C6"/>
@@ -41630,7 +42075,7 @@
       </w:rPr>
     </w:lvl>
   </w:abstractNum>
-  <w:abstractNum w:abstractNumId="86" w15:restartNumberingAfterBreak="0">
+  <w:abstractNum w:abstractNumId="89" w15:restartNumberingAfterBreak="0">
     <w:nsid w:val="609A2C2D"/>
     <w:multiLevelType w:val="multilevel"/>
     <w:tmpl w:val="EBB64236"/>
@@ -41779,7 +42224,7 @@
       </w:rPr>
     </w:lvl>
   </w:abstractNum>
-  <w:abstractNum w:abstractNumId="87" w15:restartNumberingAfterBreak="0">
+  <w:abstractNum w:abstractNumId="90" w15:restartNumberingAfterBreak="0">
     <w:nsid w:val="628A0661"/>
     <w:multiLevelType w:val="multilevel"/>
     <w:tmpl w:val="E14242DC"/>
@@ -41928,7 +42373,7 @@
       </w:rPr>
     </w:lvl>
   </w:abstractNum>
-  <w:abstractNum w:abstractNumId="88" w15:restartNumberingAfterBreak="0">
+  <w:abstractNum w:abstractNumId="91" w15:restartNumberingAfterBreak="0">
     <w:nsid w:val="62A6500D"/>
     <w:multiLevelType w:val="multilevel"/>
     <w:tmpl w:val="87263E34"/>
@@ -42077,7 +42522,7 @@
       </w:rPr>
     </w:lvl>
   </w:abstractNum>
-  <w:abstractNum w:abstractNumId="89" w15:restartNumberingAfterBreak="0">
+  <w:abstractNum w:abstractNumId="92" w15:restartNumberingAfterBreak="0">
     <w:nsid w:val="64E2115E"/>
     <w:multiLevelType w:val="multilevel"/>
     <w:tmpl w:val="EA66E2B8"/>
@@ -42190,7 +42635,7 @@
       </w:pPr>
     </w:lvl>
   </w:abstractNum>
-  <w:abstractNum w:abstractNumId="90" w15:restartNumberingAfterBreak="0">
+  <w:abstractNum w:abstractNumId="93" w15:restartNumberingAfterBreak="0">
     <w:nsid w:val="652F179D"/>
     <w:multiLevelType w:val="hybridMultilevel"/>
     <w:tmpl w:val="3AD08CC0"/>
@@ -42276,7 +42721,7 @@
       </w:pPr>
     </w:lvl>
   </w:abstractNum>
-  <w:abstractNum w:abstractNumId="91" w15:restartNumberingAfterBreak="0">
+  <w:abstractNum w:abstractNumId="94" w15:restartNumberingAfterBreak="0">
     <w:nsid w:val="662D1DE9"/>
     <w:multiLevelType w:val="multilevel"/>
     <w:tmpl w:val="30CECADA"/>
@@ -42425,7 +42870,7 @@
       </w:rPr>
     </w:lvl>
   </w:abstractNum>
-  <w:abstractNum w:abstractNumId="92" w15:restartNumberingAfterBreak="0">
+  <w:abstractNum w:abstractNumId="95" w15:restartNumberingAfterBreak="0">
     <w:nsid w:val="68BD6796"/>
     <w:multiLevelType w:val="multilevel"/>
     <w:tmpl w:val="4E965BD6"/>
@@ -42574,7 +43019,7 @@
       </w:rPr>
     </w:lvl>
   </w:abstractNum>
-  <w:abstractNum w:abstractNumId="93" w15:restartNumberingAfterBreak="0">
+  <w:abstractNum w:abstractNumId="96" w15:restartNumberingAfterBreak="0">
     <w:nsid w:val="691E6AA7"/>
     <w:multiLevelType w:val="multilevel"/>
     <w:tmpl w:val="C91E1112"/>
@@ -42723,7 +43168,7 @@
       </w:rPr>
     </w:lvl>
   </w:abstractNum>
-  <w:abstractNum w:abstractNumId="94" w15:restartNumberingAfterBreak="0">
+  <w:abstractNum w:abstractNumId="97" w15:restartNumberingAfterBreak="0">
     <w:nsid w:val="69662961"/>
     <w:multiLevelType w:val="multilevel"/>
     <w:tmpl w:val="4BA0B4BE"/>
@@ -42836,7 +43281,7 @@
       </w:pPr>
     </w:lvl>
   </w:abstractNum>
-  <w:abstractNum w:abstractNumId="95" w15:restartNumberingAfterBreak="0">
+  <w:abstractNum w:abstractNumId="98" w15:restartNumberingAfterBreak="0">
     <w:nsid w:val="69AA5B2C"/>
     <w:multiLevelType w:val="multilevel"/>
     <w:tmpl w:val="E49AA1A2"/>
@@ -42985,7 +43430,7 @@
       </w:rPr>
     </w:lvl>
   </w:abstractNum>
-  <w:abstractNum w:abstractNumId="96" w15:restartNumberingAfterBreak="0">
+  <w:abstractNum w:abstractNumId="99" w15:restartNumberingAfterBreak="0">
     <w:nsid w:val="69DA1A66"/>
     <w:multiLevelType w:val="multilevel"/>
     <w:tmpl w:val="CBE82594"/>
@@ -43134,7 +43579,7 @@
       </w:rPr>
     </w:lvl>
   </w:abstractNum>
-  <w:abstractNum w:abstractNumId="97" w15:restartNumberingAfterBreak="0">
+  <w:abstractNum w:abstractNumId="100" w15:restartNumberingAfterBreak="0">
     <w:nsid w:val="6AF63FDB"/>
     <w:multiLevelType w:val="multilevel"/>
     <w:tmpl w:val="CA70B508"/>
@@ -43283,7 +43728,7 @@
       </w:rPr>
     </w:lvl>
   </w:abstractNum>
-  <w:abstractNum w:abstractNumId="98" w15:restartNumberingAfterBreak="0">
+  <w:abstractNum w:abstractNumId="101" w15:restartNumberingAfterBreak="0">
     <w:nsid w:val="6B126D93"/>
     <w:multiLevelType w:val="multilevel"/>
     <w:tmpl w:val="BB32FCEC"/>
@@ -43432,7 +43877,7 @@
       </w:rPr>
     </w:lvl>
   </w:abstractNum>
-  <w:abstractNum w:abstractNumId="99" w15:restartNumberingAfterBreak="0">
+  <w:abstractNum w:abstractNumId="102" w15:restartNumberingAfterBreak="0">
     <w:nsid w:val="6C9F5006"/>
     <w:multiLevelType w:val="multilevel"/>
     <w:tmpl w:val="61880D18"/>
@@ -43581,7 +44026,7 @@
       </w:rPr>
     </w:lvl>
   </w:abstractNum>
-  <w:abstractNum w:abstractNumId="100" w15:restartNumberingAfterBreak="0">
+  <w:abstractNum w:abstractNumId="103" w15:restartNumberingAfterBreak="0">
     <w:nsid w:val="6DDE331C"/>
     <w:multiLevelType w:val="multilevel"/>
     <w:tmpl w:val="0420A518"/>
@@ -43730,7 +44175,7 @@
       </w:rPr>
     </w:lvl>
   </w:abstractNum>
-  <w:abstractNum w:abstractNumId="101" w15:restartNumberingAfterBreak="0">
+  <w:abstractNum w:abstractNumId="104" w15:restartNumberingAfterBreak="0">
     <w:nsid w:val="6F335810"/>
     <w:multiLevelType w:val="hybridMultilevel"/>
     <w:tmpl w:val="3ECA1E3E"/>
@@ -43870,7 +44315,7 @@
       </w:rPr>
     </w:lvl>
   </w:abstractNum>
-  <w:abstractNum w:abstractNumId="102" w15:restartNumberingAfterBreak="0">
+  <w:abstractNum w:abstractNumId="105" w15:restartNumberingAfterBreak="0">
     <w:nsid w:val="706B0560"/>
     <w:multiLevelType w:val="multilevel"/>
     <w:tmpl w:val="E74E3028"/>
@@ -44019,7 +44464,7 @@
       </w:rPr>
     </w:lvl>
   </w:abstractNum>
-  <w:abstractNum w:abstractNumId="103" w15:restartNumberingAfterBreak="0">
+  <w:abstractNum w:abstractNumId="106" w15:restartNumberingAfterBreak="0">
     <w:nsid w:val="70D85C09"/>
     <w:multiLevelType w:val="multilevel"/>
     <w:tmpl w:val="2138ED4A"/>
@@ -44168,7 +44613,7 @@
       </w:rPr>
     </w:lvl>
   </w:abstractNum>
-  <w:abstractNum w:abstractNumId="104" w15:restartNumberingAfterBreak="0">
+  <w:abstractNum w:abstractNumId="107" w15:restartNumberingAfterBreak="0">
     <w:nsid w:val="72AC6E73"/>
     <w:multiLevelType w:val="multilevel"/>
     <w:tmpl w:val="01101310"/>
@@ -44317,7 +44762,7 @@
       </w:rPr>
     </w:lvl>
   </w:abstractNum>
-  <w:abstractNum w:abstractNumId="105" w15:restartNumberingAfterBreak="0">
+  <w:abstractNum w:abstractNumId="108" w15:restartNumberingAfterBreak="0">
     <w:nsid w:val="74616C1B"/>
     <w:multiLevelType w:val="multilevel"/>
     <w:tmpl w:val="420ACF9A"/>
@@ -44466,7 +44911,120 @@
       </w:rPr>
     </w:lvl>
   </w:abstractNum>
-  <w:abstractNum w:abstractNumId="106" w15:restartNumberingAfterBreak="0">
+  <w:abstractNum w:abstractNumId="109" w15:restartNumberingAfterBreak="0">
+    <w:nsid w:val="790225F4"/>
+    <w:multiLevelType w:val="hybridMultilevel"/>
+    <w:tmpl w:val="7C48657E"/>
+    <w:lvl w:ilvl="0" w:tplc="04190001">
+      <w:start w:val="1"/>
+      <w:numFmt w:val="bullet"/>
+      <w:lvlText w:val=""/>
+      <w:lvlJc w:val="left"/>
+      <w:pPr>
+        <w:ind w:left="1069" w:hanging="360"/>
+      </w:pPr>
+      <w:rPr>
+        <w:rFonts w:ascii="Symbol" w:hAnsi="Symbol" w:hint="default"/>
+      </w:rPr>
+    </w:lvl>
+    <w:lvl w:ilvl="1" w:tplc="04190003" w:tentative="1">
+      <w:start w:val="1"/>
+      <w:numFmt w:val="bullet"/>
+      <w:lvlText w:val="o"/>
+      <w:lvlJc w:val="left"/>
+      <w:pPr>
+        <w:ind w:left="1789" w:hanging="360"/>
+      </w:pPr>
+      <w:rPr>
+        <w:rFonts w:ascii="Courier New" w:hAnsi="Courier New" w:cs="Courier New" w:hint="default"/>
+      </w:rPr>
+    </w:lvl>
+    <w:lvl w:ilvl="2" w:tplc="04190005" w:tentative="1">
+      <w:start w:val="1"/>
+      <w:numFmt w:val="bullet"/>
+      <w:lvlText w:val=""/>
+      <w:lvlJc w:val="left"/>
+      <w:pPr>
+        <w:ind w:left="2509" w:hanging="360"/>
+      </w:pPr>
+      <w:rPr>
+        <w:rFonts w:ascii="Wingdings" w:hAnsi="Wingdings" w:hint="default"/>
+      </w:rPr>
+    </w:lvl>
+    <w:lvl w:ilvl="3" w:tplc="04190001" w:tentative="1">
+      <w:start w:val="1"/>
+      <w:numFmt w:val="bullet"/>
+      <w:lvlText w:val=""/>
+      <w:lvlJc w:val="left"/>
+      <w:pPr>
+        <w:ind w:left="3229" w:hanging="360"/>
+      </w:pPr>
+      <w:rPr>
+        <w:rFonts w:ascii="Symbol" w:hAnsi="Symbol" w:hint="default"/>
+      </w:rPr>
+    </w:lvl>
+    <w:lvl w:ilvl="4" w:tplc="04190003" w:tentative="1">
+      <w:start w:val="1"/>
+      <w:numFmt w:val="bullet"/>
+      <w:lvlText w:val="o"/>
+      <w:lvlJc w:val="left"/>
+      <w:pPr>
+        <w:ind w:left="3949" w:hanging="360"/>
+      </w:pPr>
+      <w:rPr>
+        <w:rFonts w:ascii="Courier New" w:hAnsi="Courier New" w:cs="Courier New" w:hint="default"/>
+      </w:rPr>
+    </w:lvl>
+    <w:lvl w:ilvl="5" w:tplc="04190005" w:tentative="1">
+      <w:start w:val="1"/>
+      <w:numFmt w:val="bullet"/>
+      <w:lvlText w:val=""/>
+      <w:lvlJc w:val="left"/>
+      <w:pPr>
+        <w:ind w:left="4669" w:hanging="360"/>
+      </w:pPr>
+      <w:rPr>
+        <w:rFonts w:ascii="Wingdings" w:hAnsi="Wingdings" w:hint="default"/>
+      </w:rPr>
+    </w:lvl>
+    <w:lvl w:ilvl="6" w:tplc="04190001" w:tentative="1">
+      <w:start w:val="1"/>
+      <w:numFmt w:val="bullet"/>
+      <w:lvlText w:val=""/>
+      <w:lvlJc w:val="left"/>
+      <w:pPr>
+        <w:ind w:left="5389" w:hanging="360"/>
+      </w:pPr>
+      <w:rPr>
+        <w:rFonts w:ascii="Symbol" w:hAnsi="Symbol" w:hint="default"/>
+      </w:rPr>
+    </w:lvl>
+    <w:lvl w:ilvl="7" w:tplc="04190003" w:tentative="1">
+      <w:start w:val="1"/>
+      <w:numFmt w:val="bullet"/>
+      <w:lvlText w:val="o"/>
+      <w:lvlJc w:val="left"/>
+      <w:pPr>
+        <w:ind w:left="6109" w:hanging="360"/>
+      </w:pPr>
+      <w:rPr>
+        <w:rFonts w:ascii="Courier New" w:hAnsi="Courier New" w:cs="Courier New" w:hint="default"/>
+      </w:rPr>
+    </w:lvl>
+    <w:lvl w:ilvl="8" w:tplc="04190005" w:tentative="1">
+      <w:start w:val="1"/>
+      <w:numFmt w:val="bullet"/>
+      <w:lvlText w:val=""/>
+      <w:lvlJc w:val="left"/>
+      <w:pPr>
+        <w:ind w:left="6829" w:hanging="360"/>
+      </w:pPr>
+      <w:rPr>
+        <w:rFonts w:ascii="Wingdings" w:hAnsi="Wingdings" w:hint="default"/>
+      </w:rPr>
+    </w:lvl>
+  </w:abstractNum>
+  <w:abstractNum w:abstractNumId="110" w15:restartNumberingAfterBreak="0">
     <w:nsid w:val="7A973AE2"/>
     <w:multiLevelType w:val="multilevel"/>
     <w:tmpl w:val="63F64B58"/>
@@ -44615,7 +45173,7 @@
       </w:rPr>
     </w:lvl>
   </w:abstractNum>
-  <w:abstractNum w:abstractNumId="107" w15:restartNumberingAfterBreak="0">
+  <w:abstractNum w:abstractNumId="111" w15:restartNumberingAfterBreak="0">
     <w:nsid w:val="7AF9662B"/>
     <w:multiLevelType w:val="multilevel"/>
     <w:tmpl w:val="B8623314"/>
@@ -44728,7 +45286,7 @@
       </w:pPr>
     </w:lvl>
   </w:abstractNum>
-  <w:abstractNum w:abstractNumId="108" w15:restartNumberingAfterBreak="0">
+  <w:abstractNum w:abstractNumId="112" w15:restartNumberingAfterBreak="0">
     <w:nsid w:val="7B56666A"/>
     <w:multiLevelType w:val="multilevel"/>
     <w:tmpl w:val="5492DE54"/>
@@ -44877,7 +45435,7 @@
       </w:rPr>
     </w:lvl>
   </w:abstractNum>
-  <w:abstractNum w:abstractNumId="109" w15:restartNumberingAfterBreak="0">
+  <w:abstractNum w:abstractNumId="113" w15:restartNumberingAfterBreak="0">
     <w:nsid w:val="7BA254D8"/>
     <w:multiLevelType w:val="multilevel"/>
     <w:tmpl w:val="4DA64A58"/>
@@ -45026,7 +45584,7 @@
       </w:rPr>
     </w:lvl>
   </w:abstractNum>
-  <w:abstractNum w:abstractNumId="110" w15:restartNumberingAfterBreak="0">
+  <w:abstractNum w:abstractNumId="114" w15:restartNumberingAfterBreak="0">
     <w:nsid w:val="7D3B2043"/>
     <w:multiLevelType w:val="multilevel"/>
     <w:tmpl w:val="BA18D99A"/>
@@ -45175,7 +45733,7 @@
       </w:rPr>
     </w:lvl>
   </w:abstractNum>
-  <w:abstractNum w:abstractNumId="111" w15:restartNumberingAfterBreak="0">
+  <w:abstractNum w:abstractNumId="115" w15:restartNumberingAfterBreak="0">
     <w:nsid w:val="7DA32A61"/>
     <w:multiLevelType w:val="multilevel"/>
     <w:tmpl w:val="EB1C2904"/>
@@ -45324,7 +45882,7 @@
       </w:rPr>
     </w:lvl>
   </w:abstractNum>
-  <w:abstractNum w:abstractNumId="112" w15:restartNumberingAfterBreak="0">
+  <w:abstractNum w:abstractNumId="116" w15:restartNumberingAfterBreak="0">
     <w:nsid w:val="7EE604EF"/>
     <w:multiLevelType w:val="multilevel"/>
     <w:tmpl w:val="E6025674"/>
@@ -45473,7 +46031,7 @@
       </w:rPr>
     </w:lvl>
   </w:abstractNum>
-  <w:abstractNum w:abstractNumId="113" w15:restartNumberingAfterBreak="0">
+  <w:abstractNum w:abstractNumId="117" w15:restartNumberingAfterBreak="0">
     <w:nsid w:val="7FD73D6E"/>
     <w:multiLevelType w:val="multilevel"/>
     <w:tmpl w:val="E73214C4"/>
@@ -45587,13 +46145,13 @@
     </w:lvl>
   </w:abstractNum>
   <w:num w:numId="1" w16cid:durableId="1699818417">
-    <w:abstractNumId w:val="50"/>
+    <w:abstractNumId w:val="51"/>
   </w:num>
   <w:num w:numId="2" w16cid:durableId="390353064">
-    <w:abstractNumId w:val="68"/>
+    <w:abstractNumId w:val="71"/>
   </w:num>
   <w:num w:numId="3" w16cid:durableId="1503356125">
-    <w:abstractNumId w:val="98"/>
+    <w:abstractNumId w:val="101"/>
   </w:num>
   <w:num w:numId="4" w16cid:durableId="99305876">
     <w:abstractNumId w:val="8"/>
@@ -45605,7 +46163,7 @@
     <w:abstractNumId w:val="22"/>
   </w:num>
   <w:num w:numId="7" w16cid:durableId="10450925">
-    <w:abstractNumId w:val="57"/>
+    <w:abstractNumId w:val="58"/>
   </w:num>
   <w:num w:numId="8" w16cid:durableId="1174878313">
     <w:abstractNumId w:val="17"/>
@@ -45614,46 +46172,46 @@
     <w:abstractNumId w:val="33"/>
   </w:num>
   <w:num w:numId="10" w16cid:durableId="2112967846">
-    <w:abstractNumId w:val="66"/>
+    <w:abstractNumId w:val="69"/>
   </w:num>
   <w:num w:numId="11" w16cid:durableId="551620292">
+    <w:abstractNumId w:val="50"/>
+  </w:num>
+  <w:num w:numId="12" w16cid:durableId="1720084599">
     <w:abstractNumId w:val="49"/>
   </w:num>
-  <w:num w:numId="12" w16cid:durableId="1720084599">
-    <w:abstractNumId w:val="48"/>
-  </w:num>
   <w:num w:numId="13" w16cid:durableId="842091457">
-    <w:abstractNumId w:val="34"/>
+    <w:abstractNumId w:val="35"/>
   </w:num>
   <w:num w:numId="14" w16cid:durableId="733621841">
-    <w:abstractNumId w:val="93"/>
+    <w:abstractNumId w:val="96"/>
   </w:num>
   <w:num w:numId="15" w16cid:durableId="189346154">
     <w:abstractNumId w:val="18"/>
   </w:num>
   <w:num w:numId="16" w16cid:durableId="1617056047">
-    <w:abstractNumId w:val="105"/>
+    <w:abstractNumId w:val="108"/>
   </w:num>
   <w:num w:numId="17" w16cid:durableId="1429888737">
-    <w:abstractNumId w:val="88"/>
+    <w:abstractNumId w:val="91"/>
   </w:num>
   <w:num w:numId="18" w16cid:durableId="132867003">
     <w:abstractNumId w:val="26"/>
   </w:num>
   <w:num w:numId="19" w16cid:durableId="487405640">
-    <w:abstractNumId w:val="47"/>
+    <w:abstractNumId w:val="48"/>
   </w:num>
   <w:num w:numId="20" w16cid:durableId="956106062">
-    <w:abstractNumId w:val="71"/>
+    <w:abstractNumId w:val="74"/>
   </w:num>
   <w:num w:numId="21" w16cid:durableId="142310386">
-    <w:abstractNumId w:val="113"/>
+    <w:abstractNumId w:val="117"/>
   </w:num>
   <w:num w:numId="22" w16cid:durableId="1658992278">
-    <w:abstractNumId w:val="111"/>
+    <w:abstractNumId w:val="115"/>
   </w:num>
   <w:num w:numId="23" w16cid:durableId="357701566">
-    <w:abstractNumId w:val="84"/>
+    <w:abstractNumId w:val="87"/>
   </w:num>
   <w:num w:numId="24" w16cid:durableId="1062487942">
     <w:abstractNumId w:val="21"/>
@@ -45668,31 +46226,31 @@
     <w:abstractNumId w:val="27"/>
   </w:num>
   <w:num w:numId="28" w16cid:durableId="772015683">
-    <w:abstractNumId w:val="62"/>
+    <w:abstractNumId w:val="65"/>
   </w:num>
   <w:num w:numId="29" w16cid:durableId="1391075745">
-    <w:abstractNumId w:val="82"/>
+    <w:abstractNumId w:val="85"/>
   </w:num>
   <w:num w:numId="30" w16cid:durableId="1234193098">
-    <w:abstractNumId w:val="63"/>
+    <w:abstractNumId w:val="66"/>
   </w:num>
   <w:num w:numId="31" w16cid:durableId="967273589">
-    <w:abstractNumId w:val="85"/>
+    <w:abstractNumId w:val="88"/>
   </w:num>
   <w:num w:numId="32" w16cid:durableId="170265259">
     <w:abstractNumId w:val="28"/>
   </w:num>
   <w:num w:numId="33" w16cid:durableId="1961915156">
-    <w:abstractNumId w:val="45"/>
+    <w:abstractNumId w:val="46"/>
   </w:num>
   <w:num w:numId="34" w16cid:durableId="183446626">
     <w:abstractNumId w:val="32"/>
   </w:num>
   <w:num w:numId="35" w16cid:durableId="1572698358">
-    <w:abstractNumId w:val="91"/>
+    <w:abstractNumId w:val="94"/>
   </w:num>
   <w:num w:numId="36" w16cid:durableId="1821925622">
-    <w:abstractNumId w:val="43"/>
+    <w:abstractNumId w:val="44"/>
   </w:num>
   <w:num w:numId="37" w16cid:durableId="182020359">
     <w:abstractNumId w:val="9"/>
@@ -45704,70 +46262,70 @@
     <w:abstractNumId w:val="7"/>
   </w:num>
   <w:num w:numId="40" w16cid:durableId="945504538">
-    <w:abstractNumId w:val="101"/>
+    <w:abstractNumId w:val="104"/>
   </w:num>
   <w:num w:numId="41" w16cid:durableId="942809394">
     <w:abstractNumId w:val="10"/>
   </w:num>
   <w:num w:numId="42" w16cid:durableId="41947903">
-    <w:abstractNumId w:val="61"/>
+    <w:abstractNumId w:val="64"/>
   </w:num>
   <w:num w:numId="43" w16cid:durableId="1348755448">
     <w:abstractNumId w:val="4"/>
   </w:num>
   <w:num w:numId="44" w16cid:durableId="842548934">
-    <w:abstractNumId w:val="97"/>
+    <w:abstractNumId w:val="100"/>
   </w:num>
   <w:num w:numId="45" w16cid:durableId="1588730545">
-    <w:abstractNumId w:val="65"/>
+    <w:abstractNumId w:val="68"/>
   </w:num>
   <w:num w:numId="46" w16cid:durableId="859590465">
-    <w:abstractNumId w:val="46"/>
+    <w:abstractNumId w:val="47"/>
   </w:num>
   <w:num w:numId="47" w16cid:durableId="299727819">
-    <w:abstractNumId w:val="44"/>
+    <w:abstractNumId w:val="45"/>
   </w:num>
   <w:num w:numId="48" w16cid:durableId="429736714">
-    <w:abstractNumId w:val="83"/>
+    <w:abstractNumId w:val="86"/>
   </w:num>
   <w:num w:numId="49" w16cid:durableId="391805863">
     <w:abstractNumId w:val="20"/>
   </w:num>
   <w:num w:numId="50" w16cid:durableId="142503340">
-    <w:abstractNumId w:val="107"/>
+    <w:abstractNumId w:val="111"/>
   </w:num>
   <w:num w:numId="51" w16cid:durableId="680744125">
     <w:abstractNumId w:val="29"/>
   </w:num>
   <w:num w:numId="52" w16cid:durableId="576326888">
-    <w:abstractNumId w:val="54"/>
+    <w:abstractNumId w:val="55"/>
   </w:num>
   <w:num w:numId="53" w16cid:durableId="1332559070">
+    <w:abstractNumId w:val="38"/>
+  </w:num>
+  <w:num w:numId="54" w16cid:durableId="1790707194">
+    <w:abstractNumId w:val="83"/>
+  </w:num>
+  <w:num w:numId="55" w16cid:durableId="316611450">
     <w:abstractNumId w:val="37"/>
   </w:num>
-  <w:num w:numId="54" w16cid:durableId="1790707194">
+  <w:num w:numId="56" w16cid:durableId="976104137">
     <w:abstractNumId w:val="80"/>
   </w:num>
-  <w:num w:numId="55" w16cid:durableId="316611450">
-    <w:abstractNumId w:val="36"/>
-  </w:num>
-  <w:num w:numId="56" w16cid:durableId="976104137">
-    <w:abstractNumId w:val="77"/>
-  </w:num>
   <w:num w:numId="57" w16cid:durableId="1608267742">
-    <w:abstractNumId w:val="70"/>
+    <w:abstractNumId w:val="73"/>
   </w:num>
   <w:num w:numId="58" w16cid:durableId="1705472709">
-    <w:abstractNumId w:val="99"/>
+    <w:abstractNumId w:val="102"/>
   </w:num>
   <w:num w:numId="59" w16cid:durableId="283073990">
-    <w:abstractNumId w:val="51"/>
+    <w:abstractNumId w:val="52"/>
   </w:num>
   <w:num w:numId="60" w16cid:durableId="356004986">
-    <w:abstractNumId w:val="112"/>
+    <w:abstractNumId w:val="116"/>
   </w:num>
   <w:num w:numId="61" w16cid:durableId="923955694">
-    <w:abstractNumId w:val="86"/>
+    <w:abstractNumId w:val="89"/>
   </w:num>
   <w:num w:numId="62" w16cid:durableId="295647831">
     <w:abstractNumId w:val="6"/>
@@ -45779,64 +46337,64 @@
     <w:abstractNumId w:val="25"/>
   </w:num>
   <w:num w:numId="65" w16cid:durableId="484783190">
-    <w:abstractNumId w:val="79"/>
+    <w:abstractNumId w:val="82"/>
   </w:num>
   <w:num w:numId="66" w16cid:durableId="332805464">
-    <w:abstractNumId w:val="67"/>
+    <w:abstractNumId w:val="70"/>
   </w:num>
   <w:num w:numId="67" w16cid:durableId="471488774">
-    <w:abstractNumId w:val="38"/>
+    <w:abstractNumId w:val="39"/>
   </w:num>
   <w:num w:numId="68" w16cid:durableId="119082223">
-    <w:abstractNumId w:val="60"/>
+    <w:abstractNumId w:val="63"/>
   </w:num>
   <w:num w:numId="69" w16cid:durableId="1250192683">
-    <w:abstractNumId w:val="69"/>
+    <w:abstractNumId w:val="72"/>
     <w:lvlOverride w:ilvl="0">
       <w:startOverride w:val="1"/>
     </w:lvlOverride>
   </w:num>
   <w:num w:numId="70" w16cid:durableId="1118177699">
-    <w:abstractNumId w:val="69"/>
+    <w:abstractNumId w:val="72"/>
     <w:lvlOverride w:ilvl="0">
       <w:startOverride w:val="2"/>
     </w:lvlOverride>
   </w:num>
   <w:num w:numId="71" w16cid:durableId="374669725">
-    <w:abstractNumId w:val="69"/>
+    <w:abstractNumId w:val="72"/>
     <w:lvlOverride w:ilvl="0">
       <w:startOverride w:val="3"/>
     </w:lvlOverride>
   </w:num>
   <w:num w:numId="72" w16cid:durableId="1062212127">
-    <w:abstractNumId w:val="74"/>
+    <w:abstractNumId w:val="77"/>
   </w:num>
   <w:num w:numId="73" w16cid:durableId="779027923">
     <w:abstractNumId w:val="23"/>
   </w:num>
   <w:num w:numId="74" w16cid:durableId="903688044">
-    <w:abstractNumId w:val="87"/>
+    <w:abstractNumId w:val="90"/>
   </w:num>
   <w:num w:numId="75" w16cid:durableId="2069375900">
-    <w:abstractNumId w:val="96"/>
+    <w:abstractNumId w:val="99"/>
   </w:num>
   <w:num w:numId="76" w16cid:durableId="1584951436">
-    <w:abstractNumId w:val="53"/>
+    <w:abstractNumId w:val="54"/>
   </w:num>
   <w:num w:numId="77" w16cid:durableId="936642104">
-    <w:abstractNumId w:val="94"/>
+    <w:abstractNumId w:val="97"/>
   </w:num>
   <w:num w:numId="78" w16cid:durableId="1645963844">
-    <w:abstractNumId w:val="39"/>
+    <w:abstractNumId w:val="40"/>
   </w:num>
   <w:num w:numId="79" w16cid:durableId="10842852">
-    <w:abstractNumId w:val="75"/>
+    <w:abstractNumId w:val="78"/>
   </w:num>
   <w:num w:numId="80" w16cid:durableId="515313737">
-    <w:abstractNumId w:val="95"/>
+    <w:abstractNumId w:val="98"/>
   </w:num>
   <w:num w:numId="81" w16cid:durableId="1398280362">
-    <w:abstractNumId w:val="110"/>
+    <w:abstractNumId w:val="114"/>
   </w:num>
   <w:num w:numId="82" w16cid:durableId="503403779">
     <w:abstractNumId w:val="1"/>
@@ -45845,76 +46403,76 @@
     <w:abstractNumId w:val="24"/>
   </w:num>
   <w:num w:numId="84" w16cid:durableId="2122794002">
-    <w:abstractNumId w:val="58"/>
+    <w:abstractNumId w:val="61"/>
   </w:num>
   <w:num w:numId="85" w16cid:durableId="837883647">
-    <w:abstractNumId w:val="109"/>
+    <w:abstractNumId w:val="113"/>
   </w:num>
   <w:num w:numId="86" w16cid:durableId="100152689">
-    <w:abstractNumId w:val="100"/>
+    <w:abstractNumId w:val="103"/>
   </w:num>
   <w:num w:numId="87" w16cid:durableId="485171726">
-    <w:abstractNumId w:val="89"/>
+    <w:abstractNumId w:val="92"/>
   </w:num>
   <w:num w:numId="88" w16cid:durableId="1453747558">
     <w:abstractNumId w:val="30"/>
   </w:num>
   <w:num w:numId="89" w16cid:durableId="327877037">
-    <w:abstractNumId w:val="41"/>
+    <w:abstractNumId w:val="42"/>
   </w:num>
   <w:num w:numId="90" w16cid:durableId="2034644710">
-    <w:abstractNumId w:val="106"/>
+    <w:abstractNumId w:val="110"/>
   </w:num>
   <w:num w:numId="91" w16cid:durableId="1471705909">
-    <w:abstractNumId w:val="78"/>
+    <w:abstractNumId w:val="81"/>
   </w:num>
   <w:num w:numId="92" w16cid:durableId="2136561490">
-    <w:abstractNumId w:val="102"/>
+    <w:abstractNumId w:val="105"/>
   </w:num>
   <w:num w:numId="93" w16cid:durableId="537856356">
-    <w:abstractNumId w:val="42"/>
+    <w:abstractNumId w:val="43"/>
   </w:num>
   <w:num w:numId="94" w16cid:durableId="1444108238">
     <w:abstractNumId w:val="2"/>
   </w:num>
   <w:num w:numId="95" w16cid:durableId="921908716">
-    <w:abstractNumId w:val="56"/>
+    <w:abstractNumId w:val="57"/>
   </w:num>
   <w:num w:numId="96" w16cid:durableId="1814718228">
     <w:abstractNumId w:val="31"/>
   </w:num>
   <w:num w:numId="97" w16cid:durableId="689334461">
-    <w:abstractNumId w:val="40"/>
+    <w:abstractNumId w:val="41"/>
   </w:num>
   <w:num w:numId="98" w16cid:durableId="1790736915">
+    <w:abstractNumId w:val="79"/>
+  </w:num>
+  <w:num w:numId="99" w16cid:durableId="1259604523">
+    <w:abstractNumId w:val="107"/>
+  </w:num>
+  <w:num w:numId="100" w16cid:durableId="1469277099">
     <w:abstractNumId w:val="76"/>
   </w:num>
-  <w:num w:numId="99" w16cid:durableId="1259604523">
-    <w:abstractNumId w:val="104"/>
-  </w:num>
-  <w:num w:numId="100" w16cid:durableId="1469277099">
-    <w:abstractNumId w:val="73"/>
-  </w:num>
   <w:num w:numId="101" w16cid:durableId="2059624319">
-    <w:abstractNumId w:val="55"/>
+    <w:abstractNumId w:val="56"/>
   </w:num>
   <w:num w:numId="102" w16cid:durableId="1497189910">
-    <w:abstractNumId w:val="81"/>
+    <w:abstractNumId w:val="84"/>
   </w:num>
   <w:num w:numId="103" w16cid:durableId="1498643338">
-    <w:abstractNumId w:val="92"/>
+    <w:abstractNumId w:val="95"/>
   </w:num>
   <w:num w:numId="104" w16cid:durableId="1393700579">
-    <w:abstractNumId w:val="35"/>
+    <w:abstractNumId w:val="36"/>
   </w:num>
   <w:num w:numId="105" w16cid:durableId="1810589374">
     <w:abstractNumId w:val="5"/>
   </w:num>
   <w:num w:numId="106" w16cid:durableId="832913578">
-    <w:abstractNumId w:val="64"/>
+    <w:abstractNumId w:val="67"/>
   </w:num>
   <w:num w:numId="107" w16cid:durableId="1876694250">
-    <w:abstractNumId w:val="108"/>
+    <w:abstractNumId w:val="112"/>
   </w:num>
   <w:num w:numId="108" w16cid:durableId="1407536112">
     <w:abstractNumId w:val="0"/>
@@ -45923,25 +46481,37 @@
     <w:abstractNumId w:val="14"/>
   </w:num>
   <w:num w:numId="110" w16cid:durableId="1109929661">
-    <w:abstractNumId w:val="59"/>
+    <w:abstractNumId w:val="62"/>
   </w:num>
   <w:num w:numId="111" w16cid:durableId="1434283964">
-    <w:abstractNumId w:val="52"/>
+    <w:abstractNumId w:val="53"/>
   </w:num>
   <w:num w:numId="112" w16cid:durableId="1866408228">
-    <w:abstractNumId w:val="72"/>
+    <w:abstractNumId w:val="75"/>
   </w:num>
   <w:num w:numId="113" w16cid:durableId="1695300914">
     <w:abstractNumId w:val="12"/>
   </w:num>
   <w:num w:numId="114" w16cid:durableId="1935019136">
-    <w:abstractNumId w:val="103"/>
+    <w:abstractNumId w:val="106"/>
   </w:num>
   <w:num w:numId="115" w16cid:durableId="696346344">
     <w:abstractNumId w:val="16"/>
   </w:num>
   <w:num w:numId="116" w16cid:durableId="1075667216">
-    <w:abstractNumId w:val="90"/>
+    <w:abstractNumId w:val="93"/>
+  </w:num>
+  <w:num w:numId="117" w16cid:durableId="425031108">
+    <w:abstractNumId w:val="59"/>
+  </w:num>
+  <w:num w:numId="118" w16cid:durableId="1607074281">
+    <w:abstractNumId w:val="34"/>
+  </w:num>
+  <w:num w:numId="119" w16cid:durableId="1972517554">
+    <w:abstractNumId w:val="109"/>
+  </w:num>
+  <w:num w:numId="120" w16cid:durableId="1826969420">
+    <w:abstractNumId w:val="60"/>
   </w:num>
 </w:numbering>
 </file>

--- a/diploma/documents/ВКР/ВКР - Соломенников Николай.docx
+++ b/diploma/documents/ВКР/ВКР - Соломенников Николай.docx
@@ -520,7 +520,7 @@
           <w:kern w:val="0"/>
           <w:sz w:val="26"/>
           <w:szCs w:val="26"/>
-          <w:lang w:eastAsia="ru-RU"/>
+          <w:lang w:val="en-US" w:eastAsia="ru-RU"/>
           <w14:ligatures w14:val="none"/>
         </w:rPr>
       </w:pPr>
@@ -528,6 +528,7 @@
     <w:tbl>
       <w:tblPr>
         <w:tblW w:w="0" w:type="auto"/>
+        <w:tblInd w:w="108" w:type="dxa"/>
         <w:tblLook w:val="04A0" w:firstRow="1" w:lastRow="0" w:firstColumn="1" w:lastColumn="0" w:noHBand="0" w:noVBand="1"/>
       </w:tblPr>
       <w:tblGrid>
@@ -799,19 +800,7 @@
                 <w:lang w:eastAsia="ru-RU"/>
                 <w14:ligatures w14:val="none"/>
               </w:rPr>
-              <w:t xml:space="preserve">«…..» </w:t>
-            </w:r>
-            <w:r>
-              <w:rPr>
-                <w:rFonts w:eastAsia="Times New Roman" w:cs="Times New Roman"/>
-                <w:kern w:val="0"/>
-                <w:sz w:val="24"/>
-                <w:szCs w:val="24"/>
-                <w:highlight w:val="yellow"/>
-                <w:lang w:eastAsia="ru-RU"/>
-                <w14:ligatures w14:val="none"/>
-              </w:rPr>
-              <w:t>…</w:t>
+              <w:t>«…..» …</w:t>
             </w:r>
             <w:r>
               <w:rPr>
@@ -856,7 +845,7 @@
           <w:p>
             <w:pPr>
               <w:spacing w:after="0" w:line="240" w:lineRule="auto"/>
-              <w:ind w:left="567" w:right="567"/>
+              <w:ind w:left="567"/>
               <w:rPr>
                 <w:rFonts w:eastAsia="Times New Roman" w:cs="Times New Roman"/>
                 <w:kern w:val="0"/>
@@ -877,11 +866,7 @@
               </w:rPr>
               <w:t>д.ф.-м.н., доцент</w:t>
             </w:r>
-          </w:p>
-          <w:p>
-            <w:pPr>
-              <w:spacing w:after="0" w:line="240" w:lineRule="auto"/>
-              <w:ind w:left="567" w:right="567"/>
+            <w:r>
               <w:rPr>
                 <w:rFonts w:eastAsia="Times New Roman" w:cs="Times New Roman"/>
                 <w:kern w:val="0"/>
@@ -890,7 +875,8 @@
                 <w:lang w:eastAsia="ru-RU"/>
                 <w14:ligatures w14:val="none"/>
               </w:rPr>
-            </w:pPr>
+              <w:t>,</w:t>
+            </w:r>
             <w:r>
               <w:rPr>
                 <w:rFonts w:eastAsia="Times New Roman" w:cs="Times New Roman"/>
@@ -900,13 +886,9 @@
                 <w:lang w:eastAsia="ru-RU"/>
                 <w14:ligatures w14:val="none"/>
               </w:rPr>
-              <w:t xml:space="preserve">кафедры общей </w:t>
-            </w:r>
-          </w:p>
-          <w:p>
-            <w:pPr>
-              <w:spacing w:after="0" w:line="240" w:lineRule="auto"/>
-              <w:ind w:left="567" w:right="567"/>
+              <w:t xml:space="preserve"> </w:t>
+            </w:r>
+            <w:r>
               <w:rPr>
                 <w:rFonts w:eastAsia="Times New Roman" w:cs="Times New Roman"/>
                 <w:kern w:val="0"/>
@@ -915,8 +897,13 @@
                 <w:lang w:eastAsia="ru-RU"/>
                 <w14:ligatures w14:val="none"/>
               </w:rPr>
-            </w:pPr>
-            <w:r>
+              <w:t xml:space="preserve">зав. каф. </w:t>
+            </w:r>
+          </w:p>
+          <w:p>
+            <w:pPr>
+              <w:spacing w:after="0" w:line="240" w:lineRule="auto"/>
+              <w:ind w:left="567"/>
               <w:rPr>
                 <w:rFonts w:eastAsia="Times New Roman" w:cs="Times New Roman"/>
                 <w:kern w:val="0"/>
@@ -925,8 +912,7 @@
                 <w:lang w:eastAsia="ru-RU"/>
                 <w14:ligatures w14:val="none"/>
               </w:rPr>
-              <w:t>информатики</w:t>
-            </w:r>
+            </w:pPr>
             <w:r>
               <w:rPr>
                 <w:rFonts w:eastAsia="Times New Roman" w:cs="Times New Roman"/>
@@ -936,7 +922,7 @@
                 <w:lang w:eastAsia="ru-RU"/>
                 <w14:ligatures w14:val="none"/>
               </w:rPr>
-              <w:t xml:space="preserve"> ФИТ</w:t>
+              <w:t>общей информатики ФИТ</w:t>
             </w:r>
           </w:p>
           <w:p>
@@ -961,7 +947,19 @@
                 <w:lang w:eastAsia="ru-RU"/>
                 <w14:ligatures w14:val="none"/>
               </w:rPr>
-              <w:t>Пальчунов Д.Е.</w:t>
+              <w:t>Пальчунов Д.Е</w:t>
+            </w:r>
+            <w:r>
+              <w:rPr>
+                <w:rFonts w:eastAsia="Times New Roman" w:cs="Times New Roman"/>
+                <w:kern w:val="0"/>
+                <w:sz w:val="24"/>
+                <w:szCs w:val="24"/>
+                <w:u w:val="single"/>
+                <w:lang w:eastAsia="ru-RU"/>
+                <w14:ligatures w14:val="none"/>
+              </w:rPr>
+              <w:t>.</w:t>
             </w:r>
             <w:r>
               <w:rPr>
@@ -1024,19 +1022,7 @@
                 <w:lang w:eastAsia="ru-RU"/>
                 <w14:ligatures w14:val="none"/>
               </w:rPr>
-              <w:t xml:space="preserve">«…..» </w:t>
-            </w:r>
-            <w:r>
-              <w:rPr>
-                <w:rFonts w:eastAsia="Times New Roman" w:cs="Times New Roman"/>
-                <w:kern w:val="0"/>
-                <w:sz w:val="24"/>
-                <w:szCs w:val="24"/>
-                <w:highlight w:val="yellow"/>
-                <w:lang w:eastAsia="ru-RU"/>
-                <w14:ligatures w14:val="none"/>
-              </w:rPr>
-              <w:t>…</w:t>
+              <w:t>«…..» …</w:t>
             </w:r>
             <w:r>
               <w:rPr>
@@ -1119,10 +1105,6 @@
         </w:tc>
       </w:tr>
       <w:tr>
-        <w:trPr>
-          <w:gridAfter w:val="1"/>
-          <w:wAfter w:w="4786" w:type="dxa"/>
-        </w:trPr>
         <w:tc>
           <w:tcPr>
             <w:tcW w:w="4559" w:type="dxa"/>
@@ -1144,12 +1126,44 @@
             </w:pPr>
           </w:p>
         </w:tc>
+        <w:tc>
+          <w:tcPr>
+            <w:tcW w:w="4786" w:type="dxa"/>
+            <w:shd w:val="clear" w:color="auto" w:fill="auto"/>
+          </w:tcPr>
+          <w:p>
+            <w:pPr>
+              <w:spacing w:after="0" w:line="240" w:lineRule="auto"/>
+              <w:ind w:firstLine="567"/>
+              <w:jc w:val="both"/>
+              <w:rPr>
+                <w:rFonts w:eastAsia="Times New Roman" w:cs="Times New Roman"/>
+                <w:b/>
+                <w:bCs/>
+                <w:kern w:val="0"/>
+                <w:sz w:val="24"/>
+                <w:szCs w:val="24"/>
+                <w:lang w:eastAsia="ru-RU"/>
+                <w14:ligatures w14:val="none"/>
+              </w:rPr>
+            </w:pPr>
+            <w:r>
+              <w:rPr>
+                <w:rFonts w:eastAsia="Times New Roman" w:cs="Times New Roman"/>
+                <w:b/>
+                <w:bCs/>
+                <w:kern w:val="0"/>
+                <w:sz w:val="24"/>
+                <w:szCs w:val="24"/>
+                <w:lang w:eastAsia="ru-RU"/>
+                <w14:ligatures w14:val="none"/>
+              </w:rPr>
+              <w:t xml:space="preserve">Соруководитель ВКР                                                                              </w:t>
+            </w:r>
+          </w:p>
+        </w:tc>
       </w:tr>
       <w:tr>
-        <w:trPr>
-          <w:gridAfter w:val="1"/>
-          <w:wAfter w:w="4786" w:type="dxa"/>
-        </w:trPr>
         <w:tc>
           <w:tcPr>
             <w:tcW w:w="4559" w:type="dxa"/>
@@ -1171,12 +1185,261 @@
             </w:pPr>
           </w:p>
         </w:tc>
+        <w:tc>
+          <w:tcPr>
+            <w:tcW w:w="4786" w:type="dxa"/>
+            <w:vMerge w:val="restart"/>
+            <w:shd w:val="clear" w:color="auto" w:fill="auto"/>
+          </w:tcPr>
+          <w:p>
+            <w:pPr>
+              <w:spacing w:after="0" w:line="240" w:lineRule="auto"/>
+              <w:ind w:left="567"/>
+              <w:rPr>
+                <w:rFonts w:eastAsia="Times New Roman" w:cs="Times New Roman"/>
+                <w:kern w:val="0"/>
+                <w:sz w:val="24"/>
+                <w:szCs w:val="24"/>
+                <w:lang w:eastAsia="ru-RU"/>
+                <w14:ligatures w14:val="none"/>
+              </w:rPr>
+            </w:pPr>
+            <w:r>
+              <w:rPr>
+                <w:rFonts w:eastAsia="Times New Roman" w:cs="Times New Roman"/>
+                <w:kern w:val="0"/>
+                <w:sz w:val="24"/>
+                <w:szCs w:val="24"/>
+                <w:lang w:eastAsia="ru-RU"/>
+                <w14:ligatures w14:val="none"/>
+              </w:rPr>
+              <w:t xml:space="preserve">ст. преп. кафедры общей </w:t>
+            </w:r>
+          </w:p>
+          <w:p>
+            <w:pPr>
+              <w:spacing w:after="0" w:line="240" w:lineRule="auto"/>
+              <w:ind w:left="567"/>
+              <w:rPr>
+                <w:rFonts w:eastAsia="Times New Roman" w:cs="Times New Roman"/>
+                <w:kern w:val="0"/>
+                <w:sz w:val="24"/>
+                <w:szCs w:val="24"/>
+                <w:u w:val="single"/>
+                <w:lang w:eastAsia="ru-RU"/>
+                <w14:ligatures w14:val="none"/>
+              </w:rPr>
+            </w:pPr>
+            <w:r>
+              <w:rPr>
+                <w:rFonts w:eastAsia="Times New Roman" w:cs="Times New Roman"/>
+                <w:kern w:val="0"/>
+                <w:sz w:val="24"/>
+                <w:szCs w:val="24"/>
+                <w:lang w:eastAsia="ru-RU"/>
+                <w14:ligatures w14:val="none"/>
+              </w:rPr>
+              <w:t>информатики ФИТ</w:t>
+            </w:r>
+            <w:r>
+              <w:rPr>
+                <w:rFonts w:eastAsia="Times New Roman" w:cs="Times New Roman"/>
+                <w:kern w:val="0"/>
+                <w:sz w:val="24"/>
+                <w:szCs w:val="24"/>
+                <w:u w:val="single"/>
+                <w:lang w:eastAsia="ru-RU"/>
+                <w14:ligatures w14:val="none"/>
+              </w:rPr>
+              <w:t xml:space="preserve"> </w:t>
+            </w:r>
+          </w:p>
+          <w:p>
+            <w:pPr>
+              <w:spacing w:after="0" w:line="240" w:lineRule="auto"/>
+              <w:ind w:left="567"/>
+              <w:rPr>
+                <w:rFonts w:eastAsia="Times New Roman" w:cs="Times New Roman"/>
+                <w:kern w:val="0"/>
+                <w:sz w:val="24"/>
+                <w:szCs w:val="24"/>
+                <w:lang w:eastAsia="ru-RU"/>
+                <w14:ligatures w14:val="none"/>
+              </w:rPr>
+            </w:pPr>
+            <w:proofErr w:type="spellStart"/>
+            <w:r>
+              <w:rPr>
+                <w:rFonts w:eastAsia="Times New Roman" w:cs="Times New Roman"/>
+                <w:kern w:val="0"/>
+                <w:sz w:val="24"/>
+                <w:szCs w:val="24"/>
+                <w:u w:val="single"/>
+                <w:lang w:eastAsia="ru-RU"/>
+                <w14:ligatures w14:val="none"/>
+              </w:rPr>
+              <w:t>Найданов</w:t>
+            </w:r>
+            <w:proofErr w:type="spellEnd"/>
+            <w:r>
+              <w:rPr>
+                <w:rFonts w:eastAsia="Times New Roman" w:cs="Times New Roman"/>
+                <w:kern w:val="0"/>
+                <w:sz w:val="24"/>
+                <w:szCs w:val="24"/>
+                <w:u w:val="single"/>
+                <w:lang w:eastAsia="ru-RU"/>
+                <w14:ligatures w14:val="none"/>
+              </w:rPr>
+              <w:t xml:space="preserve"> Ч</w:t>
+            </w:r>
+            <w:r>
+              <w:rPr>
+                <w:rFonts w:eastAsia="Times New Roman" w:cs="Times New Roman"/>
+                <w:kern w:val="0"/>
+                <w:sz w:val="24"/>
+                <w:szCs w:val="24"/>
+                <w:u w:val="single"/>
+                <w:lang w:eastAsia="ru-RU"/>
+                <w14:ligatures w14:val="none"/>
+              </w:rPr>
+              <w:t>.</w:t>
+            </w:r>
+            <w:r>
+              <w:rPr>
+                <w:rFonts w:eastAsia="Times New Roman" w:cs="Times New Roman"/>
+                <w:kern w:val="0"/>
+                <w:sz w:val="24"/>
+                <w:szCs w:val="24"/>
+                <w:u w:val="single"/>
+                <w:lang w:eastAsia="ru-RU"/>
+                <w14:ligatures w14:val="none"/>
+              </w:rPr>
+              <w:t>А</w:t>
+            </w:r>
+            <w:r>
+              <w:rPr>
+                <w:rFonts w:eastAsia="Times New Roman" w:cs="Times New Roman"/>
+                <w:kern w:val="0"/>
+                <w:sz w:val="24"/>
+                <w:szCs w:val="24"/>
+                <w:u w:val="single"/>
+                <w:lang w:eastAsia="ru-RU"/>
+                <w14:ligatures w14:val="none"/>
+              </w:rPr>
+              <w:t>.</w:t>
+            </w:r>
+            <w:r>
+              <w:rPr>
+                <w:rFonts w:eastAsia="Times New Roman" w:cs="Times New Roman"/>
+                <w:kern w:val="0"/>
+                <w:sz w:val="24"/>
+                <w:szCs w:val="24"/>
+                <w:lang w:eastAsia="ru-RU"/>
+                <w14:ligatures w14:val="none"/>
+              </w:rPr>
+              <w:t xml:space="preserve"> /………...</w:t>
+            </w:r>
+          </w:p>
+          <w:p>
+            <w:pPr>
+              <w:spacing w:after="0" w:line="240" w:lineRule="auto"/>
+              <w:ind w:firstLine="567"/>
+              <w:rPr>
+                <w:rFonts w:eastAsia="Times New Roman" w:cs="Times New Roman"/>
+                <w:kern w:val="0"/>
+                <w:sz w:val="24"/>
+                <w:szCs w:val="24"/>
+                <w:lang w:eastAsia="ru-RU"/>
+                <w14:ligatures w14:val="none"/>
+              </w:rPr>
+            </w:pPr>
+            <w:r>
+              <w:rPr>
+                <w:rFonts w:eastAsia="Times New Roman" w:cs="Times New Roman"/>
+                <w:kern w:val="0"/>
+                <w:sz w:val="16"/>
+                <w:szCs w:val="16"/>
+                <w:lang w:eastAsia="ru-RU"/>
+                <w14:ligatures w14:val="none"/>
+              </w:rPr>
+              <w:t xml:space="preserve">         (ФИО) / (подпись)</w:t>
+            </w:r>
+          </w:p>
+          <w:p>
+            <w:pPr>
+              <w:spacing w:after="0" w:line="240" w:lineRule="auto"/>
+              <w:ind w:firstLine="567"/>
+              <w:rPr>
+                <w:rFonts w:eastAsia="Times New Roman" w:cs="Times New Roman"/>
+                <w:kern w:val="0"/>
+                <w:sz w:val="24"/>
+                <w:szCs w:val="24"/>
+                <w:lang w:eastAsia="ru-RU"/>
+                <w14:ligatures w14:val="none"/>
+              </w:rPr>
+            </w:pPr>
+            <w:r>
+              <w:rPr>
+                <w:rFonts w:eastAsia="Times New Roman" w:cs="Times New Roman"/>
+                <w:kern w:val="0"/>
+                <w:sz w:val="24"/>
+                <w:szCs w:val="24"/>
+                <w:highlight w:val="yellow"/>
+                <w:lang w:eastAsia="ru-RU"/>
+                <w14:ligatures w14:val="none"/>
+              </w:rPr>
+              <w:t xml:space="preserve">«…..» </w:t>
+            </w:r>
+            <w:r>
+              <w:rPr>
+                <w:rFonts w:eastAsia="Times New Roman" w:cs="Times New Roman"/>
+                <w:kern w:val="0"/>
+                <w:sz w:val="24"/>
+                <w:szCs w:val="24"/>
+                <w:highlight w:val="yellow"/>
+                <w:lang w:eastAsia="ru-RU"/>
+                <w14:ligatures w14:val="none"/>
+              </w:rPr>
+              <w:t>…</w:t>
+            </w:r>
+            <w:r>
+              <w:rPr>
+                <w:rFonts w:eastAsia="Times New Roman" w:cs="Times New Roman"/>
+                <w:kern w:val="0"/>
+                <w:sz w:val="24"/>
+                <w:szCs w:val="24"/>
+                <w:lang w:eastAsia="ru-RU"/>
+                <w14:ligatures w14:val="none"/>
+              </w:rPr>
+              <w:t xml:space="preserve"> 202</w:t>
+            </w:r>
+            <w:r>
+              <w:rPr>
+                <w:rFonts w:eastAsia="Times New Roman" w:cs="Times New Roman"/>
+                <w:kern w:val="0"/>
+                <w:sz w:val="24"/>
+                <w:szCs w:val="24"/>
+                <w:lang w:eastAsia="ru-RU"/>
+                <w14:ligatures w14:val="none"/>
+              </w:rPr>
+              <w:t>6</w:t>
+            </w:r>
+            <w:r>
+              <w:rPr>
+                <w:rFonts w:eastAsia="Times New Roman" w:cs="Times New Roman"/>
+                <w:kern w:val="0"/>
+                <w:sz w:val="24"/>
+                <w:szCs w:val="24"/>
+                <w:lang w:eastAsia="ru-RU"/>
+                <w14:ligatures w14:val="none"/>
+              </w:rPr>
+              <w:t xml:space="preserve"> г. </w:t>
+            </w:r>
+          </w:p>
+        </w:tc>
       </w:tr>
       <w:tr>
-        <w:trPr>
-          <w:gridAfter w:val="1"/>
-          <w:wAfter w:w="4786" w:type="dxa"/>
-        </w:trPr>
         <w:tc>
           <w:tcPr>
             <w:tcW w:w="4559" w:type="dxa"/>
@@ -1198,12 +1461,31 @@
             </w:pPr>
           </w:p>
         </w:tc>
+        <w:tc>
+          <w:tcPr>
+            <w:tcW w:w="4786" w:type="dxa"/>
+            <w:vMerge/>
+            <w:shd w:val="clear" w:color="auto" w:fill="auto"/>
+          </w:tcPr>
+          <w:p>
+            <w:pPr>
+              <w:spacing w:after="0" w:line="240" w:lineRule="auto"/>
+              <w:ind w:firstLine="567"/>
+              <w:jc w:val="both"/>
+              <w:rPr>
+                <w:rFonts w:eastAsia="Times New Roman" w:cs="Times New Roman"/>
+                <w:color w:val="FF0000"/>
+                <w:kern w:val="0"/>
+                <w:sz w:val="24"/>
+                <w:szCs w:val="24"/>
+                <w:lang w:eastAsia="ru-RU"/>
+                <w14:ligatures w14:val="none"/>
+              </w:rPr>
+            </w:pPr>
+          </w:p>
+        </w:tc>
       </w:tr>
       <w:tr>
-        <w:trPr>
-          <w:gridAfter w:val="1"/>
-          <w:wAfter w:w="4786" w:type="dxa"/>
-        </w:trPr>
         <w:tc>
           <w:tcPr>
             <w:tcW w:w="4559" w:type="dxa"/>
@@ -1225,12 +1507,30 @@
             </w:pPr>
           </w:p>
         </w:tc>
+        <w:tc>
+          <w:tcPr>
+            <w:tcW w:w="4786" w:type="dxa"/>
+            <w:vMerge/>
+            <w:shd w:val="clear" w:color="auto" w:fill="auto"/>
+          </w:tcPr>
+          <w:p>
+            <w:pPr>
+              <w:spacing w:after="0" w:line="240" w:lineRule="auto"/>
+              <w:ind w:firstLine="567"/>
+              <w:jc w:val="both"/>
+              <w:rPr>
+                <w:rFonts w:eastAsia="Times New Roman" w:cs="Times New Roman"/>
+                <w:kern w:val="0"/>
+                <w:sz w:val="24"/>
+                <w:szCs w:val="24"/>
+                <w:lang w:eastAsia="ru-RU"/>
+                <w14:ligatures w14:val="none"/>
+              </w:rPr>
+            </w:pPr>
+          </w:p>
+        </w:tc>
       </w:tr>
       <w:tr>
-        <w:trPr>
-          <w:gridAfter w:val="1"/>
-          <w:wAfter w:w="4786" w:type="dxa"/>
-        </w:trPr>
         <w:tc>
           <w:tcPr>
             <w:tcW w:w="4559" w:type="dxa"/>
@@ -1252,12 +1552,30 @@
             </w:pPr>
           </w:p>
         </w:tc>
+        <w:tc>
+          <w:tcPr>
+            <w:tcW w:w="4786" w:type="dxa"/>
+            <w:vMerge/>
+            <w:shd w:val="clear" w:color="auto" w:fill="auto"/>
+          </w:tcPr>
+          <w:p>
+            <w:pPr>
+              <w:spacing w:after="0" w:line="240" w:lineRule="auto"/>
+              <w:ind w:firstLine="567"/>
+              <w:jc w:val="both"/>
+              <w:rPr>
+                <w:rFonts w:eastAsia="Times New Roman" w:cs="Times New Roman"/>
+                <w:kern w:val="0"/>
+                <w:sz w:val="24"/>
+                <w:szCs w:val="24"/>
+                <w:lang w:eastAsia="ru-RU"/>
+                <w14:ligatures w14:val="none"/>
+              </w:rPr>
+            </w:pPr>
+          </w:p>
+        </w:tc>
       </w:tr>
       <w:tr>
-        <w:trPr>
-          <w:gridAfter w:val="1"/>
-          <w:wAfter w:w="4786" w:type="dxa"/>
-        </w:trPr>
         <w:tc>
           <w:tcPr>
             <w:tcW w:w="4559" w:type="dxa"/>
@@ -1279,34 +1597,30 @@
             </w:pPr>
           </w:p>
         </w:tc>
+        <w:tc>
+          <w:tcPr>
+            <w:tcW w:w="4786" w:type="dxa"/>
+            <w:vMerge/>
+            <w:shd w:val="clear" w:color="auto" w:fill="auto"/>
+          </w:tcPr>
+          <w:p>
+            <w:pPr>
+              <w:spacing w:after="0" w:line="240" w:lineRule="auto"/>
+              <w:ind w:firstLine="567"/>
+              <w:jc w:val="both"/>
+              <w:rPr>
+                <w:rFonts w:eastAsia="Times New Roman" w:cs="Times New Roman"/>
+                <w:kern w:val="0"/>
+                <w:sz w:val="24"/>
+                <w:szCs w:val="24"/>
+                <w:lang w:eastAsia="ru-RU"/>
+                <w14:ligatures w14:val="none"/>
+              </w:rPr>
+            </w:pPr>
+          </w:p>
+        </w:tc>
       </w:tr>
     </w:tbl>
-    <w:p>
-      <w:pPr>
-        <w:spacing w:after="0" w:line="240" w:lineRule="auto"/>
-        <w:ind w:firstLine="567"/>
-        <w:jc w:val="both"/>
-        <w:rPr>
-          <w:rFonts w:eastAsia="Times New Roman" w:cs="Times New Roman"/>
-          <w:kern w:val="0"/>
-          <w:sz w:val="26"/>
-          <w:szCs w:val="26"/>
-          <w:lang w:eastAsia="ru-RU"/>
-          <w14:ligatures w14:val="none"/>
-        </w:rPr>
-      </w:pPr>
-      <w:r>
-        <w:rPr>
-          <w:rFonts w:eastAsia="Times New Roman" w:cs="Times New Roman"/>
-          <w:kern w:val="0"/>
-          <w:sz w:val="26"/>
-          <w:szCs w:val="26"/>
-          <w:lang w:eastAsia="ru-RU"/>
-          <w14:ligatures w14:val="none"/>
-        </w:rPr>
-        <w:tab/>
-      </w:r>
-    </w:p>
     <w:p>
       <w:pPr>
         <w:spacing w:after="0" w:line="240" w:lineRule="auto"/>
@@ -2239,15 +2553,14 @@
         <w:tblLook w:val="04A0" w:firstRow="1" w:lastRow="0" w:firstColumn="1" w:lastColumn="0" w:noHBand="0" w:noVBand="1"/>
       </w:tblPr>
       <w:tblGrid>
-        <w:gridCol w:w="3721"/>
-        <w:gridCol w:w="1913"/>
+        <w:gridCol w:w="5634"/>
         <w:gridCol w:w="3721"/>
       </w:tblGrid>
       <w:tr>
         <w:tc>
           <w:tcPr>
             <w:tcW w:w="9355" w:type="dxa"/>
-            <w:gridSpan w:val="3"/>
+            <w:gridSpan w:val="2"/>
             <w:shd w:val="clear" w:color="auto" w:fill="auto"/>
           </w:tcPr>
           <w:p>
@@ -2400,7 +2713,7 @@
         <w:tc>
           <w:tcPr>
             <w:tcW w:w="9355" w:type="dxa"/>
-            <w:gridSpan w:val="3"/>
+            <w:gridSpan w:val="2"/>
             <w:shd w:val="clear" w:color="auto" w:fill="auto"/>
           </w:tcPr>
           <w:p>
@@ -2491,7 +2804,7 @@
         <w:tc>
           <w:tcPr>
             <w:tcW w:w="9355" w:type="dxa"/>
-            <w:gridSpan w:val="3"/>
+            <w:gridSpan w:val="2"/>
             <w:shd w:val="clear" w:color="auto" w:fill="auto"/>
           </w:tcPr>
           <w:p>
@@ -2561,7 +2874,7 @@
         <w:tc>
           <w:tcPr>
             <w:tcW w:w="9355" w:type="dxa"/>
-            <w:gridSpan w:val="3"/>
+            <w:gridSpan w:val="2"/>
             <w:shd w:val="clear" w:color="auto" w:fill="auto"/>
           </w:tcPr>
           <w:p>
@@ -2634,7 +2947,7 @@
         <w:tc>
           <w:tcPr>
             <w:tcW w:w="9355" w:type="dxa"/>
-            <w:gridSpan w:val="3"/>
+            <w:gridSpan w:val="2"/>
             <w:shd w:val="clear" w:color="auto" w:fill="auto"/>
           </w:tcPr>
           <w:p>
@@ -2721,7 +3034,6 @@
         <w:tc>
           <w:tcPr>
             <w:tcW w:w="5634" w:type="dxa"/>
-            <w:gridSpan w:val="2"/>
             <w:shd w:val="clear" w:color="auto" w:fill="auto"/>
           </w:tcPr>
           <w:p>
@@ -2793,7 +3105,6 @@
         <w:tc>
           <w:tcPr>
             <w:tcW w:w="5634" w:type="dxa"/>
-            <w:gridSpan w:val="2"/>
             <w:shd w:val="clear" w:color="auto" w:fill="auto"/>
           </w:tcPr>
           <w:p>
@@ -2987,6 +3298,7 @@
               <w:ind w:left="567" w:right="2268"/>
               <w:rPr>
                 <w:rFonts w:eastAsia="Times New Roman" w:cs="Times New Roman"/>
+                <w:bCs/>
                 <w:kern w:val="0"/>
                 <w:sz w:val="24"/>
                 <w:szCs w:val="24"/>
@@ -3018,6 +3330,311 @@
                 <w14:ligatures w14:val="none"/>
               </w:rPr>
               <w:t xml:space="preserve"> 202</w:t>
+            </w:r>
+            <w:r>
+              <w:rPr>
+                <w:rFonts w:eastAsia="Times New Roman" w:cs="Times New Roman"/>
+                <w:bCs/>
+                <w:kern w:val="0"/>
+                <w:sz w:val="24"/>
+                <w:szCs w:val="24"/>
+                <w:lang w:eastAsia="ru-RU"/>
+                <w14:ligatures w14:val="none"/>
+              </w:rPr>
+              <w:t>6</w:t>
+            </w:r>
+            <w:r>
+              <w:rPr>
+                <w:rFonts w:eastAsia="Times New Roman" w:cs="Times New Roman"/>
+                <w:bCs/>
+                <w:kern w:val="0"/>
+                <w:sz w:val="24"/>
+                <w:szCs w:val="24"/>
+                <w:lang w:eastAsia="ru-RU"/>
+                <w14:ligatures w14:val="none"/>
+              </w:rPr>
+              <w:t xml:space="preserve"> г.</w:t>
+            </w:r>
+          </w:p>
+          <w:p>
+            <w:pPr>
+              <w:spacing w:after="0" w:line="240" w:lineRule="auto"/>
+              <w:ind w:left="567" w:right="2268"/>
+              <w:rPr>
+                <w:rFonts w:eastAsia="Times New Roman" w:cs="Times New Roman"/>
+                <w:bCs/>
+                <w:kern w:val="0"/>
+                <w:sz w:val="24"/>
+                <w:szCs w:val="24"/>
+                <w:lang w:eastAsia="ru-RU"/>
+                <w14:ligatures w14:val="none"/>
+              </w:rPr>
+            </w:pPr>
+          </w:p>
+          <w:p>
+            <w:pPr>
+              <w:spacing w:after="0" w:line="240" w:lineRule="auto"/>
+              <w:ind w:left="567" w:right="2268"/>
+              <w:rPr>
+                <w:rFonts w:eastAsia="Times New Roman" w:cs="Times New Roman"/>
+                <w:b/>
+                <w:kern w:val="0"/>
+                <w:sz w:val="24"/>
+                <w:szCs w:val="24"/>
+                <w:lang w:eastAsia="ru-RU"/>
+                <w14:ligatures w14:val="none"/>
+              </w:rPr>
+            </w:pPr>
+            <w:r>
+              <w:rPr>
+                <w:rFonts w:eastAsia="Times New Roman" w:cs="Times New Roman"/>
+                <w:b/>
+                <w:kern w:val="0"/>
+                <w:sz w:val="24"/>
+                <w:szCs w:val="24"/>
+                <w:lang w:eastAsia="ru-RU"/>
+                <w14:ligatures w14:val="none"/>
+              </w:rPr>
+              <w:t xml:space="preserve">Соруководитель ВКР                                                                                                           </w:t>
+            </w:r>
+          </w:p>
+          <w:p>
+            <w:pPr>
+              <w:spacing w:after="0" w:line="240" w:lineRule="auto"/>
+              <w:ind w:left="567"/>
+              <w:rPr>
+                <w:rFonts w:eastAsia="Times New Roman" w:cs="Times New Roman"/>
+                <w:kern w:val="0"/>
+                <w:sz w:val="24"/>
+                <w:szCs w:val="24"/>
+                <w:lang w:eastAsia="ru-RU"/>
+                <w14:ligatures w14:val="none"/>
+              </w:rPr>
+            </w:pPr>
+            <w:r>
+              <w:rPr>
+                <w:rFonts w:eastAsia="Times New Roman" w:cs="Times New Roman"/>
+                <w:kern w:val="0"/>
+                <w:sz w:val="24"/>
+                <w:szCs w:val="24"/>
+                <w:lang w:eastAsia="ru-RU"/>
+                <w14:ligatures w14:val="none"/>
+              </w:rPr>
+              <w:t xml:space="preserve">ст. преп. кафедры общей </w:t>
+            </w:r>
+          </w:p>
+          <w:p>
+            <w:pPr>
+              <w:spacing w:after="0" w:line="240" w:lineRule="auto"/>
+              <w:ind w:left="567"/>
+              <w:rPr>
+                <w:rFonts w:eastAsia="Times New Roman" w:cs="Times New Roman"/>
+                <w:kern w:val="0"/>
+                <w:sz w:val="24"/>
+                <w:szCs w:val="24"/>
+                <w:lang w:eastAsia="ru-RU"/>
+                <w14:ligatures w14:val="none"/>
+              </w:rPr>
+            </w:pPr>
+            <w:r>
+              <w:rPr>
+                <w:rFonts w:eastAsia="Times New Roman" w:cs="Times New Roman"/>
+                <w:kern w:val="0"/>
+                <w:sz w:val="24"/>
+                <w:szCs w:val="24"/>
+                <w:lang w:eastAsia="ru-RU"/>
+                <w14:ligatures w14:val="none"/>
+              </w:rPr>
+              <w:t>информатики ФИТ</w:t>
+            </w:r>
+          </w:p>
+          <w:p>
+            <w:pPr>
+              <w:spacing w:after="0" w:line="240" w:lineRule="auto"/>
+              <w:ind w:left="567"/>
+              <w:rPr>
+                <w:rFonts w:eastAsia="Times New Roman" w:cs="Times New Roman"/>
+                <w:kern w:val="0"/>
+                <w:sz w:val="24"/>
+                <w:szCs w:val="24"/>
+                <w:lang w:eastAsia="ru-RU"/>
+                <w14:ligatures w14:val="none"/>
+              </w:rPr>
+            </w:pPr>
+            <w:proofErr w:type="spellStart"/>
+            <w:r>
+              <w:rPr>
+                <w:rFonts w:eastAsia="Times New Roman" w:cs="Times New Roman"/>
+                <w:kern w:val="0"/>
+                <w:sz w:val="24"/>
+                <w:szCs w:val="24"/>
+                <w:u w:val="single"/>
+                <w:lang w:eastAsia="ru-RU"/>
+                <w14:ligatures w14:val="none"/>
+              </w:rPr>
+              <w:t>Найданов</w:t>
+            </w:r>
+            <w:proofErr w:type="spellEnd"/>
+            <w:r>
+              <w:rPr>
+                <w:rFonts w:eastAsia="Times New Roman" w:cs="Times New Roman"/>
+                <w:kern w:val="0"/>
+                <w:sz w:val="24"/>
+                <w:szCs w:val="24"/>
+                <w:u w:val="single"/>
+                <w:lang w:eastAsia="ru-RU"/>
+                <w14:ligatures w14:val="none"/>
+              </w:rPr>
+              <w:t xml:space="preserve"> Ч</w:t>
+            </w:r>
+            <w:r>
+              <w:rPr>
+                <w:rFonts w:eastAsia="Times New Roman" w:cs="Times New Roman"/>
+                <w:kern w:val="0"/>
+                <w:sz w:val="24"/>
+                <w:szCs w:val="24"/>
+                <w:u w:val="single"/>
+                <w:lang w:eastAsia="ru-RU"/>
+                <w14:ligatures w14:val="none"/>
+              </w:rPr>
+              <w:t>.</w:t>
+            </w:r>
+            <w:r>
+              <w:rPr>
+                <w:rFonts w:eastAsia="Times New Roman" w:cs="Times New Roman"/>
+                <w:kern w:val="0"/>
+                <w:sz w:val="24"/>
+                <w:szCs w:val="24"/>
+                <w:u w:val="single"/>
+                <w:lang w:eastAsia="ru-RU"/>
+                <w14:ligatures w14:val="none"/>
+              </w:rPr>
+              <w:t>А</w:t>
+            </w:r>
+            <w:r>
+              <w:rPr>
+                <w:rFonts w:eastAsia="Times New Roman" w:cs="Times New Roman"/>
+                <w:kern w:val="0"/>
+                <w:sz w:val="24"/>
+                <w:szCs w:val="24"/>
+                <w:u w:val="single"/>
+                <w:lang w:eastAsia="ru-RU"/>
+                <w14:ligatures w14:val="none"/>
+              </w:rPr>
+              <w:t>.</w:t>
+            </w:r>
+            <w:r>
+              <w:rPr>
+                <w:rFonts w:eastAsia="Times New Roman" w:cs="Times New Roman"/>
+                <w:kern w:val="0"/>
+                <w:sz w:val="24"/>
+                <w:szCs w:val="24"/>
+                <w:lang w:eastAsia="ru-RU"/>
+                <w14:ligatures w14:val="none"/>
+              </w:rPr>
+              <w:t xml:space="preserve"> /………...</w:t>
+            </w:r>
+          </w:p>
+          <w:p>
+            <w:pPr>
+              <w:spacing w:after="0" w:line="240" w:lineRule="auto"/>
+              <w:ind w:right="2268" w:firstLine="567"/>
+              <w:rPr>
+                <w:rFonts w:eastAsia="Times New Roman" w:cs="Times New Roman"/>
+                <w:kern w:val="0"/>
+                <w:sz w:val="24"/>
+                <w:szCs w:val="24"/>
+                <w:lang w:eastAsia="ru-RU"/>
+                <w14:ligatures w14:val="none"/>
+              </w:rPr>
+            </w:pPr>
+            <w:r>
+              <w:rPr>
+                <w:rFonts w:eastAsia="Times New Roman" w:cs="Times New Roman"/>
+                <w:kern w:val="0"/>
+                <w:sz w:val="16"/>
+                <w:szCs w:val="16"/>
+                <w:lang w:eastAsia="ru-RU"/>
+                <w14:ligatures w14:val="none"/>
+              </w:rPr>
+              <w:t xml:space="preserve">        (ФИО) / (подпись)</w:t>
+            </w:r>
+          </w:p>
+          <w:p>
+            <w:pPr>
+              <w:spacing w:after="0" w:line="240" w:lineRule="auto"/>
+              <w:ind w:left="567" w:right="2268"/>
+              <w:rPr>
+                <w:rFonts w:eastAsia="Times New Roman" w:cs="Times New Roman"/>
+                <w:kern w:val="0"/>
+                <w:sz w:val="24"/>
+                <w:szCs w:val="24"/>
+                <w:lang w:eastAsia="ru-RU"/>
+                <w14:ligatures w14:val="none"/>
+              </w:rPr>
+            </w:pPr>
+            <w:r>
+              <w:rPr>
+                <w:rFonts w:eastAsia="Times New Roman" w:cs="Times New Roman"/>
+                <w:bCs/>
+                <w:kern w:val="0"/>
+                <w:sz w:val="24"/>
+                <w:szCs w:val="24"/>
+                <w:highlight w:val="yellow"/>
+                <w:lang w:eastAsia="ru-RU"/>
+                <w14:ligatures w14:val="none"/>
+              </w:rPr>
+              <w:t>…</w:t>
+            </w:r>
+            <w:r>
+              <w:rPr>
+                <w:rFonts w:eastAsia="Times New Roman" w:cs="Times New Roman"/>
+                <w:bCs/>
+                <w:kern w:val="0"/>
+                <w:sz w:val="24"/>
+                <w:szCs w:val="24"/>
+                <w:highlight w:val="yellow"/>
+                <w:lang w:eastAsia="ru-RU"/>
+                <w14:ligatures w14:val="none"/>
+              </w:rPr>
+              <w:t xml:space="preserve"> </w:t>
+            </w:r>
+            <w:r>
+              <w:rPr>
+                <w:rFonts w:eastAsia="Times New Roman" w:cs="Times New Roman"/>
+                <w:bCs/>
+                <w:kern w:val="0"/>
+                <w:sz w:val="24"/>
+                <w:szCs w:val="24"/>
+                <w:highlight w:val="yellow"/>
+                <w:lang w:eastAsia="ru-RU"/>
+                <w14:ligatures w14:val="none"/>
+              </w:rPr>
+              <w:t>…</w:t>
+            </w:r>
+            <w:r>
+              <w:rPr>
+                <w:rFonts w:eastAsia="Times New Roman" w:cs="Times New Roman"/>
+                <w:bCs/>
+                <w:kern w:val="0"/>
+                <w:sz w:val="24"/>
+                <w:szCs w:val="24"/>
+                <w:lang w:eastAsia="ru-RU"/>
+                <w14:ligatures w14:val="none"/>
+              </w:rPr>
+              <w:t xml:space="preserve"> </w:t>
+            </w:r>
+            <w:r>
+              <w:rPr>
+                <w:rFonts w:eastAsia="Times New Roman" w:cs="Times New Roman"/>
+                <w:bCs/>
+                <w:kern w:val="0"/>
+                <w:sz w:val="24"/>
+                <w:szCs w:val="24"/>
+                <w:lang w:eastAsia="ru-RU"/>
+                <w14:ligatures w14:val="none"/>
+              </w:rPr>
+              <w:t>202</w:t>
             </w:r>
             <w:r>
               <w:rPr>
@@ -3217,69 +3834,8 @@
           </w:p>
         </w:tc>
       </w:tr>
-      <w:tr>
-        <w:trPr>
-          <w:gridAfter w:val="2"/>
-          <w:wAfter w:w="5634" w:type="dxa"/>
-        </w:trPr>
-        <w:tc>
-          <w:tcPr>
-            <w:tcW w:w="3721" w:type="dxa"/>
-            <w:shd w:val="clear" w:color="auto" w:fill="auto"/>
-          </w:tcPr>
-          <w:p>
-            <w:pPr>
-              <w:spacing w:after="0" w:line="240" w:lineRule="auto"/>
-              <w:rPr>
-                <w:rFonts w:eastAsia="Times New Roman" w:cs="Times New Roman"/>
-                <w:kern w:val="0"/>
-                <w:sz w:val="24"/>
-                <w:szCs w:val="24"/>
-                <w:highlight w:val="green"/>
-                <w:lang w:eastAsia="ru-RU"/>
-                <w14:ligatures w14:val="none"/>
-              </w:rPr>
-            </w:pPr>
-          </w:p>
-        </w:tc>
-      </w:tr>
-      <w:tr>
-        <w:trPr>
-          <w:gridAfter w:val="2"/>
-          <w:wAfter w:w="5634" w:type="dxa"/>
-          <w:trHeight w:val="80"/>
-        </w:trPr>
-        <w:tc>
-          <w:tcPr>
-            <w:tcW w:w="3721" w:type="dxa"/>
-            <w:shd w:val="clear" w:color="auto" w:fill="auto"/>
-          </w:tcPr>
-          <w:p>
-            <w:pPr>
-              <w:spacing w:after="0" w:line="240" w:lineRule="auto"/>
-              <w:rPr>
-                <w:rFonts w:eastAsia="Times New Roman" w:cs="Times New Roman"/>
-                <w:kern w:val="0"/>
-                <w:sz w:val="24"/>
-                <w:szCs w:val="24"/>
-                <w:highlight w:val="green"/>
-                <w:lang w:eastAsia="ru-RU"/>
-                <w14:ligatures w14:val="none"/>
-              </w:rPr>
-            </w:pPr>
-          </w:p>
-        </w:tc>
-      </w:tr>
       <w:bookmarkEnd w:id="1"/>
     </w:tbl>
-    <w:p>
-      <w:pPr>
-        <w:spacing w:line="360" w:lineRule="auto"/>
-        <w:ind w:firstLine="709"/>
-        <w:contextualSpacing/>
-        <w:jc w:val="both"/>
-      </w:pPr>
-    </w:p>
     <w:p>
       <w:r>
         <w:br w:type="page"/>
@@ -9364,7 +9920,6 @@
         <w:rPr>
           <w:rFonts w:cs="Times New Roman"/>
           <w:szCs w:val="28"/>
-          <w:lang w:val="en-US"/>
         </w:rPr>
       </w:pPr>
       <w:r>
@@ -9384,7 +9939,6 @@
         <w:rPr>
           <w:rFonts w:cs="Times New Roman"/>
           <w:szCs w:val="28"/>
-          <w:lang w:val="en-US"/>
         </w:rPr>
       </w:pPr>
       <w:r>
@@ -9412,7 +9966,6 @@
         <w:rPr>
           <w:rFonts w:cs="Times New Roman"/>
           <w:szCs w:val="28"/>
-          <w:lang w:val="en-US"/>
         </w:rPr>
       </w:pPr>
       <w:r>
@@ -9432,7 +9985,6 @@
         <w:rPr>
           <w:rFonts w:cs="Times New Roman"/>
           <w:szCs w:val="28"/>
-          <w:lang w:val="en-US"/>
         </w:rPr>
       </w:pPr>
       <w:r>
@@ -9666,7 +10218,6 @@
         <w:rPr>
           <w:rFonts w:cs="Times New Roman"/>
           <w:szCs w:val="28"/>
-          <w:lang w:val="en-US"/>
         </w:rPr>
       </w:pPr>
       <w:r>
@@ -9695,7 +10246,6 @@
         <w:rPr>
           <w:rFonts w:cs="Times New Roman"/>
           <w:szCs w:val="28"/>
-          <w:lang w:val="en-US"/>
         </w:rPr>
       </w:pPr>
       <w:r>
@@ -9832,7 +10382,6 @@
         <w:rPr>
           <w:rFonts w:cs="Times New Roman"/>
           <w:szCs w:val="28"/>
-          <w:lang w:val="en-US"/>
         </w:rPr>
       </w:pPr>
       <w:r>
@@ -9861,7 +10410,6 @@
         <w:rPr>
           <w:rFonts w:cs="Times New Roman"/>
           <w:szCs w:val="28"/>
-          <w:lang w:val="en-US"/>
         </w:rPr>
       </w:pPr>
       <w:r>
@@ -9890,7 +10438,6 @@
         <w:rPr>
           <w:rFonts w:cs="Times New Roman"/>
           <w:szCs w:val="28"/>
-          <w:lang w:val="en-US"/>
         </w:rPr>
       </w:pPr>
       <w:r>
@@ -10011,7 +10558,6 @@
         <w:rPr>
           <w:rFonts w:cs="Times New Roman"/>
           <w:szCs w:val="28"/>
-          <w:lang w:val="en-US"/>
         </w:rPr>
       </w:pPr>
       <w:r>
@@ -46916,7 +47462,7 @@
   <w:style w:type="paragraph" w:default="1" w:styleId="a">
     <w:name w:val="Normal"/>
     <w:qFormat/>
-    <w:rsid w:val="003A170D"/>
+    <w:rsid w:val="00732FBC"/>
     <w:rPr>
       <w:rFonts w:ascii="Times New Roman" w:hAnsi="Times New Roman"/>
       <w:sz w:val="28"/>
